--- a/docs/Canvas-Resumen-Uber-Truck.docx
+++ b/docs/Canvas-Resumen-Uber-Truck.docx
@@ -614,26 +614,26 @@
             </w:pPr>
             <w:r>
               <w:rPr/>
-              <w:t xml:space="preserve">M2 20 emparejamientos concierge</w:t>
-            </w:r>
-          </w:p>
-        </w:tc>
-        <w:tc>
-          <w:tcPr>
-            <w:tcBorders>
-              <w:top w:val="single" w:sz="1" w:space="0" w:color="000000"/>
-              <w:bottom w:val="single" w:sz="1" w:space="0" w:color="000000"/>
-              <w:left w:val="single" w:sz="1" w:space="0" w:color="000000"/>
-              <w:right w:val="single" w:sz="1" w:space="0" w:color="000000"/>
-            </w:tcBorders>
-          </w:tcPr>
-          <w:p>
-            <w:pPr>
-              <w:spacing w:lineRule="auto"/>
-            </w:pPr>
-            <w:r>
-              <w:rPr/>
-              <w:t xml:space="preserve">09-ago-2026</w:t>
+              <w:t xml:space="preserve">M2 20 viajes en la app</w:t>
+            </w:r>
+          </w:p>
+        </w:tc>
+        <w:tc>
+          <w:tcPr>
+            <w:tcBorders>
+              <w:top w:val="single" w:sz="1" w:space="0" w:color="000000"/>
+              <w:bottom w:val="single" w:sz="1" w:space="0" w:color="000000"/>
+              <w:left w:val="single" w:sz="1" w:space="0" w:color="000000"/>
+              <w:right w:val="single" w:sz="1" w:space="0" w:color="000000"/>
+            </w:tcBorders>
+          </w:tcPr>
+          <w:p>
+            <w:pPr>
+              <w:spacing w:lineRule="auto"/>
+            </w:pPr>
+            <w:r>
+              <w:rPr/>
+              <w:t xml:space="preserve">31-ago-2026</w:t>
             </w:r>
           </w:p>
         </w:tc>
@@ -799,20 +799,16 @@
       </w:pPr>
       <w:r>
         <w:rPr/>
-        <w:t xml:space="preserve">Detalle técnico: </w:t>
-      </w:r>
-      <w:r>
-        <w:rPr/>
-        <w:t xml:space="preserve">docs/Memoria-tecnica-Uber-Truck.html</w:t>
-      </w:r>
-      <w:r>
-        <w:rPr/>
-        <w:t xml:space="preserve"> · Bitácora: </w:t>
-      </w:r>
-      <w:r>
-        <w:rPr/>
-        <w:t xml:space="preserve">docs/HITO-DIGITAL-MVP.md</w:t>
-      </w:r>
+        <w:t xml:space="preserve">Detalle completo: </w:t>
+      </w:r>
+      <w:hyperlink r:id="rId6">
+        <w:r>
+          <w:rPr>
+            <w:rStyle w:val="Hyperlink"/>
+          </w:rPr>
+          <w:t xml:space="preserve">Memoria-tecnica-Uber-Truck.html</w:t>
+        </w:r>
+      </w:hyperlink>
     </w:p>
   </w:body>
 </w:document>

--- a/docs/Canvas-Resumen-Uber-Truck.docx
+++ b/docs/Canvas-Resumen-Uber-Truck.docx
@@ -19,19 +19,82 @@
       <w:pPr>
         <w:spacing w:lineRule="auto"/>
       </w:pPr>
+      <w:hyperlink r:id="rId6">
+        <w:r>
+          <w:rPr>
+            <w:rStyle w:val="Hyperlink"/>
+          </w:rPr>
+          <w:t xml:space="preserve">← Documentación</w:t>
+        </w:r>
+      </w:hyperlink>
+      <w:r>
+        <w:rPr/>
+        <w:t xml:space="preserve"> · </w:t>
+      </w:r>
+      <w:hyperlink r:id="rId7">
+        <w:r>
+          <w:rPr>
+            <w:rStyle w:val="Hyperlink"/>
+          </w:rPr>
+          <w:t xml:space="preserve">Inicio app</w:t>
+        </w:r>
+      </w:hyperlink>
+    </w:p>
+    <w:p>
+      <w:pPr>
+        <w:spacing w:lineRule="auto"/>
+      </w:pPr>
       <w:r>
         <w:rPr>
           <w:b/>
         </w:rPr>
-        <w:t xml:space="preserve">Versión:</w:t>
-      </w:r>
-      <w:r>
-        <w:rPr/>
-        <w:t xml:space="preserve"> 1.0 · mayo 2026 · Canvas: </w:t>
+        <w:t xml:space="preserve">Versión doc:</w:t>
+      </w:r>
+      <w:r>
+        <w:rPr/>
+        <w:t xml:space="preserve"> 1.4 · </w:t>
+      </w:r>
+      <w:r>
+        <w:rPr>
+          <w:b/>
+        </w:rPr>
+        <w:t xml:space="preserve">25 may 2026</w:t>
+      </w:r>
+      <w:r>
+        <w:rPr/>
+        <w:t xml:space="preserve"> · Software </w:t>
+      </w:r>
+      <w:r>
+        <w:rPr>
+          <w:b/>
+        </w:rPr>
+        <w:t xml:space="preserve">0.0.105</w:t>
+      </w:r>
+      <w:r>
+        <w:rPr/>
+        <w:t xml:space="preserve"> · Memoria </w:t>
+      </w:r>
+      <w:r>
+        <w:rPr>
+          <w:b/>
+        </w:rPr>
+        <w:t xml:space="preserve">v4.1</w:t>
+      </w:r>
+      <w:r>
+        <w:rPr/>
+        <w:t xml:space="preserve"> · Canvas: </w:t>
       </w:r>
       <w:r>
         <w:rPr/>
         <w:t xml:space="preserve">canvases/estado-avance.canvas.tsx</w:t>
+      </w:r>
+      <w:r>
+        <w:rPr/>
+        <w:t xml:space="preserve">, </w:t>
+      </w:r>
+      <w:r>
+        <w:rPr/>
+        <w:t xml:space="preserve">canvases/comparacion-costos-transporte.canvas.tsx</w:t>
       </w:r>
     </w:p>
     <w:p>
@@ -41,7 +104,7 @@
       </w:pPr>
       <w:r>
         <w:rPr/>
-        <w:t xml:space="preserve">Resumen Canvas — Uber Truck</w:t>
+        <w:t xml:space="preserve">Resumen Canvas — Cubik</w:t>
       </w:r>
     </w:p>
     <w:p>
@@ -50,7 +113,7 @@
       </w:pPr>
       <w:r>
         <w:rPr/>
-        <w:t xml:space="preserve">Documento para Word (</w:t>
+        <w:t xml:space="preserve">Equivalente al canvas de estado de avance en Cursor y a la memoria técnica v4.0. Export Word: </w:t>
       </w:r>
       <w:r>
         <w:rPr/>
@@ -58,17 +121,48 @@
       </w:r>
       <w:r>
         <w:rPr/>
-        <w:t xml:space="preserve">). Equivalente al canvas de estado de avance en Cursor.</w:t>
+        <w:t xml:space="preserve">.</w:t>
       </w:r>
     </w:p>
     <w:p>
       <w:pPr>
+        <w:spacing w:lineRule="auto"/>
+      </w:pPr>
+      <w:r>
+        <w:rPr>
+          <w:b/>
+        </w:rPr>
+        <w:t xml:space="preserve">Producción:</w:t>
+      </w:r>
+      <w:hyperlink r:id="rId8">
+        <w:r>
+          <w:rPr>
+            <w:rStyle w:val="Hyperlink"/>
+          </w:rPr>
+          <w:t xml:space="preserve">uber-truck-production.up.railway.app</w:t>
+        </w:r>
+      </w:hyperlink>
+      <w:r>
+        <w:rPr/>
+        <w:t xml:space="preserve"> · </w:t>
+      </w:r>
+      <w:hyperlink r:id="rId9">
+        <w:r>
+          <w:rPr>
+            <w:rStyle w:val="Hyperlink"/>
+          </w:rPr>
+          <w:t xml:space="preserve">/probar</w:t>
+        </w:r>
+      </w:hyperlink>
+    </w:p>
+    <w:p>
+      <w:pPr>
         <w:pStyle w:val="Heading2"/>
         <w:spacing w:lineRule="auto"/>
       </w:pPr>
       <w:r>
         <w:rPr/>
-        <w:t xml:space="preserve">1. Avance global (mayo 2026)</w:t>
+        <w:t xml:space="preserve">1. Avance global (jun 2026)</w:t>
       </w:r>
     </w:p>
     <w:tbl>
@@ -189,26 +283,26 @@
             </w:pPr>
             <w:r>
               <w:rPr/>
-              <w:t xml:space="preserve">~75%</w:t>
-            </w:r>
-          </w:p>
-        </w:tc>
-        <w:tc>
-          <w:tcPr>
-            <w:tcBorders>
-              <w:top w:val="single" w:sz="1" w:space="0" w:color="000000"/>
-              <w:bottom w:val="single" w:sz="1" w:space="0" w:color="000000"/>
-              <w:left w:val="single" w:sz="1" w:space="0" w:color="000000"/>
-              <w:right w:val="single" w:sz="1" w:space="0" w:color="000000"/>
-            </w:tcBorders>
-          </w:tcPr>
-          <w:p>
-            <w:pPr>
-              <w:spacing w:lineRule="auto"/>
-            </w:pPr>
-            <w:r>
-              <w:rPr/>
-              <w:t xml:space="preserve">Adelantado vs Gantt oct 2026</w:t>
+              <w:t xml:space="preserve">~94%</w:t>
+            </w:r>
+          </w:p>
+        </w:tc>
+        <w:tc>
+          <w:tcPr>
+            <w:tcBorders>
+              <w:top w:val="single" w:sz="1" w:space="0" w:color="000000"/>
+              <w:bottom w:val="single" w:sz="1" w:space="0" w:color="000000"/>
+              <w:left w:val="single" w:sz="1" w:space="0" w:color="000000"/>
+              <w:right w:val="single" w:sz="1" w:space="0" w:color="000000"/>
+            </w:tcBorders>
+          </w:tcPr>
+          <w:p>
+            <w:pPr>
+              <w:spacing w:lineRule="auto"/>
+            </w:pPr>
+            <w:r>
+              <w:rPr/>
+              <w:t xml:space="preserve">Paridad Uber: viajes, chat, incidentes, GPS, billetera, app Cubik</w:t>
             </w:r>
           </w:p>
         </w:tc>
@@ -249,26 +343,26 @@
             </w:pPr>
             <w:r>
               <w:rPr/>
-              <w:t xml:space="preserve">~25%</w:t>
-            </w:r>
-          </w:p>
-        </w:tc>
-        <w:tc>
-          <w:tcPr>
-            <w:tcBorders>
-              <w:top w:val="single" w:sz="1" w:space="0" w:color="000000"/>
-              <w:bottom w:val="single" w:sz="1" w:space="0" w:color="000000"/>
-              <w:left w:val="single" w:sz="1" w:space="0" w:color="000000"/>
-              <w:right w:val="single" w:sz="1" w:space="0" w:color="000000"/>
-            </w:tcBorders>
-          </w:tcPr>
-          <w:p>
-            <w:pPr>
-              <w:spacing w:lineRule="auto"/>
-            </w:pPr>
-            <w:r>
-              <w:rPr/>
-              <w:t xml:space="preserve">UI + API; sin pasarela</w:t>
+              <w:t xml:space="preserve">~40%</w:t>
+            </w:r>
+          </w:p>
+        </w:tc>
+        <w:tc>
+          <w:tcPr>
+            <w:tcBorders>
+              <w:top w:val="single" w:sz="1" w:space="0" w:color="000000"/>
+              <w:bottom w:val="single" w:sz="1" w:space="0" w:color="000000"/>
+              <w:left w:val="single" w:sz="1" w:space="0" w:color="000000"/>
+              <w:right w:val="single" w:sz="1" w:space="0" w:color="000000"/>
+            </w:tcBorders>
+          </w:tcPr>
+          <w:p>
+            <w:pPr>
+              <w:spacing w:lineRule="auto"/>
+            </w:pPr>
+            <w:r>
+              <w:rPr/>
+              <w:t xml:space="preserve">Billetera multi-cuenta; multas legacy; wallet prod pendiente</w:t>
             </w:r>
           </w:p>
         </w:tc>
@@ -290,6 +384,186 @@
             </w:pPr>
             <w:r>
               <w:rPr/>
+              <w:t xml:space="preserve">Cubik Saldo piloto 10/5 (2.11)</w:t>
+            </w:r>
+          </w:p>
+        </w:tc>
+        <w:tc>
+          <w:tcPr>
+            <w:tcBorders>
+              <w:top w:val="single" w:sz="1" w:space="0" w:color="000000"/>
+              <w:bottom w:val="single" w:sz="1" w:space="0" w:color="000000"/>
+              <w:left w:val="single" w:sz="1" w:space="0" w:color="000000"/>
+              <w:right w:val="single" w:sz="1" w:space="0" w:color="000000"/>
+            </w:tcBorders>
+          </w:tcPr>
+          <w:p>
+            <w:pPr>
+              <w:spacing w:lineRule="auto"/>
+            </w:pPr>
+            <w:r>
+              <w:rPr/>
+              <w:t xml:space="preserve">~78%</w:t>
+            </w:r>
+          </w:p>
+        </w:tc>
+        <w:tc>
+          <w:tcPr>
+            <w:tcBorders>
+              <w:top w:val="single" w:sz="1" w:space="0" w:color="000000"/>
+              <w:bottom w:val="single" w:sz="1" w:space="0" w:color="000000"/>
+              <w:left w:val="single" w:sz="1" w:space="0" w:color="000000"/>
+              <w:right w:val="single" w:sz="1" w:space="0" w:color="000000"/>
+            </w:tcBorders>
+          </w:tcPr>
+          <w:p>
+            <w:pPr>
+              <w:spacing w:lineRule="auto"/>
+            </w:pPr>
+            <w:r>
+              <w:rPr/>
+              <w:t xml:space="preserve">Pagar simulado, badges, notificación transportista, Cuenta piloto</w:t>
+            </w:r>
+          </w:p>
+        </w:tc>
+      </w:tr>
+      <w:tr>
+        <w:trPr/>
+        <w:tc>
+          <w:tcPr>
+            <w:tcBorders>
+              <w:top w:val="single" w:sz="1" w:space="0" w:color="000000"/>
+              <w:bottom w:val="single" w:sz="1" w:space="0" w:color="000000"/>
+              <w:left w:val="single" w:sz="1" w:space="0" w:color="000000"/>
+              <w:right w:val="single" w:sz="1" w:space="0" w:color="000000"/>
+            </w:tcBorders>
+          </w:tcPr>
+          <w:p>
+            <w:pPr>
+              <w:spacing w:lineRule="auto"/>
+            </w:pPr>
+            <w:r>
+              <w:rPr/>
+              <w:t xml:space="preserve">Cubik Saldo prod (wallet + escrow)</w:t>
+            </w:r>
+          </w:p>
+        </w:tc>
+        <w:tc>
+          <w:tcPr>
+            <w:tcBorders>
+              <w:top w:val="single" w:sz="1" w:space="0" w:color="000000"/>
+              <w:bottom w:val="single" w:sz="1" w:space="0" w:color="000000"/>
+              <w:left w:val="single" w:sz="1" w:space="0" w:color="000000"/>
+              <w:right w:val="single" w:sz="1" w:space="0" w:color="000000"/>
+            </w:tcBorders>
+          </w:tcPr>
+          <w:p>
+            <w:pPr>
+              <w:spacing w:lineRule="auto"/>
+            </w:pPr>
+            <w:r>
+              <w:rPr/>
+              <w:t xml:space="preserve">~8%</w:t>
+            </w:r>
+          </w:p>
+        </w:tc>
+        <w:tc>
+          <w:tcPr>
+            <w:tcBorders>
+              <w:top w:val="single" w:sz="1" w:space="0" w:color="000000"/>
+              <w:bottom w:val="single" w:sz="1" w:space="0" w:color="000000"/>
+              <w:left w:val="single" w:sz="1" w:space="0" w:color="000000"/>
+              <w:right w:val="single" w:sz="1" w:space="0" w:color="000000"/>
+            </w:tcBorders>
+          </w:tcPr>
+          <w:p>
+            <w:pPr>
+              <w:spacing w:lineRule="auto"/>
+            </w:pPr>
+            <w:r>
+              <w:rPr/>
+              <w:t xml:space="preserve">Retención al En ruta, ledger, recarga pasarela — siguiente</w:t>
+            </w:r>
+          </w:p>
+        </w:tc>
+      </w:tr>
+      <w:tr>
+        <w:trPr/>
+        <w:tc>
+          <w:tcPr>
+            <w:tcBorders>
+              <w:top w:val="single" w:sz="1" w:space="0" w:color="000000"/>
+              <w:bottom w:val="single" w:sz="1" w:space="0" w:color="000000"/>
+              <w:left w:val="single" w:sz="1" w:space="0" w:color="000000"/>
+              <w:right w:val="single" w:sz="1" w:space="0" w:color="000000"/>
+            </w:tcBorders>
+          </w:tcPr>
+          <w:p>
+            <w:pPr>
+              <w:spacing w:lineRule="auto"/>
+            </w:pPr>
+            <w:r>
+              <w:rPr/>
+              <w:t xml:space="preserve">Push móvil (FCM)</w:t>
+            </w:r>
+          </w:p>
+        </w:tc>
+        <w:tc>
+          <w:tcPr>
+            <w:tcBorders>
+              <w:top w:val="single" w:sz="1" w:space="0" w:color="000000"/>
+              <w:bottom w:val="single" w:sz="1" w:space="0" w:color="000000"/>
+              <w:left w:val="single" w:sz="1" w:space="0" w:color="000000"/>
+              <w:right w:val="single" w:sz="1" w:space="0" w:color="000000"/>
+            </w:tcBorders>
+          </w:tcPr>
+          <w:p>
+            <w:pPr>
+              <w:spacing w:lineRule="auto"/>
+            </w:pPr>
+            <w:r>
+              <w:rPr/>
+              <w:t xml:space="preserve">~70%</w:t>
+            </w:r>
+          </w:p>
+        </w:tc>
+        <w:tc>
+          <w:tcPr>
+            <w:tcBorders>
+              <w:top w:val="single" w:sz="1" w:space="0" w:color="000000"/>
+              <w:bottom w:val="single" w:sz="1" w:space="0" w:color="000000"/>
+              <w:left w:val="single" w:sz="1" w:space="0" w:color="000000"/>
+              <w:right w:val="single" w:sz="1" w:space="0" w:color="000000"/>
+            </w:tcBorders>
+          </w:tcPr>
+          <w:p>
+            <w:pPr>
+              <w:spacing w:lineRule="auto"/>
+            </w:pPr>
+            <w:r>
+              <w:rPr/>
+              <w:t xml:space="preserve">Backend OK; validación push-test en teléfono pendiente</w:t>
+            </w:r>
+          </w:p>
+        </w:tc>
+      </w:tr>
+      <w:tr>
+        <w:trPr/>
+        <w:tc>
+          <w:tcPr>
+            <w:tcBorders>
+              <w:top w:val="single" w:sz="1" w:space="0" w:color="000000"/>
+              <w:bottom w:val="single" w:sz="1" w:space="0" w:color="000000"/>
+              <w:left w:val="single" w:sz="1" w:space="0" w:color="000000"/>
+              <w:right w:val="single" w:sz="1" w:space="0" w:color="000000"/>
+            </w:tcBorders>
+          </w:tcPr>
+          <w:p>
+            <w:pPr>
+              <w:spacing w:lineRule="auto"/>
+            </w:pPr>
+            <w:r>
+              <w:rPr/>
               <w:t xml:space="preserve">Proyecto hasta M5</w:t>
             </w:r>
           </w:p>
@@ -309,26 +583,26 @@
             </w:pPr>
             <w:r>
               <w:rPr/>
-              <w:t xml:space="preserve">~35%</w:t>
-            </w:r>
-          </w:p>
-        </w:tc>
-        <w:tc>
-          <w:tcPr>
-            <w:tcBorders>
-              <w:top w:val="single" w:sz="1" w:space="0" w:color="000000"/>
-              <w:bottom w:val="single" w:sz="1" w:space="0" w:color="000000"/>
-              <w:left w:val="single" w:sz="1" w:space="0" w:color="000000"/>
-              <w:right w:val="single" w:sz="1" w:space="0" w:color="000000"/>
-            </w:tcBorders>
-          </w:tcPr>
-          <w:p>
-            <w:pPr>
-              <w:spacing w:lineRule="auto"/>
-            </w:pPr>
-            <w:r>
-              <w:rPr/>
-              <w:t xml:space="preserve">Concierge y piloto 100 viajes pendientes</w:t>
+              <w:t xml:space="preserve">~48%</w:t>
+            </w:r>
+          </w:p>
+        </w:tc>
+        <w:tc>
+          <w:tcPr>
+            <w:tcBorders>
+              <w:top w:val="single" w:sz="1" w:space="0" w:color="000000"/>
+              <w:bottom w:val="single" w:sz="1" w:space="0" w:color="000000"/>
+              <w:left w:val="single" w:sz="1" w:space="0" w:color="000000"/>
+              <w:right w:val="single" w:sz="1" w:space="0" w:color="000000"/>
+            </w:tcBorders>
+          </w:tcPr>
+          <w:p>
+            <w:pPr>
+              <w:spacing w:lineRule="auto"/>
+            </w:pPr>
+            <w:r>
+              <w:rPr/>
+              <w:t xml:space="preserve">Piloto M2 (20 viajes) siguiente foco operativo</w:t>
             </w:r>
           </w:p>
         </w:tc>
@@ -349,108 +623,7 @@
       </w:pPr>
       <w:r>
         <w:rPr/>
-        <w:t xml:space="preserve">2. Flujo producto (MVP digital)</w:t>
-      </w:r>
-    </w:p>
-    <w:p>
-      <w:pPr>
-        <w:numPr>
-          <w:ilvl w:val="0"/>
-          <w:numId w:val="1"/>
-        </w:numPr>
-        <w:spacing w:lineRule="auto"/>
-      </w:pPr>
-      <w:r>
-        <w:rPr/>
-        <w:t xml:space="preserve">Registro / login (JWT)</w:t>
-      </w:r>
-    </w:p>
-    <w:p>
-      <w:pPr>
-        <w:numPr>
-          <w:ilvl w:val="0"/>
-          <w:numId w:val="1"/>
-        </w:numPr>
-        <w:spacing w:lineRule="auto"/>
-      </w:pPr>
-      <w:r>
-        <w:rPr/>
-        <w:t xml:space="preserve">Transportista publica capacidad · Embarcador publica carga</w:t>
-      </w:r>
-    </w:p>
-    <w:p>
-      <w:pPr>
-        <w:numPr>
-          <w:ilvl w:val="0"/>
-          <w:numId w:val="1"/>
-        </w:numPr>
-        <w:spacing w:lineRule="auto"/>
-      </w:pPr>
-      <w:r>
-        <w:rPr/>
-        <w:t xml:space="preserve">Sugerencias de match + aceptación</w:t>
-      </w:r>
-    </w:p>
-    <w:p>
-      <w:pPr>
-        <w:numPr>
-          <w:ilvl w:val="0"/>
-          <w:numId w:val="1"/>
-        </w:numPr>
-        <w:spacing w:lineRule="auto"/>
-      </w:pPr>
-      <w:r>
-        <w:rPr/>
-        <w:t xml:space="preserve">Estados de viaje + chat in-app</w:t>
-      </w:r>
-    </w:p>
-    <w:p>
-      <w:pPr>
-        <w:numPr>
-          <w:ilvl w:val="0"/>
-          <w:numId w:val="1"/>
-        </w:numPr>
-        <w:spacing w:lineRule="auto"/>
-      </w:pPr>
-      <w:r>
-        <w:rPr/>
-        <w:t xml:space="preserve">Cancelación: acuerdo mutuo o motivo con multa (ledger)</w:t>
-      </w:r>
-    </w:p>
-    <w:p>
-      <w:pPr>
-        <w:numPr>
-          <w:ilvl w:val="0"/>
-          <w:numId w:val="1"/>
-        </w:numPr>
-        <w:spacing w:lineRule="auto"/>
-      </w:pPr>
-      <w:r>
-        <w:rPr/>
-        <w:t xml:space="preserve">Notificaciones → emparejamientos activos</w:t>
-      </w:r>
-    </w:p>
-    <w:p>
-      <w:pPr>
-        <w:numPr>
-          <w:ilvl w:val="0"/>
-          <w:numId w:val="1"/>
-        </w:numPr>
-        <w:spacing w:lineRule="auto"/>
-      </w:pPr>
-      <w:r>
-        <w:rPr/>
-        <w:t xml:space="preserve">Cuenta: multas pendientes + datos bancarios (cobro futuro)</w:t>
-      </w:r>
-    </w:p>
-    <w:p>
-      <w:pPr>
-        <w:pStyle w:val="Heading2"/>
-        <w:spacing w:lineRule="auto"/>
-      </w:pPr>
-      <w:r>
-        <w:rPr/>
-        <w:t xml:space="preserve">3. Hitos vs plan</w:t>
+        <w:t xml:space="preserve">2. Releases recientes (v0.0.100–0.0.105)</w:t>
       </w:r>
     </w:p>
     <w:tbl>
@@ -492,45 +665,45 @@
             </w:pPr>
             <w:r>
               <w:rPr/>
-              <w:t xml:space="preserve">Hito</w:t>
-            </w:r>
-          </w:p>
-        </w:tc>
-        <w:tc>
-          <w:tcPr>
-            <w:tcBorders>
-              <w:top w:val="single" w:sz="1" w:space="0" w:color="000000"/>
-              <w:bottom w:val="single" w:sz="1" w:space="0" w:color="000000"/>
-              <w:left w:val="single" w:sz="1" w:space="0" w:color="000000"/>
-              <w:right w:val="single" w:sz="1" w:space="0" w:color="000000"/>
-            </w:tcBorders>
-          </w:tcPr>
-          <w:p>
-            <w:pPr>
-              <w:spacing w:lineRule="auto"/>
-            </w:pPr>
-            <w:r>
-              <w:rPr/>
-              <w:t xml:space="preserve">Plan</w:t>
-            </w:r>
-          </w:p>
-        </w:tc>
-        <w:tc>
-          <w:tcPr>
-            <w:tcBorders>
-              <w:top w:val="single" w:sz="1" w:space="0" w:color="000000"/>
-              <w:bottom w:val="single" w:sz="1" w:space="0" w:color="000000"/>
-              <w:left w:val="single" w:sz="1" w:space="0" w:color="000000"/>
-              <w:right w:val="single" w:sz="1" w:space="0" w:color="000000"/>
-            </w:tcBorders>
-          </w:tcPr>
-          <w:p>
-            <w:pPr>
-              <w:spacing w:lineRule="auto"/>
-            </w:pPr>
-            <w:r>
-              <w:rPr/>
-              <w:t xml:space="preserve">Real</w:t>
+              <w:t xml:space="preserve">Versión</w:t>
+            </w:r>
+          </w:p>
+        </w:tc>
+        <w:tc>
+          <w:tcPr>
+            <w:tcBorders>
+              <w:top w:val="single" w:sz="1" w:space="0" w:color="000000"/>
+              <w:bottom w:val="single" w:sz="1" w:space="0" w:color="000000"/>
+              <w:left w:val="single" w:sz="1" w:space="0" w:color="000000"/>
+              <w:right w:val="single" w:sz="1" w:space="0" w:color="000000"/>
+            </w:tcBorders>
+          </w:tcPr>
+          <w:p>
+            <w:pPr>
+              <w:spacing w:lineRule="auto"/>
+            </w:pPr>
+            <w:r>
+              <w:rPr/>
+              <w:t xml:space="preserve">Foco</w:t>
+            </w:r>
+          </w:p>
+        </w:tc>
+        <w:tc>
+          <w:tcPr>
+            <w:tcBorders>
+              <w:top w:val="single" w:sz="1" w:space="0" w:color="000000"/>
+              <w:bottom w:val="single" w:sz="1" w:space="0" w:color="000000"/>
+              <w:left w:val="single" w:sz="1" w:space="0" w:color="000000"/>
+              <w:right w:val="single" w:sz="1" w:space="0" w:color="000000"/>
+            </w:tcBorders>
+          </w:tcPr>
+          <w:p>
+            <w:pPr>
+              <w:spacing w:lineRule="auto"/>
+            </w:pPr>
+            <w:r>
+              <w:rPr/>
+              <w:t xml:space="preserve">Commit</w:t>
             </w:r>
           </w:p>
         </w:tc>
@@ -552,47 +725,45 @@
             </w:pPr>
             <w:r>
               <w:rPr/>
-              <w:t xml:space="preserve">M3 MVP en producción</w:t>
-            </w:r>
-          </w:p>
-        </w:tc>
-        <w:tc>
-          <w:tcPr>
-            <w:tcBorders>
-              <w:top w:val="single" w:sz="1" w:space="0" w:color="000000"/>
-              <w:bottom w:val="single" w:sz="1" w:space="0" w:color="000000"/>
-              <w:left w:val="single" w:sz="1" w:space="0" w:color="000000"/>
-              <w:right w:val="single" w:sz="1" w:space="0" w:color="000000"/>
-            </w:tcBorders>
-          </w:tcPr>
-          <w:p>
-            <w:pPr>
-              <w:spacing w:lineRule="auto"/>
-            </w:pPr>
-            <w:r>
-              <w:rPr/>
-              <w:t xml:space="preserve">25-oct-2026</w:t>
-            </w:r>
-          </w:p>
-        </w:tc>
-        <w:tc>
-          <w:tcPr>
-            <w:tcBorders>
-              <w:top w:val="single" w:sz="1" w:space="0" w:color="000000"/>
-              <w:bottom w:val="single" w:sz="1" w:space="0" w:color="000000"/>
-              <w:left w:val="single" w:sz="1" w:space="0" w:color="000000"/>
-              <w:right w:val="single" w:sz="1" w:space="0" w:color="000000"/>
-            </w:tcBorders>
-          </w:tcPr>
-          <w:p>
-            <w:pPr>
-              <w:spacing w:lineRule="auto"/>
-            </w:pPr>
-            <w:r>
-              <w:rPr>
-                <w:b/>
-              </w:rPr>
-              <w:t xml:space="preserve">Hecho (adelantado)</w:t>
+              <w:t xml:space="preserve">0.0.105</w:t>
+            </w:r>
+          </w:p>
+        </w:tc>
+        <w:tc>
+          <w:tcPr>
+            <w:tcBorders>
+              <w:top w:val="single" w:sz="1" w:space="0" w:color="000000"/>
+              <w:bottom w:val="single" w:sz="1" w:space="0" w:color="000000"/>
+              <w:left w:val="single" w:sz="1" w:space="0" w:color="000000"/>
+              <w:right w:val="single" w:sz="1" w:space="0" w:color="000000"/>
+            </w:tcBorders>
+          </w:tcPr>
+          <w:p>
+            <w:pPr>
+              <w:spacing w:lineRule="auto"/>
+            </w:pPr>
+            <w:r>
+              <w:rPr/>
+              <w:t xml:space="preserve">Calibración sugerencia flete RM–V (80k + 450/km + 22/kg)</w:t>
+            </w:r>
+          </w:p>
+        </w:tc>
+        <w:tc>
+          <w:tcPr>
+            <w:tcBorders>
+              <w:top w:val="single" w:sz="1" w:space="0" w:color="000000"/>
+              <w:bottom w:val="single" w:sz="1" w:space="0" w:color="000000"/>
+              <w:left w:val="single" w:sz="1" w:space="0" w:color="000000"/>
+              <w:right w:val="single" w:sz="1" w:space="0" w:color="000000"/>
+            </w:tcBorders>
+          </w:tcPr>
+          <w:p>
+            <w:pPr>
+              <w:spacing w:lineRule="auto"/>
+            </w:pPr>
+            <w:r>
+              <w:rPr/>
+              <w:t xml:space="preserve">—</w:t>
             </w:r>
           </w:p>
         </w:tc>
@@ -614,45 +785,47 @@
             </w:pPr>
             <w:r>
               <w:rPr/>
-              <w:t xml:space="preserve">M2 20 viajes en la app</w:t>
-            </w:r>
-          </w:p>
-        </w:tc>
-        <w:tc>
-          <w:tcPr>
-            <w:tcBorders>
-              <w:top w:val="single" w:sz="1" w:space="0" w:color="000000"/>
-              <w:bottom w:val="single" w:sz="1" w:space="0" w:color="000000"/>
-              <w:left w:val="single" w:sz="1" w:space="0" w:color="000000"/>
-              <w:right w:val="single" w:sz="1" w:space="0" w:color="000000"/>
-            </w:tcBorders>
-          </w:tcPr>
-          <w:p>
-            <w:pPr>
-              <w:spacing w:lineRule="auto"/>
-            </w:pPr>
-            <w:r>
-              <w:rPr/>
-              <w:t xml:space="preserve">31-ago-2026</w:t>
-            </w:r>
-          </w:p>
-        </w:tc>
-        <w:tc>
-          <w:tcPr>
-            <w:tcBorders>
-              <w:top w:val="single" w:sz="1" w:space="0" w:color="000000"/>
-              <w:bottom w:val="single" w:sz="1" w:space="0" w:color="000000"/>
-              <w:left w:val="single" w:sz="1" w:space="0" w:color="000000"/>
-              <w:right w:val="single" w:sz="1" w:space="0" w:color="000000"/>
-            </w:tcBorders>
-          </w:tcPr>
-          <w:p>
-            <w:pPr>
-              <w:spacing w:lineRule="auto"/>
-            </w:pPr>
-            <w:r>
-              <w:rPr/>
-              <w:t xml:space="preserve">Pendiente</w:t>
+              <w:t xml:space="preserve">0.0.104</w:t>
+            </w:r>
+          </w:p>
+        </w:tc>
+        <w:tc>
+          <w:tcPr>
+            <w:tcBorders>
+              <w:top w:val="single" w:sz="1" w:space="0" w:color="000000"/>
+              <w:bottom w:val="single" w:sz="1" w:space="0" w:color="000000"/>
+              <w:left w:val="single" w:sz="1" w:space="0" w:color="000000"/>
+              <w:right w:val="single" w:sz="1" w:space="0" w:color="000000"/>
+            </w:tcBorders>
+          </w:tcPr>
+          <w:p>
+            <w:pPr>
+              <w:spacing w:lineRule="auto"/>
+            </w:pPr>
+            <w:r>
+              <w:rPr/>
+              <w:t xml:space="preserve">Notificaciones pago al día + campana más rápida</w:t>
+            </w:r>
+          </w:p>
+        </w:tc>
+        <w:tc>
+          <w:tcPr>
+            <w:tcBorders>
+              <w:top w:val="single" w:sz="1" w:space="0" w:color="000000"/>
+              <w:bottom w:val="single" w:sz="1" w:space="0" w:color="000000"/>
+              <w:left w:val="single" w:sz="1" w:space="0" w:color="000000"/>
+              <w:right w:val="single" w:sz="1" w:space="0" w:color="000000"/>
+            </w:tcBorders>
+          </w:tcPr>
+          <w:p>
+            <w:pPr>
+              <w:spacing w:lineRule="auto"/>
+            </w:pPr>
+            <w:r>
+              <w:rPr>
+                <w:highlight w:val="lightGray"/>
+              </w:rPr>
+              <w:t xml:space="preserve">7f09d15</w:t>
             </w:r>
           </w:p>
         </w:tc>
@@ -674,45 +847,233 @@
             </w:pPr>
             <w:r>
               <w:rPr/>
-              <w:t xml:space="preserve">M4 100 viajes digitales</w:t>
-            </w:r>
-          </w:p>
-        </w:tc>
-        <w:tc>
-          <w:tcPr>
-            <w:tcBorders>
-              <w:top w:val="single" w:sz="1" w:space="0" w:color="000000"/>
-              <w:bottom w:val="single" w:sz="1" w:space="0" w:color="000000"/>
-              <w:left w:val="single" w:sz="1" w:space="0" w:color="000000"/>
-              <w:right w:val="single" w:sz="1" w:space="0" w:color="000000"/>
-            </w:tcBorders>
-          </w:tcPr>
-          <w:p>
-            <w:pPr>
-              <w:spacing w:lineRule="auto"/>
-            </w:pPr>
-            <w:r>
-              <w:rPr/>
-              <w:t xml:space="preserve">31-ene-2027</w:t>
-            </w:r>
-          </w:p>
-        </w:tc>
-        <w:tc>
-          <w:tcPr>
-            <w:tcBorders>
-              <w:top w:val="single" w:sz="1" w:space="0" w:color="000000"/>
-              <w:bottom w:val="single" w:sz="1" w:space="0" w:color="000000"/>
-              <w:left w:val="single" w:sz="1" w:space="0" w:color="000000"/>
-              <w:right w:val="single" w:sz="1" w:space="0" w:color="000000"/>
-            </w:tcBorders>
-          </w:tcPr>
-          <w:p>
-            <w:pPr>
-              <w:spacing w:lineRule="auto"/>
-            </w:pPr>
-            <w:r>
-              <w:rPr/>
-              <w:t xml:space="preserve">Pendiente</w:t>
+              <w:t xml:space="preserve">0.0.103</w:t>
+            </w:r>
+          </w:p>
+        </w:tc>
+        <w:tc>
+          <w:tcPr>
+            <w:tcBorders>
+              <w:top w:val="single" w:sz="1" w:space="0" w:color="000000"/>
+              <w:bottom w:val="single" w:sz="1" w:space="0" w:color="000000"/>
+              <w:left w:val="single" w:sz="1" w:space="0" w:color="000000"/>
+              <w:right w:val="single" w:sz="1" w:space="0" w:color="000000"/>
+            </w:tcBorders>
+          </w:tcPr>
+          <w:p>
+            <w:pPr>
+              <w:spacing w:lineRule="auto"/>
+            </w:pPr>
+            <w:r>
+              <w:rPr/>
+              <w:t xml:space="preserve">Badge «Embarcador pagó» + notif visible en completados</w:t>
+            </w:r>
+          </w:p>
+        </w:tc>
+        <w:tc>
+          <w:tcPr>
+            <w:tcBorders>
+              <w:top w:val="single" w:sz="1" w:space="0" w:color="000000"/>
+              <w:bottom w:val="single" w:sz="1" w:space="0" w:color="000000"/>
+              <w:left w:val="single" w:sz="1" w:space="0" w:color="000000"/>
+              <w:right w:val="single" w:sz="1" w:space="0" w:color="000000"/>
+            </w:tcBorders>
+          </w:tcPr>
+          <w:p>
+            <w:pPr>
+              <w:spacing w:lineRule="auto"/>
+            </w:pPr>
+            <w:r>
+              <w:rPr>
+                <w:highlight w:val="lightGray"/>
+              </w:rPr>
+              <w:t xml:space="preserve">551c832</w:t>
+            </w:r>
+          </w:p>
+        </w:tc>
+      </w:tr>
+      <w:tr>
+        <w:trPr/>
+        <w:tc>
+          <w:tcPr>
+            <w:tcBorders>
+              <w:top w:val="single" w:sz="1" w:space="0" w:color="000000"/>
+              <w:bottom w:val="single" w:sz="1" w:space="0" w:color="000000"/>
+              <w:left w:val="single" w:sz="1" w:space="0" w:color="000000"/>
+              <w:right w:val="single" w:sz="1" w:space="0" w:color="000000"/>
+            </w:tcBorders>
+          </w:tcPr>
+          <w:p>
+            <w:pPr>
+              <w:spacing w:lineRule="auto"/>
+            </w:pPr>
+            <w:r>
+              <w:rPr/>
+              <w:t xml:space="preserve">0.0.102</w:t>
+            </w:r>
+          </w:p>
+        </w:tc>
+        <w:tc>
+          <w:tcPr>
+            <w:tcBorders>
+              <w:top w:val="single" w:sz="1" w:space="0" w:color="000000"/>
+              <w:bottom w:val="single" w:sz="1" w:space="0" w:color="000000"/>
+              <w:left w:val="single" w:sz="1" w:space="0" w:color="000000"/>
+              <w:right w:val="single" w:sz="1" w:space="0" w:color="000000"/>
+            </w:tcBorders>
+          </w:tcPr>
+          <w:p>
+            <w:pPr>
+              <w:spacing w:lineRule="auto"/>
+            </w:pPr>
+            <w:r>
+              <w:rPr/>
+              <w:t xml:space="preserve">Botón Pagar + drawer Cubik Saldo + SQL 026</w:t>
+            </w:r>
+          </w:p>
+        </w:tc>
+        <w:tc>
+          <w:tcPr>
+            <w:tcBorders>
+              <w:top w:val="single" w:sz="1" w:space="0" w:color="000000"/>
+              <w:bottom w:val="single" w:sz="1" w:space="0" w:color="000000"/>
+              <w:left w:val="single" w:sz="1" w:space="0" w:color="000000"/>
+              <w:right w:val="single" w:sz="1" w:space="0" w:color="000000"/>
+            </w:tcBorders>
+          </w:tcPr>
+          <w:p>
+            <w:pPr>
+              <w:spacing w:lineRule="auto"/>
+            </w:pPr>
+            <w:r>
+              <w:rPr>
+                <w:highlight w:val="lightGray"/>
+              </w:rPr>
+              <w:t xml:space="preserve">96947cf</w:t>
+            </w:r>
+          </w:p>
+        </w:tc>
+      </w:tr>
+      <w:tr>
+        <w:trPr/>
+        <w:tc>
+          <w:tcPr>
+            <w:tcBorders>
+              <w:top w:val="single" w:sz="1" w:space="0" w:color="000000"/>
+              <w:bottom w:val="single" w:sz="1" w:space="0" w:color="000000"/>
+              <w:left w:val="single" w:sz="1" w:space="0" w:color="000000"/>
+              <w:right w:val="single" w:sz="1" w:space="0" w:color="000000"/>
+            </w:tcBorders>
+          </w:tcPr>
+          <w:p>
+            <w:pPr>
+              <w:spacing w:lineRule="auto"/>
+            </w:pPr>
+            <w:r>
+              <w:rPr/>
+              <w:t xml:space="preserve">0.0.101</w:t>
+            </w:r>
+          </w:p>
+        </w:tc>
+        <w:tc>
+          <w:tcPr>
+            <w:tcBorders>
+              <w:top w:val="single" w:sz="1" w:space="0" w:color="000000"/>
+              <w:bottom w:val="single" w:sz="1" w:space="0" w:color="000000"/>
+              <w:left w:val="single" w:sz="1" w:space="0" w:color="000000"/>
+              <w:right w:val="single" w:sz="1" w:space="0" w:color="000000"/>
+            </w:tcBorders>
+          </w:tcPr>
+          <w:p>
+            <w:pPr>
+              <w:spacing w:lineRule="auto"/>
+            </w:pPr>
+            <w:r>
+              <w:rPr/>
+              <w:t xml:space="preserve">Performance primera carga Mis viajes</w:t>
+            </w:r>
+          </w:p>
+        </w:tc>
+        <w:tc>
+          <w:tcPr>
+            <w:tcBorders>
+              <w:top w:val="single" w:sz="1" w:space="0" w:color="000000"/>
+              <w:bottom w:val="single" w:sz="1" w:space="0" w:color="000000"/>
+              <w:left w:val="single" w:sz="1" w:space="0" w:color="000000"/>
+              <w:right w:val="single" w:sz="1" w:space="0" w:color="000000"/>
+            </w:tcBorders>
+          </w:tcPr>
+          <w:p>
+            <w:pPr>
+              <w:spacing w:lineRule="auto"/>
+            </w:pPr>
+            <w:r>
+              <w:rPr>
+                <w:highlight w:val="lightGray"/>
+              </w:rPr>
+              <w:t xml:space="preserve">5258886</w:t>
+            </w:r>
+          </w:p>
+        </w:tc>
+      </w:tr>
+      <w:tr>
+        <w:trPr/>
+        <w:tc>
+          <w:tcPr>
+            <w:tcBorders>
+              <w:top w:val="single" w:sz="1" w:space="0" w:color="000000"/>
+              <w:bottom w:val="single" w:sz="1" w:space="0" w:color="000000"/>
+              <w:left w:val="single" w:sz="1" w:space="0" w:color="000000"/>
+              <w:right w:val="single" w:sz="1" w:space="0" w:color="000000"/>
+            </w:tcBorders>
+          </w:tcPr>
+          <w:p>
+            <w:pPr>
+              <w:spacing w:lineRule="auto"/>
+            </w:pPr>
+            <w:r>
+              <w:rPr/>
+              <w:t xml:space="preserve">0.0.100</w:t>
+            </w:r>
+          </w:p>
+        </w:tc>
+        <w:tc>
+          <w:tcPr>
+            <w:tcBorders>
+              <w:top w:val="single" w:sz="1" w:space="0" w:color="000000"/>
+              <w:bottom w:val="single" w:sz="1" w:space="0" w:color="000000"/>
+              <w:left w:val="single" w:sz="1" w:space="0" w:color="000000"/>
+              <w:right w:val="single" w:sz="1" w:space="0" w:color="000000"/>
+            </w:tcBorders>
+          </w:tcPr>
+          <w:p>
+            <w:pPr>
+              <w:spacing w:lineRule="auto"/>
+            </w:pPr>
+            <w:r>
+              <w:rPr/>
+              <w:t xml:space="preserve">Cubik Saldo piloto UI + comisiones 10/5</w:t>
+            </w:r>
+          </w:p>
+        </w:tc>
+        <w:tc>
+          <w:tcPr>
+            <w:tcBorders>
+              <w:top w:val="single" w:sz="1" w:space="0" w:color="000000"/>
+              <w:bottom w:val="single" w:sz="1" w:space="0" w:color="000000"/>
+              <w:left w:val="single" w:sz="1" w:space="0" w:color="000000"/>
+              <w:right w:val="single" w:sz="1" w:space="0" w:color="000000"/>
+            </w:tcBorders>
+          </w:tcPr>
+          <w:p>
+            <w:pPr>
+              <w:spacing w:lineRule="auto"/>
+            </w:pPr>
+            <w:r>
+              <w:rPr>
+                <w:highlight w:val="lightGray"/>
+              </w:rPr>
+              <w:t xml:space="preserve">a52f23d</w:t>
             </w:r>
           </w:p>
         </w:tc>
@@ -733,7 +1094,136 @@
       </w:pPr>
       <w:r>
         <w:rPr/>
-        <w:t xml:space="preserve">4. Prioridades P0 / P1</w:t>
+        <w:t xml:space="preserve">3. Cubik Saldo piloto — operativo</w:t>
+      </w:r>
+    </w:p>
+    <w:p>
+      <w:pPr>
+        <w:numPr>
+          <w:ilvl w:val="0"/>
+          <w:numId w:val="1"/>
+        </w:numPr>
+        <w:spacing w:lineRule="auto"/>
+      </w:pPr>
+      <w:r>
+        <w:rPr/>
+        <w:t xml:space="preserve">Embarcador: </w:t>
+      </w:r>
+      <w:r>
+        <w:rPr>
+          <w:b/>
+        </w:rPr>
+        <w:t xml:space="preserve">Pagar con Cubik Saldo</w:t>
+      </w:r>
+      <w:r>
+        <w:rPr/>
+        <w:t xml:space="preserve"> en Mis viajes → Completados (drawer; web desktop modal 360px)</w:t>
+      </w:r>
+    </w:p>
+    <w:p>
+      <w:pPr>
+        <w:numPr>
+          <w:ilvl w:val="0"/>
+          <w:numId w:val="1"/>
+        </w:numPr>
+        <w:spacing w:lineRule="auto"/>
+      </w:pPr>
+      <w:r>
+        <w:rPr/>
+        <w:t xml:space="preserve">Transportista: campana </w:t>
+      </w:r>
+      <w:r>
+        <w:rPr>
+          <w:b/>
+        </w:rPr>
+        <w:t xml:space="preserve">«Embarcador pagó el flete»</w:t>
+      </w:r>
+      <w:r>
+        <w:rPr/>
+        <w:t xml:space="preserve"> + badges «Embarcador pagó» / «Cobro en gestión»</w:t>
+      </w:r>
+    </w:p>
+    <w:p>
+      <w:pPr>
+        <w:numPr>
+          <w:ilvl w:val="0"/>
+          <w:numId w:val="1"/>
+        </w:numPr>
+        <w:spacing w:lineRule="auto"/>
+      </w:pPr>
+      <w:r>
+        <w:rPr/>
+        <w:t xml:space="preserve">Cuenta: sección </w:t>
+      </w:r>
+      <w:r>
+        <w:rPr>
+          <w:b/>
+        </w:rPr>
+        <w:t xml:space="preserve">Cubik Saldo (piloto)</w:t>
+      </w:r>
+      <w:r>
+        <w:rPr/>
+        <w:t xml:space="preserve"> — Por pagar / Pagados</w:t>
+      </w:r>
+    </w:p>
+    <w:p>
+      <w:pPr>
+        <w:numPr>
+          <w:ilvl w:val="0"/>
+          <w:numId w:val="1"/>
+        </w:numPr>
+        <w:spacing w:lineRule="auto"/>
+      </w:pPr>
+      <w:r>
+        <w:rPr/>
+        <w:t xml:space="preserve">API: </w:t>
+      </w:r>
+      <w:r>
+        <w:rPr/>
+        <w:t xml:space="preserve">POST /api/matches/:id/pilot-pay</w:t>
+      </w:r>
+      <w:r>
+        <w:rPr/>
+        <w:t xml:space="preserve"> · SQL: </w:t>
+      </w:r>
+      <w:hyperlink r:id="rId10">
+        <w:r>
+          <w:rPr>
+            <w:rStyle w:val="Hyperlink"/>
+          </w:rPr>
+          <w:t xml:space="preserve">RUN_026_pilot_payment.sql</w:t>
+        </w:r>
+      </w:hyperlink>
+    </w:p>
+    <w:p>
+      <w:pPr>
+        <w:numPr>
+          <w:ilvl w:val="0"/>
+          <w:numId w:val="1"/>
+        </w:numPr>
+        <w:spacing w:lineRule="auto"/>
+      </w:pPr>
+      <w:r>
+        <w:rPr/>
+        <w:t xml:space="preserve">Limitación: simulación — sin movimiento real de dinero; </w:t>
+      </w:r>
+      <w:r>
+        <w:rPr/>
+        <w:t xml:space="preserve">completed</w:t>
+      </w:r>
+      <w:r>
+        <w:rPr/>
+        <w:t xml:space="preserve"> ≠ pagado hasta pulsar Pagar</w:t>
+      </w:r>
+    </w:p>
+    <w:p>
+      <w:pPr>
+        <w:pStyle w:val="Heading2"/>
+        <w:spacing w:lineRule="auto"/>
+      </w:pPr>
+      <w:r>
+        <w:rPr/>
+        <w:t xml:space="preserve">3b. Calibración tarifas sugerencia (v0.0.105)</w:t>
       </w:r>
     </w:p>
     <w:p>
@@ -745,14 +1235,38 @@
         <w:spacing w:lineRule="auto"/>
       </w:pPr>
       <w:r>
+        <w:rPr/>
+        <w:t xml:space="preserve">Fórmula: base </w:t>
+      </w:r>
+      <w:r>
         <w:rPr>
           <w:b/>
         </w:rPr>
-        <w:t xml:space="preserve">P0:</w:t>
-      </w:r>
-      <w:r>
-        <w:rPr/>
-        <w:t xml:space="preserve"> Ejecutar SQL 008 en Supabase producción</w:t>
+        <w:t xml:space="preserve">$80.000</w:t>
+      </w:r>
+      <w:r>
+        <w:rPr/>
+        <w:t xml:space="preserve"> + </w:t>
+      </w:r>
+      <w:r>
+        <w:rPr>
+          <w:b/>
+        </w:rPr>
+        <w:t xml:space="preserve">$450/km</w:t>
+      </w:r>
+      <w:r>
+        <w:rPr/>
+        <w:t xml:space="preserve"> + </w:t>
+      </w:r>
+      <w:r>
+        <w:rPr>
+          <w:b/>
+        </w:rPr>
+        <w:t xml:space="preserve">$22/kg</w:t>
+      </w:r>
+      <w:r>
+        <w:rPr/>
+        <w:t xml:space="preserve"> (antes 120k / 750 / 45)</w:t>
       </w:r>
     </w:p>
     <w:p>
@@ -764,14 +1278,8 @@
         <w:spacing w:lineRule="auto"/>
       </w:pPr>
       <w:r>
-        <w:rPr>
-          <w:b/>
-        </w:rPr>
-        <w:t xml:space="preserve">P1:</w:t>
-      </w:r>
-      <w:r>
-        <w:rPr/>
-        <w:t xml:space="preserve"> Filtrar ofertas/cargas por usuario (`owner_user_id`)</w:t>
+        <w:rPr/>
+        <w:t xml:space="preserve">Ejemplo: Renca–La Serena 463 km, 12 t → ~$452k–$691k (viaje real ~$570k)</w:t>
       </w:r>
     </w:p>
     <w:p>
@@ -783,6 +1291,1268 @@
         <w:spacing w:lineRule="auto"/>
       </w:pPr>
       <w:r>
+        <w:rPr/>
+        <w:t xml:space="preserve">Config: variables </w:t>
+      </w:r>
+      <w:r>
+        <w:rPr/>
+        <w:t xml:space="preserve">BUDGET_*</w:t>
+      </w:r>
+      <w:r>
+        <w:rPr/>
+        <w:t xml:space="preserve"> en Railway — ver </w:t>
+      </w:r>
+      <w:hyperlink r:id="rId11">
+        <w:r>
+          <w:rPr>
+            <w:rStyle w:val="Hyperlink"/>
+          </w:rPr>
+          <w:t xml:space="preserve">DEPLOY.md</w:t>
+        </w:r>
+      </w:hyperlink>
+    </w:p>
+    <w:p>
+      <w:pPr>
+        <w:numPr>
+          <w:ilvl w:val="0"/>
+          <w:numId w:val="2"/>
+        </w:numPr>
+        <w:spacing w:lineRule="auto"/>
+      </w:pPr>
+      <w:r>
+        <w:rPr/>
+        <w:t xml:space="preserve">Canvas comparación: </w:t>
+      </w:r>
+      <w:r>
+        <w:rPr/>
+        <w:t xml:space="preserve">canvases/comparacion-costos-transporte.canvas.tsx</w:t>
+      </w:r>
+    </w:p>
+    <w:p>
+      <w:pPr>
+        <w:pStyle w:val="Heading2"/>
+        <w:spacing w:lineRule="auto"/>
+      </w:pPr>
+      <w:r>
+        <w:rPr/>
+        <w:t xml:space="preserve">4. Modelo pagos (reglas de negocio)</w:t>
+      </w:r>
+    </w:p>
+    <w:tbl>
+      <w:tblPr>
+        <w:tblBorders>
+          <w:top w:val="single" w:sz="2" w:space="0" w:color="000000"/>
+          <w:bottom w:val="single" w:sz="2" w:space="0" w:color="000000"/>
+          <w:left w:val="single" w:sz="2" w:space="0" w:color="000000"/>
+          <w:right w:val="single" w:sz="2" w:space="0" w:color="000000"/>
+        </w:tblBorders>
+        <w:tblCellSpacing w:w="0" w:type="dxa"/>
+        <w:tblCellMar>
+          <w:top w:type="dxa" w:w="80"/>
+          <w:bottom w:type="dxa" w:w="80"/>
+          <w:left w:type="dxa" w:w="160"/>
+          <w:right w:type="dxa" w:w="160"/>
+        </w:tblCellMar>
+        <w:jc w:val="center"/>
+      </w:tblPr>
+      <w:tblGrid>
+        <w:gridCol w:w="2880"/>
+        <w:gridCol w:w="2880"/>
+        <w:gridCol w:w="2880"/>
+      </w:tblGrid>
+      <w:tr>
+        <w:trPr/>
+        <w:tc>
+          <w:tcPr>
+            <w:tcBorders>
+              <w:top w:val="single" w:sz="1" w:space="0" w:color="000000"/>
+              <w:bottom w:val="single" w:sz="1" w:space="0" w:color="000000"/>
+              <w:left w:val="single" w:sz="1" w:space="0" w:color="000000"/>
+              <w:right w:val="single" w:sz="1" w:space="0" w:color="000000"/>
+            </w:tcBorders>
+          </w:tcPr>
+          <w:p>
+            <w:pPr>
+              <w:spacing w:lineRule="auto"/>
+            </w:pPr>
+            <w:r>
+              <w:rPr/>
+              <w:t xml:space="preserve">Regla</w:t>
+            </w:r>
+          </w:p>
+        </w:tc>
+        <w:tc>
+          <w:tcPr>
+            <w:tcBorders>
+              <w:top w:val="single" w:sz="1" w:space="0" w:color="000000"/>
+              <w:bottom w:val="single" w:sz="1" w:space="0" w:color="000000"/>
+              <w:left w:val="single" w:sz="1" w:space="0" w:color="000000"/>
+              <w:right w:val="single" w:sz="1" w:space="0" w:color="000000"/>
+            </w:tcBorders>
+          </w:tcPr>
+          <w:p>
+            <w:pPr>
+              <w:spacing w:lineRule="auto"/>
+            </w:pPr>
+            <w:r>
+              <w:rPr/>
+              <w:t xml:space="preserve">Valor</w:t>
+            </w:r>
+          </w:p>
+        </w:tc>
+        <w:tc>
+          <w:tcPr>
+            <w:tcBorders>
+              <w:top w:val="single" w:sz="1" w:space="0" w:color="000000"/>
+              <w:bottom w:val="single" w:sz="1" w:space="0" w:color="000000"/>
+              <w:left w:val="single" w:sz="1" w:space="0" w:color="000000"/>
+              <w:right w:val="single" w:sz="1" w:space="0" w:color="000000"/>
+            </w:tcBorders>
+          </w:tcPr>
+          <w:p>
+            <w:pPr>
+              <w:spacing w:lineRule="auto"/>
+            </w:pPr>
+            <w:r>
+              <w:rPr/>
+              <w:t xml:space="preserve">Estado</w:t>
+            </w:r>
+          </w:p>
+        </w:tc>
+      </w:tr>
+      <w:tr>
+        <w:trPr/>
+        <w:tc>
+          <w:tcPr>
+            <w:tcBorders>
+              <w:top w:val="single" w:sz="1" w:space="0" w:color="000000"/>
+              <w:bottom w:val="single" w:sz="1" w:space="0" w:color="000000"/>
+              <w:left w:val="single" w:sz="1" w:space="0" w:color="000000"/>
+              <w:right w:val="single" w:sz="1" w:space="0" w:color="000000"/>
+            </w:tcBorders>
+          </w:tcPr>
+          <w:p>
+            <w:pPr>
+              <w:spacing w:lineRule="auto"/>
+            </w:pPr>
+            <w:r>
+              <w:rPr/>
+              <w:t xml:space="preserve">Fee embarcador (solo él ve)</w:t>
+            </w:r>
+          </w:p>
+        </w:tc>
+        <w:tc>
+          <w:tcPr>
+            <w:tcBorders>
+              <w:top w:val="single" w:sz="1" w:space="0" w:color="000000"/>
+              <w:bottom w:val="single" w:sz="1" w:space="0" w:color="000000"/>
+              <w:left w:val="single" w:sz="1" w:space="0" w:color="000000"/>
+              <w:right w:val="single" w:sz="1" w:space="0" w:color="000000"/>
+            </w:tcBorders>
+          </w:tcPr>
+          <w:p>
+            <w:pPr>
+              <w:spacing w:lineRule="auto"/>
+            </w:pPr>
+            <w:r>
+              <w:rPr>
+                <w:b/>
+              </w:rPr>
+              <w:t xml:space="preserve">10%</w:t>
+            </w:r>
+          </w:p>
+          <w:p>
+            <w:pPr>
+              <w:spacing w:lineRule="auto"/>
+            </w:pPr>
+            <w:r>
+              <w:rPr/>
+              <w:t xml:space="preserve"> sobre flete acordado</w:t>
+            </w:r>
+          </w:p>
+        </w:tc>
+        <w:tc>
+          <w:tcPr>
+            <w:tcBorders>
+              <w:top w:val="single" w:sz="1" w:space="0" w:color="000000"/>
+              <w:bottom w:val="single" w:sz="1" w:space="0" w:color="000000"/>
+              <w:left w:val="single" w:sz="1" w:space="0" w:color="000000"/>
+              <w:right w:val="single" w:sz="1" w:space="0" w:color="000000"/>
+            </w:tcBorders>
+          </w:tcPr>
+          <w:p>
+            <w:pPr>
+              <w:spacing w:lineRule="auto"/>
+            </w:pPr>
+            <w:r>
+              <w:rPr/>
+              <w:t xml:space="preserve">Piloto activo</w:t>
+            </w:r>
+          </w:p>
+        </w:tc>
+      </w:tr>
+      <w:tr>
+        <w:trPr/>
+        <w:tc>
+          <w:tcPr>
+            <w:tcBorders>
+              <w:top w:val="single" w:sz="1" w:space="0" w:color="000000"/>
+              <w:bottom w:val="single" w:sz="1" w:space="0" w:color="000000"/>
+              <w:left w:val="single" w:sz="1" w:space="0" w:color="000000"/>
+              <w:right w:val="single" w:sz="1" w:space="0" w:color="000000"/>
+            </w:tcBorders>
+          </w:tcPr>
+          <w:p>
+            <w:pPr>
+              <w:spacing w:lineRule="auto"/>
+            </w:pPr>
+            <w:r>
+              <w:rPr/>
+              <w:t xml:space="preserve">Comisión transportista (solo él ve)</w:t>
+            </w:r>
+          </w:p>
+        </w:tc>
+        <w:tc>
+          <w:tcPr>
+            <w:tcBorders>
+              <w:top w:val="single" w:sz="1" w:space="0" w:color="000000"/>
+              <w:bottom w:val="single" w:sz="1" w:space="0" w:color="000000"/>
+              <w:left w:val="single" w:sz="1" w:space="0" w:color="000000"/>
+              <w:right w:val="single" w:sz="1" w:space="0" w:color="000000"/>
+            </w:tcBorders>
+          </w:tcPr>
+          <w:p>
+            <w:pPr>
+              <w:spacing w:lineRule="auto"/>
+            </w:pPr>
+            <w:r>
+              <w:rPr>
+                <w:b/>
+              </w:rPr>
+              <w:t xml:space="preserve">5%</w:t>
+            </w:r>
+          </w:p>
+          <w:p>
+            <w:pPr>
+              <w:spacing w:lineRule="auto"/>
+            </w:pPr>
+            <w:r>
+              <w:rPr/>
+              <w:t xml:space="preserve"> sobre flete acordado</w:t>
+            </w:r>
+          </w:p>
+        </w:tc>
+        <w:tc>
+          <w:tcPr>
+            <w:tcBorders>
+              <w:top w:val="single" w:sz="1" w:space="0" w:color="000000"/>
+              <w:bottom w:val="single" w:sz="1" w:space="0" w:color="000000"/>
+              <w:left w:val="single" w:sz="1" w:space="0" w:color="000000"/>
+              <w:right w:val="single" w:sz="1" w:space="0" w:color="000000"/>
+            </w:tcBorders>
+          </w:tcPr>
+          <w:p>
+            <w:pPr>
+              <w:spacing w:lineRule="auto"/>
+            </w:pPr>
+            <w:r>
+              <w:rPr/>
+              <w:t xml:space="preserve">Piloto activo</w:t>
+            </w:r>
+          </w:p>
+        </w:tc>
+      </w:tr>
+      <w:tr>
+        <w:trPr/>
+        <w:tc>
+          <w:tcPr>
+            <w:tcBorders>
+              <w:top w:val="single" w:sz="1" w:space="0" w:color="000000"/>
+              <w:bottom w:val="single" w:sz="1" w:space="0" w:color="000000"/>
+              <w:left w:val="single" w:sz="1" w:space="0" w:color="000000"/>
+              <w:right w:val="single" w:sz="1" w:space="0" w:color="000000"/>
+            </w:tcBorders>
+          </w:tcPr>
+          <w:p>
+            <w:pPr>
+              <w:spacing w:lineRule="auto"/>
+            </w:pPr>
+            <w:r>
+              <w:rPr/>
+              <w:t xml:space="preserve">Take rate plataforma</w:t>
+            </w:r>
+          </w:p>
+        </w:tc>
+        <w:tc>
+          <w:tcPr>
+            <w:tcBorders>
+              <w:top w:val="single" w:sz="1" w:space="0" w:color="000000"/>
+              <w:bottom w:val="single" w:sz="1" w:space="0" w:color="000000"/>
+              <w:left w:val="single" w:sz="1" w:space="0" w:color="000000"/>
+              <w:right w:val="single" w:sz="1" w:space="0" w:color="000000"/>
+            </w:tcBorders>
+          </w:tcPr>
+          <w:p>
+            <w:pPr>
+              <w:spacing w:lineRule="auto"/>
+            </w:pPr>
+            <w:r>
+              <w:rPr>
+                <w:b/>
+              </w:rPr>
+              <w:t xml:space="preserve">15%</w:t>
+            </w:r>
+          </w:p>
+          <w:p>
+            <w:pPr>
+              <w:spacing w:lineRule="auto"/>
+            </w:pPr>
+            <w:r>
+              <w:rPr/>
+              <w:t xml:space="preserve"> efectivo</w:t>
+            </w:r>
+          </w:p>
+        </w:tc>
+        <w:tc>
+          <w:tcPr>
+            <w:tcBorders>
+              <w:top w:val="single" w:sz="1" w:space="0" w:color="000000"/>
+              <w:bottom w:val="single" w:sz="1" w:space="0" w:color="000000"/>
+              <w:left w:val="single" w:sz="1" w:space="0" w:color="000000"/>
+              <w:right w:val="single" w:sz="1" w:space="0" w:color="000000"/>
+            </w:tcBorders>
+          </w:tcPr>
+          <w:p>
+            <w:pPr>
+              <w:spacing w:lineRule="auto"/>
+            </w:pPr>
+            <w:r>
+              <w:rPr/>
+              <w:t xml:space="preserve">Admin / GMV</w:t>
+            </w:r>
+          </w:p>
+        </w:tc>
+      </w:tr>
+      <w:tr>
+        <w:trPr/>
+        <w:tc>
+          <w:tcPr>
+            <w:tcBorders>
+              <w:top w:val="single" w:sz="1" w:space="0" w:color="000000"/>
+              <w:bottom w:val="single" w:sz="1" w:space="0" w:color="000000"/>
+              <w:left w:val="single" w:sz="1" w:space="0" w:color="000000"/>
+              <w:right w:val="single" w:sz="1" w:space="0" w:color="000000"/>
+            </w:tcBorders>
+          </w:tcPr>
+          <w:p>
+            <w:pPr>
+              <w:spacing w:lineRule="auto"/>
+            </w:pPr>
+            <w:r>
+              <w:rPr/>
+              <w:t xml:space="preserve">Pago piloto</w:t>
+            </w:r>
+          </w:p>
+        </w:tc>
+        <w:tc>
+          <w:tcPr>
+            <w:tcBorders>
+              <w:top w:val="single" w:sz="1" w:space="0" w:color="000000"/>
+              <w:bottom w:val="single" w:sz="1" w:space="0" w:color="000000"/>
+              <w:left w:val="single" w:sz="1" w:space="0" w:color="000000"/>
+              <w:right w:val="single" w:sz="1" w:space="0" w:color="000000"/>
+            </w:tcBorders>
+          </w:tcPr>
+          <w:p>
+            <w:pPr>
+              <w:spacing w:lineRule="auto"/>
+            </w:pPr>
+            <w:r>
+              <w:rPr/>
+              <w:t xml:space="preserve">Post-</w:t>
+            </w:r>
+          </w:p>
+          <w:p>
+            <w:pPr>
+              <w:spacing w:lineRule="auto"/>
+            </w:pPr>
+            <w:r>
+              <w:rPr>
+                <w:highlight w:val="lightGray"/>
+              </w:rPr>
+              <w:t xml:space="preserve">completed</w:t>
+            </w:r>
+          </w:p>
+          <w:p>
+            <w:pPr>
+              <w:spacing w:lineRule="auto"/>
+            </w:pPr>
+            <w:r>
+              <w:rPr/>
+              <w:t xml:space="preserve"> simulado</w:t>
+            </w:r>
+          </w:p>
+        </w:tc>
+        <w:tc>
+          <w:tcPr>
+            <w:tcBorders>
+              <w:top w:val="single" w:sz="1" w:space="0" w:color="000000"/>
+              <w:bottom w:val="single" w:sz="1" w:space="0" w:color="000000"/>
+              <w:left w:val="single" w:sz="1" w:space="0" w:color="000000"/>
+              <w:right w:val="single" w:sz="1" w:space="0" w:color="000000"/>
+            </w:tcBorders>
+          </w:tcPr>
+          <w:p>
+            <w:pPr>
+              <w:spacing w:lineRule="auto"/>
+            </w:pPr>
+            <w:r>
+              <w:rPr/>
+              <w:t xml:space="preserve">v0.0.102+</w:t>
+            </w:r>
+          </w:p>
+        </w:tc>
+      </w:tr>
+      <w:tr>
+        <w:trPr/>
+        <w:tc>
+          <w:tcPr>
+            <w:tcBorders>
+              <w:top w:val="single" w:sz="1" w:space="0" w:color="000000"/>
+              <w:bottom w:val="single" w:sz="1" w:space="0" w:color="000000"/>
+              <w:left w:val="single" w:sz="1" w:space="0" w:color="000000"/>
+              <w:right w:val="single" w:sz="1" w:space="0" w:color="000000"/>
+            </w:tcBorders>
+          </w:tcPr>
+          <w:p>
+            <w:pPr>
+              <w:spacing w:lineRule="auto"/>
+            </w:pPr>
+            <w:r>
+              <w:rPr/>
+              <w:t xml:space="preserve">Publicar carga</w:t>
+            </w:r>
+          </w:p>
+        </w:tc>
+        <w:tc>
+          <w:tcPr>
+            <w:tcBorders>
+              <w:top w:val="single" w:sz="1" w:space="0" w:color="000000"/>
+              <w:bottom w:val="single" w:sz="1" w:space="0" w:color="000000"/>
+              <w:left w:val="single" w:sz="1" w:space="0" w:color="000000"/>
+              <w:right w:val="single" w:sz="1" w:space="0" w:color="000000"/>
+            </w:tcBorders>
+          </w:tcPr>
+          <w:p>
+            <w:pPr>
+              <w:spacing w:lineRule="auto"/>
+            </w:pPr>
+            <w:r>
+              <w:rPr/>
+              <w:t xml:space="preserve">Saldo ≥ </w:t>
+            </w:r>
+          </w:p>
+          <w:p>
+            <w:pPr>
+              <w:spacing w:lineRule="auto"/>
+            </w:pPr>
+            <w:r>
+              <w:rPr>
+                <w:b/>
+              </w:rPr>
+              <w:t xml:space="preserve">20%</w:t>
+            </w:r>
+          </w:p>
+          <w:p>
+            <w:pPr>
+              <w:spacing w:lineRule="auto"/>
+            </w:pPr>
+            <w:r>
+              <w:rPr/>
+              <w:t xml:space="preserve"> del presupuesto máximo</w:t>
+            </w:r>
+          </w:p>
+        </w:tc>
+        <w:tc>
+          <w:tcPr>
+            <w:tcBorders>
+              <w:top w:val="single" w:sz="1" w:space="0" w:color="000000"/>
+              <w:bottom w:val="single" w:sz="1" w:space="0" w:color="000000"/>
+              <w:left w:val="single" w:sz="1" w:space="0" w:color="000000"/>
+              <w:right w:val="single" w:sz="1" w:space="0" w:color="000000"/>
+            </w:tcBorders>
+          </w:tcPr>
+          <w:p>
+            <w:pPr>
+              <w:spacing w:lineRule="auto"/>
+            </w:pPr>
+            <w:r>
+              <w:rPr/>
+              <w:t xml:space="preserve">Prod pendiente</w:t>
+            </w:r>
+          </w:p>
+        </w:tc>
+      </w:tr>
+      <w:tr>
+        <w:trPr/>
+        <w:tc>
+          <w:tcPr>
+            <w:tcBorders>
+              <w:top w:val="single" w:sz="1" w:space="0" w:color="000000"/>
+              <w:bottom w:val="single" w:sz="1" w:space="0" w:color="000000"/>
+              <w:left w:val="single" w:sz="1" w:space="0" w:color="000000"/>
+              <w:right w:val="single" w:sz="1" w:space="0" w:color="000000"/>
+            </w:tcBorders>
+          </w:tcPr>
+          <w:p>
+            <w:pPr>
+              <w:spacing w:lineRule="auto"/>
+            </w:pPr>
+            <w:r>
+              <w:rPr/>
+              <w:t xml:space="preserve">Retención escrow</w:t>
+            </w:r>
+          </w:p>
+        </w:tc>
+        <w:tc>
+          <w:tcPr>
+            <w:tcBorders>
+              <w:top w:val="single" w:sz="1" w:space="0" w:color="000000"/>
+              <w:bottom w:val="single" w:sz="1" w:space="0" w:color="000000"/>
+              <w:left w:val="single" w:sz="1" w:space="0" w:color="000000"/>
+              <w:right w:val="single" w:sz="1" w:space="0" w:color="000000"/>
+            </w:tcBorders>
+          </w:tcPr>
+          <w:p>
+            <w:pPr>
+              <w:spacing w:lineRule="auto"/>
+            </w:pPr>
+            <w:r>
+              <w:rPr/>
+              <w:t xml:space="preserve">Al </w:t>
+            </w:r>
+          </w:p>
+          <w:p>
+            <w:pPr>
+              <w:spacing w:lineRule="auto"/>
+            </w:pPr>
+            <w:r>
+              <w:rPr>
+                <w:b/>
+              </w:rPr>
+              <w:t xml:space="preserve">Marcar en ruta</w:t>
+            </w:r>
+          </w:p>
+          <w:p>
+            <w:pPr>
+              <w:spacing w:lineRule="auto"/>
+            </w:pPr>
+            <w:r>
+              <w:rPr/>
+              <w:t xml:space="preserve"> (flete + 10%)</w:t>
+            </w:r>
+          </w:p>
+        </w:tc>
+        <w:tc>
+          <w:tcPr>
+            <w:tcBorders>
+              <w:top w:val="single" w:sz="1" w:space="0" w:color="000000"/>
+              <w:bottom w:val="single" w:sz="1" w:space="0" w:color="000000"/>
+              <w:left w:val="single" w:sz="1" w:space="0" w:color="000000"/>
+              <w:right w:val="single" w:sz="1" w:space="0" w:color="000000"/>
+            </w:tcBorders>
+          </w:tcPr>
+          <w:p>
+            <w:pPr>
+              <w:spacing w:lineRule="auto"/>
+            </w:pPr>
+            <w:r>
+              <w:rPr/>
+              <w:t xml:space="preserve">Prod pendiente</w:t>
+            </w:r>
+          </w:p>
+        </w:tc>
+      </w:tr>
+      <w:tr>
+        <w:trPr/>
+        <w:tc>
+          <w:tcPr>
+            <w:tcBorders>
+              <w:top w:val="single" w:sz="1" w:space="0" w:color="000000"/>
+              <w:bottom w:val="single" w:sz="1" w:space="0" w:color="000000"/>
+              <w:left w:val="single" w:sz="1" w:space="0" w:color="000000"/>
+              <w:right w:val="single" w:sz="1" w:space="0" w:color="000000"/>
+            </w:tcBorders>
+          </w:tcPr>
+          <w:p>
+            <w:pPr>
+              <w:spacing w:lineRule="auto"/>
+            </w:pPr>
+            <w:r>
+              <w:rPr/>
+              <w:t xml:space="preserve">Sin efectivo</w:t>
+            </w:r>
+          </w:p>
+        </w:tc>
+        <w:tc>
+          <w:tcPr>
+            <w:tcBorders>
+              <w:top w:val="single" w:sz="1" w:space="0" w:color="000000"/>
+              <w:bottom w:val="single" w:sz="1" w:space="0" w:color="000000"/>
+              <w:left w:val="single" w:sz="1" w:space="0" w:color="000000"/>
+              <w:right w:val="single" w:sz="1" w:space="0" w:color="000000"/>
+            </w:tcBorders>
+          </w:tcPr>
+          <w:p>
+            <w:pPr>
+              <w:spacing w:lineRule="auto"/>
+            </w:pPr>
+            <w:r>
+              <w:rPr/>
+              <w:t xml:space="preserve">Cubik Saldo; devoluciones a wallet</w:t>
+            </w:r>
+          </w:p>
+        </w:tc>
+        <w:tc>
+          <w:tcPr>
+            <w:tcBorders>
+              <w:top w:val="single" w:sz="1" w:space="0" w:color="000000"/>
+              <w:bottom w:val="single" w:sz="1" w:space="0" w:color="000000"/>
+              <w:left w:val="single" w:sz="1" w:space="0" w:color="000000"/>
+              <w:right w:val="single" w:sz="1" w:space="0" w:color="000000"/>
+            </w:tcBorders>
+          </w:tcPr>
+          <w:p>
+            <w:pPr>
+              <w:spacing w:lineRule="auto"/>
+            </w:pPr>
+            <w:r>
+              <w:rPr/>
+              <w:t xml:space="preserve">Diseño cerrado</w:t>
+            </w:r>
+          </w:p>
+        </w:tc>
+      </w:tr>
+      <w:tr>
+        <w:trPr/>
+        <w:tc>
+          <w:tcPr>
+            <w:tcBorders>
+              <w:top w:val="single" w:sz="1" w:space="0" w:color="000000"/>
+              <w:bottom w:val="single" w:sz="1" w:space="0" w:color="000000"/>
+              <w:left w:val="single" w:sz="1" w:space="0" w:color="000000"/>
+              <w:right w:val="single" w:sz="1" w:space="0" w:color="000000"/>
+            </w:tcBorders>
+          </w:tcPr>
+          <w:p>
+            <w:pPr>
+              <w:spacing w:lineRule="auto"/>
+            </w:pPr>
+            <w:r>
+              <w:rPr/>
+              <w:t xml:space="preserve">Tier formalidad</w:t>
+            </w:r>
+          </w:p>
+        </w:tc>
+        <w:tc>
+          <w:tcPr>
+            <w:tcBorders>
+              <w:top w:val="single" w:sz="1" w:space="0" w:color="000000"/>
+              <w:bottom w:val="single" w:sz="1" w:space="0" w:color="000000"/>
+              <w:left w:val="single" w:sz="1" w:space="0" w:color="000000"/>
+              <w:right w:val="single" w:sz="1" w:space="0" w:color="000000"/>
+            </w:tcBorders>
+          </w:tcPr>
+          <w:p>
+            <w:pPr>
+              <w:spacing w:lineRule="auto"/>
+            </w:pPr>
+            <w:r>
+              <w:rPr/>
+              <w:t xml:space="preserve">≥ </w:t>
+            </w:r>
+          </w:p>
+          <w:p>
+            <w:pPr>
+              <w:spacing w:lineRule="auto"/>
+            </w:pPr>
+            <w:r>
+              <w:rPr>
+                <w:b/>
+              </w:rPr>
+              <w:t xml:space="preserve">$1.000.000</w:t>
+            </w:r>
+          </w:p>
+          <w:p>
+            <w:pPr>
+              <w:spacing w:lineRule="auto"/>
+            </w:pPr>
+            <w:r>
+              <w:rPr/>
+              <w:t xml:space="preserve"> → factura + saldo</w:t>
+            </w:r>
+          </w:p>
+        </w:tc>
+        <w:tc>
+          <w:tcPr>
+            <w:tcBorders>
+              <w:top w:val="single" w:sz="1" w:space="0" w:color="000000"/>
+              <w:bottom w:val="single" w:sz="1" w:space="0" w:color="000000"/>
+              <w:left w:val="single" w:sz="1" w:space="0" w:color="000000"/>
+              <w:right w:val="single" w:sz="1" w:space="0" w:color="000000"/>
+            </w:tcBorders>
+          </w:tcPr>
+          <w:p>
+            <w:pPr>
+              <w:spacing w:lineRule="auto"/>
+            </w:pPr>
+            <w:r>
+              <w:rPr/>
+              <w:t xml:space="preserve">Diseño cerrado</w:t>
+            </w:r>
+          </w:p>
+        </w:tc>
+      </w:tr>
+      <w:tr>
+        <w:trPr/>
+        <w:tc>
+          <w:tcPr>
+            <w:tcBorders>
+              <w:top w:val="single" w:sz="1" w:space="0" w:color="000000"/>
+              <w:bottom w:val="single" w:sz="1" w:space="0" w:color="000000"/>
+              <w:left w:val="single" w:sz="1" w:space="0" w:color="000000"/>
+              <w:right w:val="single" w:sz="1" w:space="0" w:color="000000"/>
+            </w:tcBorders>
+          </w:tcPr>
+          <w:p>
+            <w:pPr>
+              <w:spacing w:lineRule="auto"/>
+            </w:pPr>
+            <w:r>
+              <w:rPr/>
+              <w:t xml:space="preserve">Cubik Plus Empresa</w:t>
+            </w:r>
+          </w:p>
+        </w:tc>
+        <w:tc>
+          <w:tcPr>
+            <w:tcBorders>
+              <w:top w:val="single" w:sz="1" w:space="0" w:color="000000"/>
+              <w:bottom w:val="single" w:sz="1" w:space="0" w:color="000000"/>
+              <w:left w:val="single" w:sz="1" w:space="0" w:color="000000"/>
+              <w:right w:val="single" w:sz="1" w:space="0" w:color="000000"/>
+            </w:tcBorders>
+          </w:tcPr>
+          <w:p>
+            <w:pPr>
+              <w:spacing w:lineRule="auto"/>
+            </w:pPr>
+            <w:r>
+              <w:rPr/>
+              <w:t xml:space="preserve">Mensualidad vs descuento % (tipo Uber One)</w:t>
+            </w:r>
+          </w:p>
+        </w:tc>
+        <w:tc>
+          <w:tcPr>
+            <w:tcBorders>
+              <w:top w:val="single" w:sz="1" w:space="0" w:color="000000"/>
+              <w:bottom w:val="single" w:sz="1" w:space="0" w:color="000000"/>
+              <w:left w:val="single" w:sz="1" w:space="0" w:color="000000"/>
+              <w:right w:val="single" w:sz="1" w:space="0" w:color="000000"/>
+            </w:tcBorders>
+          </w:tcPr>
+          <w:p>
+            <w:pPr>
+              <w:spacing w:lineRule="auto"/>
+            </w:pPr>
+            <w:r>
+              <w:rPr/>
+              <w:t xml:space="preserve">Futuro post-M2</w:t>
+            </w:r>
+          </w:p>
+        </w:tc>
+      </w:tr>
+    </w:tbl>
+    <w:p>
+      <w:pPr>
+        <w:spacing w:lineRule="auto"/>
+      </w:pPr>
+      <w:r>
+        <w:rPr/>
+      </w:r>
+    </w:p>
+    <w:p>
+      <w:pPr>
+        <w:pStyle w:val="Heading2"/>
+        <w:spacing w:lineRule="auto"/>
+      </w:pPr>
+      <w:r>
+        <w:rPr/>
+        <w:t xml:space="preserve">5. Funcionalidades MVP</w:t>
+      </w:r>
+    </w:p>
+    <w:tbl>
+      <w:tblPr>
+        <w:tblBorders>
+          <w:top w:val="single" w:sz="2" w:space="0" w:color="000000"/>
+          <w:bottom w:val="single" w:sz="2" w:space="0" w:color="000000"/>
+          <w:left w:val="single" w:sz="2" w:space="0" w:color="000000"/>
+          <w:right w:val="single" w:sz="2" w:space="0" w:color="000000"/>
+        </w:tblBorders>
+        <w:tblCellSpacing w:w="0" w:type="dxa"/>
+        <w:tblCellMar>
+          <w:top w:type="dxa" w:w="80"/>
+          <w:bottom w:type="dxa" w:w="80"/>
+          <w:left w:type="dxa" w:w="160"/>
+          <w:right w:type="dxa" w:w="160"/>
+        </w:tblCellMar>
+        <w:jc w:val="center"/>
+      </w:tblPr>
+      <w:tblGrid>
+        <w:gridCol w:w="4320"/>
+        <w:gridCol w:w="4320"/>
+      </w:tblGrid>
+      <w:tr>
+        <w:trPr/>
+        <w:tc>
+          <w:tcPr>
+            <w:tcBorders>
+              <w:top w:val="single" w:sz="1" w:space="0" w:color="000000"/>
+              <w:bottom w:val="single" w:sz="1" w:space="0" w:color="000000"/>
+              <w:left w:val="single" w:sz="1" w:space="0" w:color="000000"/>
+              <w:right w:val="single" w:sz="1" w:space="0" w:color="000000"/>
+            </w:tcBorders>
+          </w:tcPr>
+          <w:p>
+            <w:pPr>
+              <w:spacing w:lineRule="auto"/>
+            </w:pPr>
+            <w:r>
+              <w:rPr/>
+              <w:t xml:space="preserve">Funcionalidad</w:t>
+            </w:r>
+          </w:p>
+        </w:tc>
+        <w:tc>
+          <w:tcPr>
+            <w:tcBorders>
+              <w:top w:val="single" w:sz="1" w:space="0" w:color="000000"/>
+              <w:bottom w:val="single" w:sz="1" w:space="0" w:color="000000"/>
+              <w:left w:val="single" w:sz="1" w:space="0" w:color="000000"/>
+              <w:right w:val="single" w:sz="1" w:space="0" w:color="000000"/>
+            </w:tcBorders>
+          </w:tcPr>
+          <w:p>
+            <w:pPr>
+              <w:spacing w:lineRule="auto"/>
+            </w:pPr>
+            <w:r>
+              <w:rPr/>
+              <w:t xml:space="preserve">Estado</w:t>
+            </w:r>
+          </w:p>
+        </w:tc>
+      </w:tr>
+      <w:tr>
+        <w:trPr/>
+        <w:tc>
+          <w:tcPr>
+            <w:tcBorders>
+              <w:top w:val="single" w:sz="1" w:space="0" w:color="000000"/>
+              <w:bottom w:val="single" w:sz="1" w:space="0" w:color="000000"/>
+              <w:left w:val="single" w:sz="1" w:space="0" w:color="000000"/>
+              <w:right w:val="single" w:sz="1" w:space="0" w:color="000000"/>
+            </w:tcBorders>
+          </w:tcPr>
+          <w:p>
+            <w:pPr>
+              <w:spacing w:lineRule="auto"/>
+            </w:pPr>
+            <w:r>
+              <w:rPr/>
+              <w:t xml:space="preserve">Emparejar, cancelación, chat ruta, GPS, Mis viajes, calificación ★</w:t>
+            </w:r>
+          </w:p>
+        </w:tc>
+        <w:tc>
+          <w:tcPr>
+            <w:tcBorders>
+              <w:top w:val="single" w:sz="1" w:space="0" w:color="000000"/>
+              <w:bottom w:val="single" w:sz="1" w:space="0" w:color="000000"/>
+              <w:left w:val="single" w:sz="1" w:space="0" w:color="000000"/>
+              <w:right w:val="single" w:sz="1" w:space="0" w:color="000000"/>
+            </w:tcBorders>
+          </w:tcPr>
+          <w:p>
+            <w:pPr>
+              <w:spacing w:lineRule="auto"/>
+            </w:pPr>
+            <w:r>
+              <w:rPr/>
+              <w:t xml:space="preserve">Hecho</w:t>
+            </w:r>
+          </w:p>
+        </w:tc>
+      </w:tr>
+      <w:tr>
+        <w:trPr/>
+        <w:tc>
+          <w:tcPr>
+            <w:tcBorders>
+              <w:top w:val="single" w:sz="1" w:space="0" w:color="000000"/>
+              <w:bottom w:val="single" w:sz="1" w:space="0" w:color="000000"/>
+              <w:left w:val="single" w:sz="1" w:space="0" w:color="000000"/>
+              <w:right w:val="single" w:sz="1" w:space="0" w:color="000000"/>
+            </w:tcBorders>
+          </w:tcPr>
+          <w:p>
+            <w:pPr>
+              <w:spacing w:lineRule="auto"/>
+            </w:pPr>
+            <w:r>
+              <w:rPr/>
+              <w:t xml:space="preserve">Billetera multi-cuenta · Cubik app Android</w:t>
+            </w:r>
+          </w:p>
+        </w:tc>
+        <w:tc>
+          <w:tcPr>
+            <w:tcBorders>
+              <w:top w:val="single" w:sz="1" w:space="0" w:color="000000"/>
+              <w:bottom w:val="single" w:sz="1" w:space="0" w:color="000000"/>
+              <w:left w:val="single" w:sz="1" w:space="0" w:color="000000"/>
+              <w:right w:val="single" w:sz="1" w:space="0" w:color="000000"/>
+            </w:tcBorders>
+          </w:tcPr>
+          <w:p>
+            <w:pPr>
+              <w:spacing w:lineRule="auto"/>
+            </w:pPr>
+            <w:r>
+              <w:rPr/>
+              <w:t xml:space="preserve">Hecho</w:t>
+            </w:r>
+          </w:p>
+        </w:tc>
+      </w:tr>
+      <w:tr>
+        <w:trPr/>
+        <w:tc>
+          <w:tcPr>
+            <w:tcBorders>
+              <w:top w:val="single" w:sz="1" w:space="0" w:color="000000"/>
+              <w:bottom w:val="single" w:sz="1" w:space="0" w:color="000000"/>
+              <w:left w:val="single" w:sz="1" w:space="0" w:color="000000"/>
+              <w:right w:val="single" w:sz="1" w:space="0" w:color="000000"/>
+            </w:tcBorders>
+          </w:tcPr>
+          <w:p>
+            <w:pPr>
+              <w:spacing w:lineRule="auto"/>
+            </w:pPr>
+            <w:r>
+              <w:rPr/>
+              <w:t xml:space="preserve">Cubik Saldo piloto — Pagar + notificación transportista</w:t>
+            </w:r>
+          </w:p>
+        </w:tc>
+        <w:tc>
+          <w:tcPr>
+            <w:tcBorders>
+              <w:top w:val="single" w:sz="1" w:space="0" w:color="000000"/>
+              <w:bottom w:val="single" w:sz="1" w:space="0" w:color="000000"/>
+              <w:left w:val="single" w:sz="1" w:space="0" w:color="000000"/>
+              <w:right w:val="single" w:sz="1" w:space="0" w:color="000000"/>
+            </w:tcBorders>
+          </w:tcPr>
+          <w:p>
+            <w:pPr>
+              <w:spacing w:lineRule="auto"/>
+            </w:pPr>
+            <w:r>
+              <w:rPr/>
+              <w:t xml:space="preserve">Hecho v0.0.100–0.0.105</w:t>
+            </w:r>
+          </w:p>
+        </w:tc>
+      </w:tr>
+      <w:tr>
+        <w:trPr/>
+        <w:tc>
+          <w:tcPr>
+            <w:tcBorders>
+              <w:top w:val="single" w:sz="1" w:space="0" w:color="000000"/>
+              <w:bottom w:val="single" w:sz="1" w:space="0" w:color="000000"/>
+              <w:left w:val="single" w:sz="1" w:space="0" w:color="000000"/>
+              <w:right w:val="single" w:sz="1" w:space="0" w:color="000000"/>
+            </w:tcBorders>
+          </w:tcPr>
+          <w:p>
+            <w:pPr>
+              <w:spacing w:lineRule="auto"/>
+            </w:pPr>
+            <w:r>
+              <w:rPr/>
+              <w:t xml:space="preserve">Sugerencia flete calibrada RM–V</w:t>
+            </w:r>
+          </w:p>
+        </w:tc>
+        <w:tc>
+          <w:tcPr>
+            <w:tcBorders>
+              <w:top w:val="single" w:sz="1" w:space="0" w:color="000000"/>
+              <w:bottom w:val="single" w:sz="1" w:space="0" w:color="000000"/>
+              <w:left w:val="single" w:sz="1" w:space="0" w:color="000000"/>
+              <w:right w:val="single" w:sz="1" w:space="0" w:color="000000"/>
+            </w:tcBorders>
+          </w:tcPr>
+          <w:p>
+            <w:pPr>
+              <w:spacing w:lineRule="auto"/>
+            </w:pPr>
+            <w:r>
+              <w:rPr/>
+              <w:t xml:space="preserve">Hecho v0.0.105</w:t>
+            </w:r>
+          </w:p>
+        </w:tc>
+      </w:tr>
+      <w:tr>
+        <w:trPr/>
+        <w:tc>
+          <w:tcPr>
+            <w:tcBorders>
+              <w:top w:val="single" w:sz="1" w:space="0" w:color="000000"/>
+              <w:bottom w:val="single" w:sz="1" w:space="0" w:color="000000"/>
+              <w:left w:val="single" w:sz="1" w:space="0" w:color="000000"/>
+              <w:right w:val="single" w:sz="1" w:space="0" w:color="000000"/>
+            </w:tcBorders>
+          </w:tcPr>
+          <w:p>
+            <w:pPr>
+              <w:spacing w:lineRule="auto"/>
+            </w:pPr>
+            <w:r>
+              <w:rPr/>
+              <w:t xml:space="preserve">Wallet real + retención al En ruta</w:t>
+            </w:r>
+          </w:p>
+        </w:tc>
+        <w:tc>
+          <w:tcPr>
+            <w:tcBorders>
+              <w:top w:val="single" w:sz="1" w:space="0" w:color="000000"/>
+              <w:bottom w:val="single" w:sz="1" w:space="0" w:color="000000"/>
+              <w:left w:val="single" w:sz="1" w:space="0" w:color="000000"/>
+              <w:right w:val="single" w:sz="1" w:space="0" w:color="000000"/>
+            </w:tcBorders>
+          </w:tcPr>
+          <w:p>
+            <w:pPr>
+              <w:spacing w:lineRule="auto"/>
+            </w:pPr>
+            <w:r>
+              <w:rPr/>
+              <w:t xml:space="preserve">Pendiente</w:t>
+            </w:r>
+          </w:p>
+        </w:tc>
+      </w:tr>
+      <w:tr>
+        <w:trPr/>
+        <w:tc>
+          <w:tcPr>
+            <w:tcBorders>
+              <w:top w:val="single" w:sz="1" w:space="0" w:color="000000"/>
+              <w:bottom w:val="single" w:sz="1" w:space="0" w:color="000000"/>
+              <w:left w:val="single" w:sz="1" w:space="0" w:color="000000"/>
+              <w:right w:val="single" w:sz="1" w:space="0" w:color="000000"/>
+            </w:tcBorders>
+          </w:tcPr>
+          <w:p>
+            <w:pPr>
+              <w:spacing w:lineRule="auto"/>
+            </w:pPr>
+            <w:r>
+              <w:rPr/>
+              <w:t xml:space="preserve">Twilio Proxy (llamadas enmascaradas)</w:t>
+            </w:r>
+          </w:p>
+        </w:tc>
+        <w:tc>
+          <w:tcPr>
+            <w:tcBorders>
+              <w:top w:val="single" w:sz="1" w:space="0" w:color="000000"/>
+              <w:bottom w:val="single" w:sz="1" w:space="0" w:color="000000"/>
+              <w:left w:val="single" w:sz="1" w:space="0" w:color="000000"/>
+              <w:right w:val="single" w:sz="1" w:space="0" w:color="000000"/>
+            </w:tcBorders>
+          </w:tcPr>
+          <w:p>
+            <w:pPr>
+              <w:spacing w:lineRule="auto"/>
+            </w:pPr>
+            <w:r>
+              <w:rPr/>
+              <w:t xml:space="preserve">UI lista; proxy pendiente</w:t>
+            </w:r>
+          </w:p>
+        </w:tc>
+      </w:tr>
+      <w:tr>
+        <w:trPr/>
+        <w:tc>
+          <w:tcPr>
+            <w:tcBorders>
+              <w:top w:val="single" w:sz="1" w:space="0" w:color="000000"/>
+              <w:bottom w:val="single" w:sz="1" w:space="0" w:color="000000"/>
+              <w:left w:val="single" w:sz="1" w:space="0" w:color="000000"/>
+              <w:right w:val="single" w:sz="1" w:space="0" w:color="000000"/>
+            </w:tcBorders>
+          </w:tcPr>
+          <w:p>
+            <w:pPr>
+              <w:spacing w:lineRule="auto"/>
+            </w:pPr>
+            <w:r>
+              <w:rPr/>
+              <w:t xml:space="preserve">Push FCM recepción en teléfono</w:t>
+            </w:r>
+          </w:p>
+        </w:tc>
+        <w:tc>
+          <w:tcPr>
+            <w:tcBorders>
+              <w:top w:val="single" w:sz="1" w:space="0" w:color="000000"/>
+              <w:bottom w:val="single" w:sz="1" w:space="0" w:color="000000"/>
+              <w:left w:val="single" w:sz="1" w:space="0" w:color="000000"/>
+              <w:right w:val="single" w:sz="1" w:space="0" w:color="000000"/>
+            </w:tcBorders>
+          </w:tcPr>
+          <w:p>
+            <w:pPr>
+              <w:spacing w:lineRule="auto"/>
+            </w:pPr>
+            <w:r>
+              <w:rPr/>
+              <w:t xml:space="preserve">Backend OK; validación pendiente</w:t>
+            </w:r>
+          </w:p>
+        </w:tc>
+      </w:tr>
+    </w:tbl>
+    <w:p>
+      <w:pPr>
+        <w:spacing w:lineRule="auto"/>
+      </w:pPr>
+      <w:r>
+        <w:rPr/>
+      </w:r>
+    </w:p>
+    <w:p>
+      <w:pPr>
+        <w:pStyle w:val="Heading2"/>
+        <w:spacing w:lineRule="auto"/>
+      </w:pPr>
+      <w:r>
+        <w:rPr/>
+        <w:t xml:space="preserve">6. Prioridades inmediatas</w:t>
+      </w:r>
+    </w:p>
+    <w:p>
+      <w:pPr>
+        <w:numPr>
+          <w:ilvl w:val="0"/>
+          <w:numId w:val="3"/>
+        </w:numPr>
+        <w:spacing w:lineRule="auto"/>
+      </w:pPr>
+      <w:r>
+        <w:rPr>
+          <w:b/>
+        </w:rPr>
+        <w:t xml:space="preserve">P0:</w:t>
+      </w:r>
+      <w:r>
+        <w:rPr/>
+        <w:t xml:space="preserve"> Wallet real + escrow en ruta (piloto 10/5 ya validado)</w:t>
+      </w:r>
+    </w:p>
+    <w:p>
+      <w:pPr>
+        <w:numPr>
+          <w:ilvl w:val="0"/>
+          <w:numId w:val="3"/>
+        </w:numPr>
+        <w:spacing w:lineRule="auto"/>
+      </w:pPr>
+      <w:r>
+        <w:rPr>
+          <w:b/>
+        </w:rPr>
+        <w:t xml:space="preserve">P0:</w:t>
+      </w:r>
+      <w:r>
+        <w:rPr/>
+        <w:t xml:space="preserve"> Twilio Proxy (llamadas enmascaradas)</w:t>
+      </w:r>
+    </w:p>
+    <w:p>
+      <w:pPr>
+        <w:numPr>
+          <w:ilvl w:val="0"/>
+          <w:numId w:val="3"/>
+        </w:numPr>
+        <w:spacing w:lineRule="auto"/>
+      </w:pPr>
+      <w:r>
+        <w:rPr>
+          <w:b/>
+        </w:rPr>
+        <w:t xml:space="preserve">P0:</w:t>
+      </w:r>
+      <w:r>
+        <w:rPr/>
+        <w:t xml:space="preserve"> Piloto M2 — 20 viajes </w:t>
+      </w:r>
+      <w:r>
+        <w:rPr/>
+        <w:t xml:space="preserve">completed</w:t>
+      </w:r>
+      <w:r>
+        <w:rPr/>
+        <w:t xml:space="preserve"> corredor RM ↔ Valparaíso/San Antonio</w:t>
+      </w:r>
+    </w:p>
+    <w:p>
+      <w:pPr>
+        <w:numPr>
+          <w:ilvl w:val="0"/>
+          <w:numId w:val="3"/>
+        </w:numPr>
+        <w:spacing w:lineRule="auto"/>
+      </w:pPr>
+      <w:r>
+        <w:rPr>
+          <w:b/>
+        </w:rPr>
+        <w:t xml:space="preserve">P1:</w:t>
+      </w:r>
+      <w:r>
+        <w:rPr/>
+        <w:t xml:space="preserve"> Push FCM en dispositivo físico</w:t>
+      </w:r>
+    </w:p>
+    <w:p>
+      <w:pPr>
+        <w:numPr>
+          <w:ilvl w:val="0"/>
+          <w:numId w:val="3"/>
+        </w:numPr>
+        <w:spacing w:lineRule="auto"/>
+      </w:pPr>
+      <w:r>
         <w:rPr>
           <w:b/>
         </w:rPr>
@@ -790,7 +2560,7 @@
       </w:r>
       <w:r>
         <w:rPr/>
-        <w:t xml:space="preserve"> Integración pasarela de pago (post-validación piloto)</w:t>
+        <w:t xml:space="preserve"> Cubik Plus Empresa (suscripción)</w:t>
       </w:r>
     </w:p>
     <w:p>
@@ -799,14 +2569,38 @@
       </w:pPr>
       <w:r>
         <w:rPr/>
-        <w:t xml:space="preserve">Detalle completo: </w:t>
-      </w:r>
-      <w:hyperlink r:id="rId6">
+        <w:t xml:space="preserve">Detalle: </w:t>
+      </w:r>
+      <w:hyperlink r:id="rId12">
         <w:r>
           <w:rPr>
             <w:rStyle w:val="Hyperlink"/>
           </w:rPr>
-          <w:t xml:space="preserve">Memoria-tecnica-Uber-Truck.html</w:t>
+          <w:t xml:space="preserve">Memoria v4.1</w:t>
+        </w:r>
+      </w:hyperlink>
+      <w:r>
+        <w:rPr/>
+        <w:t xml:space="preserve"> · </w:t>
+      </w:r>
+      <w:hyperlink r:id="rId13">
+        <w:r>
+          <w:rPr>
+            <w:rStyle w:val="Hyperlink"/>
+          </w:rPr>
+          <w:t xml:space="preserve">Journey v2.9</w:t>
+        </w:r>
+      </w:hyperlink>
+      <w:r>
+        <w:rPr/>
+        <w:t xml:space="preserve"> · </w:t>
+      </w:r>
+      <w:hyperlink r:id="rId14">
+        <w:r>
+          <w:rPr>
+            <w:rStyle w:val="Hyperlink"/>
+          </w:rPr>
+          <w:t xml:space="preserve">Estrategia</w:t>
         </w:r>
       </w:hyperlink>
     </w:p>
@@ -819,8 +2613,8 @@
   <w:abstractNum w:abstractNumId="1">
     <w:lvl w:ilvl="0">
       <w:start w:val="1"/>
-      <w:numFmt w:val="decimal"/>
-      <w:lvlText w:val="%1."/>
+      <w:numFmt w:val="bullet"/>
+      <w:lvlText w:val=""/>
       <w:lvlJc w:val="left"/>
       <w:pPr>
         <w:tabs>
@@ -828,11 +2622,14 @@
         </w:tabs>
         <w:ind w:left="720" w:hanging="360"/>
       </w:pPr>
+      <w:rPr>
+        <w:rFonts w:ascii="Symbol" w:hAnsi="Symbol" w:hint="default"/>
+      </w:rPr>
     </w:lvl>
     <w:lvl w:ilvl="1">
       <w:start w:val="1"/>
-      <w:numFmt w:val="decimal"/>
-      <w:lvlText w:val="%2."/>
+      <w:numFmt w:val="bullet"/>
+      <w:lvlText w:val=""/>
       <w:lvlJc w:val="left"/>
       <w:pPr>
         <w:tabs>
@@ -840,11 +2637,14 @@
         </w:tabs>
         <w:ind w:left="1440" w:hanging="360"/>
       </w:pPr>
+      <w:rPr>
+        <w:rFonts w:ascii="Symbol" w:hAnsi="Symbol" w:hint="default"/>
+      </w:rPr>
     </w:lvl>
     <w:lvl w:ilvl="2">
       <w:start w:val="1"/>
-      <w:numFmt w:val="decimal"/>
-      <w:lvlText w:val="%3."/>
+      <w:numFmt w:val="bullet"/>
+      <w:lvlText w:val=""/>
       <w:lvlJc w:val="left"/>
       <w:pPr>
         <w:tabs>
@@ -852,11 +2652,14 @@
         </w:tabs>
         <w:ind w:left="2160" w:hanging="360"/>
       </w:pPr>
+      <w:rPr>
+        <w:rFonts w:ascii="Symbol" w:hAnsi="Symbol" w:hint="default"/>
+      </w:rPr>
     </w:lvl>
     <w:lvl w:ilvl="3">
       <w:start w:val="1"/>
-      <w:numFmt w:val="decimal"/>
-      <w:lvlText w:val="%4."/>
+      <w:numFmt w:val="bullet"/>
+      <w:lvlText w:val=""/>
       <w:lvlJc w:val="left"/>
       <w:pPr>
         <w:tabs>
@@ -864,11 +2667,14 @@
         </w:tabs>
         <w:ind w:left="2880" w:hanging="360"/>
       </w:pPr>
+      <w:rPr>
+        <w:rFonts w:ascii="Symbol" w:hAnsi="Symbol" w:hint="default"/>
+      </w:rPr>
     </w:lvl>
     <w:lvl w:ilvl="4">
       <w:start w:val="1"/>
-      <w:numFmt w:val="decimal"/>
-      <w:lvlText w:val="%5."/>
+      <w:numFmt w:val="bullet"/>
+      <w:lvlText w:val=""/>
       <w:lvlJc w:val="left"/>
       <w:pPr>
         <w:tabs>
@@ -876,11 +2682,14 @@
         </w:tabs>
         <w:ind w:left="3600" w:hanging="360"/>
       </w:pPr>
+      <w:rPr>
+        <w:rFonts w:ascii="Symbol" w:hAnsi="Symbol" w:hint="default"/>
+      </w:rPr>
     </w:lvl>
     <w:lvl w:ilvl="5">
       <w:start w:val="1"/>
-      <w:numFmt w:val="decimal"/>
-      <w:lvlText w:val="%6."/>
+      <w:numFmt w:val="bullet"/>
+      <w:lvlText w:val=""/>
       <w:lvlJc w:val="left"/>
       <w:pPr>
         <w:tabs>
@@ -888,11 +2697,14 @@
         </w:tabs>
         <w:ind w:left="4320" w:hanging="360"/>
       </w:pPr>
+      <w:rPr>
+        <w:rFonts w:ascii="Symbol" w:hAnsi="Symbol" w:hint="default"/>
+      </w:rPr>
     </w:lvl>
     <w:lvl w:ilvl="6">
       <w:start w:val="1"/>
-      <w:numFmt w:val="decimal"/>
-      <w:lvlText w:val="%7."/>
+      <w:numFmt w:val="bullet"/>
+      <w:lvlText w:val=""/>
       <w:lvlJc w:val="left"/>
       <w:pPr>
         <w:tabs>
@@ -900,11 +2712,14 @@
         </w:tabs>
         <w:ind w:left="5040" w:hanging="360"/>
       </w:pPr>
+      <w:rPr>
+        <w:rFonts w:ascii="Symbol" w:hAnsi="Symbol" w:hint="default"/>
+      </w:rPr>
     </w:lvl>
     <w:lvl w:ilvl="7">
       <w:start w:val="1"/>
-      <w:numFmt w:val="decimal"/>
-      <w:lvlText w:val="%8."/>
+      <w:numFmt w:val="bullet"/>
+      <w:lvlText w:val=""/>
       <w:lvlJc w:val="left"/>
       <w:pPr>
         <w:tabs>
@@ -912,9 +2727,134 @@
         </w:tabs>
         <w:ind w:left="5760" w:hanging="360"/>
       </w:pPr>
+      <w:rPr>
+        <w:rFonts w:ascii="Symbol" w:hAnsi="Symbol" w:hint="default"/>
+      </w:rPr>
     </w:lvl>
   </w:abstractNum>
   <w:abstractNum w:abstractNumId="2">
+    <w:lvl w:ilvl="0">
+      <w:start w:val="1"/>
+      <w:numFmt w:val="bullet"/>
+      <w:lvlText w:val=""/>
+      <w:lvlJc w:val="left"/>
+      <w:pPr>
+        <w:tabs>
+          <w:tab w:val="num" w:pos="720"/>
+        </w:tabs>
+        <w:ind w:left="720" w:hanging="360"/>
+      </w:pPr>
+      <w:rPr>
+        <w:rFonts w:ascii="Symbol" w:hAnsi="Symbol" w:hint="default"/>
+      </w:rPr>
+    </w:lvl>
+    <w:lvl w:ilvl="1">
+      <w:start w:val="1"/>
+      <w:numFmt w:val="bullet"/>
+      <w:lvlText w:val=""/>
+      <w:lvlJc w:val="left"/>
+      <w:pPr>
+        <w:tabs>
+          <w:tab w:val="num" w:pos="1440"/>
+        </w:tabs>
+        <w:ind w:left="1440" w:hanging="360"/>
+      </w:pPr>
+      <w:rPr>
+        <w:rFonts w:ascii="Symbol" w:hAnsi="Symbol" w:hint="default"/>
+      </w:rPr>
+    </w:lvl>
+    <w:lvl w:ilvl="2">
+      <w:start w:val="1"/>
+      <w:numFmt w:val="bullet"/>
+      <w:lvlText w:val=""/>
+      <w:lvlJc w:val="left"/>
+      <w:pPr>
+        <w:tabs>
+          <w:tab w:val="num" w:pos="2160"/>
+        </w:tabs>
+        <w:ind w:left="2160" w:hanging="360"/>
+      </w:pPr>
+      <w:rPr>
+        <w:rFonts w:ascii="Symbol" w:hAnsi="Symbol" w:hint="default"/>
+      </w:rPr>
+    </w:lvl>
+    <w:lvl w:ilvl="3">
+      <w:start w:val="1"/>
+      <w:numFmt w:val="bullet"/>
+      <w:lvlText w:val=""/>
+      <w:lvlJc w:val="left"/>
+      <w:pPr>
+        <w:tabs>
+          <w:tab w:val="num" w:pos="2880"/>
+        </w:tabs>
+        <w:ind w:left="2880" w:hanging="360"/>
+      </w:pPr>
+      <w:rPr>
+        <w:rFonts w:ascii="Symbol" w:hAnsi="Symbol" w:hint="default"/>
+      </w:rPr>
+    </w:lvl>
+    <w:lvl w:ilvl="4">
+      <w:start w:val="1"/>
+      <w:numFmt w:val="bullet"/>
+      <w:lvlText w:val=""/>
+      <w:lvlJc w:val="left"/>
+      <w:pPr>
+        <w:tabs>
+          <w:tab w:val="num" w:pos="3600"/>
+        </w:tabs>
+        <w:ind w:left="3600" w:hanging="360"/>
+      </w:pPr>
+      <w:rPr>
+        <w:rFonts w:ascii="Symbol" w:hAnsi="Symbol" w:hint="default"/>
+      </w:rPr>
+    </w:lvl>
+    <w:lvl w:ilvl="5">
+      <w:start w:val="1"/>
+      <w:numFmt w:val="bullet"/>
+      <w:lvlText w:val=""/>
+      <w:lvlJc w:val="left"/>
+      <w:pPr>
+        <w:tabs>
+          <w:tab w:val="num" w:pos="4320"/>
+        </w:tabs>
+        <w:ind w:left="4320" w:hanging="360"/>
+      </w:pPr>
+      <w:rPr>
+        <w:rFonts w:ascii="Symbol" w:hAnsi="Symbol" w:hint="default"/>
+      </w:rPr>
+    </w:lvl>
+    <w:lvl w:ilvl="6">
+      <w:start w:val="1"/>
+      <w:numFmt w:val="bullet"/>
+      <w:lvlText w:val=""/>
+      <w:lvlJc w:val="left"/>
+      <w:pPr>
+        <w:tabs>
+          <w:tab w:val="num" w:pos="5040"/>
+        </w:tabs>
+        <w:ind w:left="5040" w:hanging="360"/>
+      </w:pPr>
+      <w:rPr>
+        <w:rFonts w:ascii="Symbol" w:hAnsi="Symbol" w:hint="default"/>
+      </w:rPr>
+    </w:lvl>
+    <w:lvl w:ilvl="7">
+      <w:start w:val="1"/>
+      <w:numFmt w:val="bullet"/>
+      <w:lvlText w:val=""/>
+      <w:lvlJc w:val="left"/>
+      <w:pPr>
+        <w:tabs>
+          <w:tab w:val="num" w:pos="5760"/>
+        </w:tabs>
+        <w:ind w:left="5760" w:hanging="360"/>
+      </w:pPr>
+      <w:rPr>
+        <w:rFonts w:ascii="Symbol" w:hAnsi="Symbol" w:hint="default"/>
+      </w:rPr>
+    </w:lvl>
+  </w:abstractNum>
+  <w:abstractNum w:abstractNumId="3">
     <w:lvl w:ilvl="0">
       <w:start w:val="1"/>
       <w:numFmt w:val="bullet"/>
@@ -1041,6 +2981,9 @@
   </w:num>
   <w:num w:numId="2">
     <w:abstractNumId w:val="2"/>
+  </w:num>
+  <w:num w:numId="3">
+    <w:abstractNumId w:val="3"/>
   </w:num>
 </w:numbering>
 </file>

--- a/docs/Canvas-Resumen-Uber-Truck.docx
+++ b/docs/Canvas-Resumen-Uber-Truck.docx
@@ -52,13 +52,13 @@
       </w:r>
       <w:r>
         <w:rPr/>
-        <w:t xml:space="preserve"> 1.4 · </w:t>
+        <w:t xml:space="preserve"> 1.5 · </w:t>
       </w:r>
       <w:r>
         <w:rPr>
           <w:b/>
         </w:rPr>
-        <w:t xml:space="preserve">25 may 2026</w:t>
+        <w:t xml:space="preserve">10 jun 2026</w:t>
       </w:r>
       <w:r>
         <w:rPr/>
@@ -68,7 +68,7 @@
         <w:rPr>
           <w:b/>
         </w:rPr>
-        <w:t xml:space="preserve">0.0.105</w:t>
+        <w:t xml:space="preserve">0.0.125</w:t>
       </w:r>
       <w:r>
         <w:rPr/>
@@ -78,7 +78,7 @@
         <w:rPr>
           <w:b/>
         </w:rPr>
-        <w:t xml:space="preserve">v4.1</w:t>
+        <w:t xml:space="preserve">v4.2</w:t>
       </w:r>
       <w:r>
         <w:rPr/>
@@ -86,7 +86,7 @@
       </w:r>
       <w:r>
         <w:rPr/>
-        <w:t xml:space="preserve">canvases/estado-avance.canvas.tsx</w:t>
+        <w:t xml:space="preserve">estado-avance</w:t>
       </w:r>
       <w:r>
         <w:rPr/>
@@ -94,7 +94,15 @@
       </w:r>
       <w:r>
         <w:rPr/>
-        <w:t xml:space="preserve">canvases/comparacion-costos-transporte.canvas.tsx</w:t>
+        <w:t xml:space="preserve">comparacion-costos-transporte</w:t>
+      </w:r>
+      <w:r>
+        <w:rPr/>
+        <w:t xml:space="preserve">, </w:t>
+      </w:r>
+      <w:r>
+        <w:rPr/>
+        <w:t xml:space="preserve">cubik-plan-native-escala</w:t>
       </w:r>
     </w:p>
     <w:p>
@@ -113,7 +121,7 @@
       </w:pPr>
       <w:r>
         <w:rPr/>
-        <w:t xml:space="preserve">Equivalente al canvas de estado de avance en Cursor y a la memoria técnica v4.0. Export Word: </w:t>
+        <w:t xml:space="preserve">Equivalente a los canvas de Cursor y a la memoria técnica v4.2. Export Word: </w:t>
       </w:r>
       <w:r>
         <w:rPr/>
@@ -152,6 +160,18 @@
             <w:rStyle w:val="Hyperlink"/>
           </w:rPr>
           <w:t xml:space="preserve">/probar</w:t>
+        </w:r>
+      </w:hyperlink>
+      <w:r>
+        <w:rPr/>
+        <w:t xml:space="preserve"> · </w:t>
+      </w:r>
+      <w:hyperlink r:id="rId10">
+        <w:r>
+          <w:rPr>
+            <w:rStyle w:val="Hyperlink"/>
+          </w:rPr>
+          <w:t xml:space="preserve">/qa-lab</w:t>
         </w:r>
       </w:hyperlink>
     </w:p>
@@ -283,26 +303,26 @@
             </w:pPr>
             <w:r>
               <w:rPr/>
-              <w:t xml:space="preserve">~94%</w:t>
-            </w:r>
-          </w:p>
-        </w:tc>
-        <w:tc>
-          <w:tcPr>
-            <w:tcBorders>
-              <w:top w:val="single" w:sz="1" w:space="0" w:color="000000"/>
-              <w:bottom w:val="single" w:sz="1" w:space="0" w:color="000000"/>
-              <w:left w:val="single" w:sz="1" w:space="0" w:color="000000"/>
-              <w:right w:val="single" w:sz="1" w:space="0" w:color="000000"/>
-            </w:tcBorders>
-          </w:tcPr>
-          <w:p>
-            <w:pPr>
-              <w:spacing w:lineRule="auto"/>
-            </w:pPr>
-            <w:r>
-              <w:rPr/>
-              <w:t xml:space="preserve">Paridad Uber: viajes, chat, incidentes, GPS, billetera, app Cubik</w:t>
+              <w:t xml:space="preserve">~95%</w:t>
+            </w:r>
+          </w:p>
+        </w:tc>
+        <w:tc>
+          <w:tcPr>
+            <w:tcBorders>
+              <w:top w:val="single" w:sz="1" w:space="0" w:color="000000"/>
+              <w:bottom w:val="single" w:sz="1" w:space="0" w:color="000000"/>
+              <w:left w:val="single" w:sz="1" w:space="0" w:color="000000"/>
+              <w:right w:val="single" w:sz="1" w:space="0" w:color="000000"/>
+            </w:tcBorders>
+          </w:tcPr>
+          <w:p>
+            <w:pPr>
+              <w:spacing w:lineRule="auto"/>
+            </w:pPr>
+            <w:r>
+              <w:rPr/>
+              <w:t xml:space="preserve">Paridad Uber + QA + notificaciones + app Cubik</w:t>
             </w:r>
           </w:p>
         </w:tc>
@@ -422,7 +442,7 @@
             </w:pPr>
             <w:r>
               <w:rPr/>
-              <w:t xml:space="preserve">Pagar simulado, badges, notificación transportista, Cuenta piloto</w:t>
+              <w:t xml:space="preserve">Pagar simulado, badges, notificación transportista</w:t>
             </w:r>
           </w:p>
         </w:tc>
@@ -482,7 +502,7 @@
             </w:pPr>
             <w:r>
               <w:rPr/>
-              <w:t xml:space="preserve">Retención al En ruta, ledger, recarga pasarela — siguiente</w:t>
+              <w:t xml:space="preserve">Retención al En ruta, ledger, recarga pasarela</w:t>
             </w:r>
           </w:p>
         </w:tc>
@@ -504,45 +524,45 @@
             </w:pPr>
             <w:r>
               <w:rPr/>
-              <w:t xml:space="preserve">Push móvil (FCM)</w:t>
-            </w:r>
-          </w:p>
-        </w:tc>
-        <w:tc>
-          <w:tcPr>
-            <w:tcBorders>
-              <w:top w:val="single" w:sz="1" w:space="0" w:color="000000"/>
-              <w:bottom w:val="single" w:sz="1" w:space="0" w:color="000000"/>
-              <w:left w:val="single" w:sz="1" w:space="0" w:color="000000"/>
-              <w:right w:val="single" w:sz="1" w:space="0" w:color="000000"/>
-            </w:tcBorders>
-          </w:tcPr>
-          <w:p>
-            <w:pPr>
-              <w:spacing w:lineRule="auto"/>
-            </w:pPr>
-            <w:r>
-              <w:rPr/>
-              <w:t xml:space="preserve">~70%</w:t>
-            </w:r>
-          </w:p>
-        </w:tc>
-        <w:tc>
-          <w:tcPr>
-            <w:tcBorders>
-              <w:top w:val="single" w:sz="1" w:space="0" w:color="000000"/>
-              <w:bottom w:val="single" w:sz="1" w:space="0" w:color="000000"/>
-              <w:left w:val="single" w:sz="1" w:space="0" w:color="000000"/>
-              <w:right w:val="single" w:sz="1" w:space="0" w:color="000000"/>
-            </w:tcBorders>
-          </w:tcPr>
-          <w:p>
-            <w:pPr>
-              <w:spacing w:lineRule="auto"/>
-            </w:pPr>
-            <w:r>
-              <w:rPr/>
-              <w:t xml:space="preserve">Backend OK; validación push-test en teléfono pendiente</w:t>
+              <w:t xml:space="preserve">QA automatizado</w:t>
+            </w:r>
+          </w:p>
+        </w:tc>
+        <w:tc>
+          <w:tcPr>
+            <w:tcBorders>
+              <w:top w:val="single" w:sz="1" w:space="0" w:color="000000"/>
+              <w:bottom w:val="single" w:sz="1" w:space="0" w:color="000000"/>
+              <w:left w:val="single" w:sz="1" w:space="0" w:color="000000"/>
+              <w:right w:val="single" w:sz="1" w:space="0" w:color="000000"/>
+            </w:tcBorders>
+          </w:tcPr>
+          <w:p>
+            <w:pPr>
+              <w:spacing w:lineRule="auto"/>
+            </w:pPr>
+            <w:r>
+              <w:rPr/>
+              <w:t xml:space="preserve">~85%</w:t>
+            </w:r>
+          </w:p>
+        </w:tc>
+        <w:tc>
+          <w:tcPr>
+            <w:tcBorders>
+              <w:top w:val="single" w:sz="1" w:space="0" w:color="000000"/>
+              <w:bottom w:val="single" w:sz="1" w:space="0" w:color="000000"/>
+              <w:left w:val="single" w:sz="1" w:space="0" w:color="000000"/>
+              <w:right w:val="single" w:sz="1" w:space="0" w:color="000000"/>
+            </w:tcBorders>
+          </w:tcPr>
+          <w:p>
+            <w:pPr>
+              <w:spacing w:lineRule="auto"/>
+            </w:pPr>
+            <w:r>
+              <w:rPr/>
+              <w:t xml:space="preserve">Unit + Playwright + CI + Laboratorio /qa-lab</w:t>
             </w:r>
           </w:p>
         </w:tc>
@@ -564,6 +584,66 @@
             </w:pPr>
             <w:r>
               <w:rPr/>
+              <w:t xml:space="preserve">Push móvil (FCM)</w:t>
+            </w:r>
+          </w:p>
+        </w:tc>
+        <w:tc>
+          <w:tcPr>
+            <w:tcBorders>
+              <w:top w:val="single" w:sz="1" w:space="0" w:color="000000"/>
+              <w:bottom w:val="single" w:sz="1" w:space="0" w:color="000000"/>
+              <w:left w:val="single" w:sz="1" w:space="0" w:color="000000"/>
+              <w:right w:val="single" w:sz="1" w:space="0" w:color="000000"/>
+            </w:tcBorders>
+          </w:tcPr>
+          <w:p>
+            <w:pPr>
+              <w:spacing w:lineRule="auto"/>
+            </w:pPr>
+            <w:r>
+              <w:rPr/>
+              <w:t xml:space="preserve">~70%</w:t>
+            </w:r>
+          </w:p>
+        </w:tc>
+        <w:tc>
+          <w:tcPr>
+            <w:tcBorders>
+              <w:top w:val="single" w:sz="1" w:space="0" w:color="000000"/>
+              <w:bottom w:val="single" w:sz="1" w:space="0" w:color="000000"/>
+              <w:left w:val="single" w:sz="1" w:space="0" w:color="000000"/>
+              <w:right w:val="single" w:sz="1" w:space="0" w:color="000000"/>
+            </w:tcBorders>
+          </w:tcPr>
+          <w:p>
+            <w:pPr>
+              <w:spacing w:lineRule="auto"/>
+            </w:pPr>
+            <w:r>
+              <w:rPr/>
+              <w:t xml:space="preserve">Backend OK; validación push-test pendiente</w:t>
+            </w:r>
+          </w:p>
+        </w:tc>
+      </w:tr>
+      <w:tr>
+        <w:trPr/>
+        <w:tc>
+          <w:tcPr>
+            <w:tcBorders>
+              <w:top w:val="single" w:sz="1" w:space="0" w:color="000000"/>
+              <w:bottom w:val="single" w:sz="1" w:space="0" w:color="000000"/>
+              <w:left w:val="single" w:sz="1" w:space="0" w:color="000000"/>
+              <w:right w:val="single" w:sz="1" w:space="0" w:color="000000"/>
+            </w:tcBorders>
+          </w:tcPr>
+          <w:p>
+            <w:pPr>
+              <w:spacing w:lineRule="auto"/>
+            </w:pPr>
+            <w:r>
+              <w:rPr/>
               <w:t xml:space="preserve">Proyecto hasta M5</w:t>
             </w:r>
           </w:p>
@@ -583,26 +663,26 @@
             </w:pPr>
             <w:r>
               <w:rPr/>
-              <w:t xml:space="preserve">~48%</w:t>
-            </w:r>
-          </w:p>
-        </w:tc>
-        <w:tc>
-          <w:tcPr>
-            <w:tcBorders>
-              <w:top w:val="single" w:sz="1" w:space="0" w:color="000000"/>
-              <w:bottom w:val="single" w:sz="1" w:space="0" w:color="000000"/>
-              <w:left w:val="single" w:sz="1" w:space="0" w:color="000000"/>
-              <w:right w:val="single" w:sz="1" w:space="0" w:color="000000"/>
-            </w:tcBorders>
-          </w:tcPr>
-          <w:p>
-            <w:pPr>
-              <w:spacing w:lineRule="auto"/>
-            </w:pPr>
-            <w:r>
-              <w:rPr/>
-              <w:t xml:space="preserve">Piloto M2 (20 viajes) siguiente foco operativo</w:t>
+              <w:t xml:space="preserve">~50%</w:t>
+            </w:r>
+          </w:p>
+        </w:tc>
+        <w:tc>
+          <w:tcPr>
+            <w:tcBorders>
+              <w:top w:val="single" w:sz="1" w:space="0" w:color="000000"/>
+              <w:bottom w:val="single" w:sz="1" w:space="0" w:color="000000"/>
+              <w:left w:val="single" w:sz="1" w:space="0" w:color="000000"/>
+              <w:right w:val="single" w:sz="1" w:space="0" w:color="000000"/>
+            </w:tcBorders>
+          </w:tcPr>
+          <w:p>
+            <w:pPr>
+              <w:spacing w:lineRule="auto"/>
+            </w:pPr>
+            <w:r>
+              <w:rPr/>
+              <w:t xml:space="preserve">Piloto comercial 25/50 + M2 (20 viajes)</w:t>
             </w:r>
           </w:p>
         </w:tc>
@@ -623,7 +703,473 @@
       </w:pPr>
       <w:r>
         <w:rPr/>
-        <w:t xml:space="preserve">2. Releases recientes (v0.0.100–0.0.105)</w:t>
+        <w:t xml:space="preserve">2. Releases recientes (v0.0.107–0.0.125)</w:t>
+      </w:r>
+    </w:p>
+    <w:tbl>
+      <w:tblPr>
+        <w:tblBorders>
+          <w:top w:val="single" w:sz="2" w:space="0" w:color="000000"/>
+          <w:bottom w:val="single" w:sz="2" w:space="0" w:color="000000"/>
+          <w:left w:val="single" w:sz="2" w:space="0" w:color="000000"/>
+          <w:right w:val="single" w:sz="2" w:space="0" w:color="000000"/>
+        </w:tblBorders>
+        <w:tblCellSpacing w:w="0" w:type="dxa"/>
+        <w:tblCellMar>
+          <w:top w:type="dxa" w:w="80"/>
+          <w:bottom w:type="dxa" w:w="80"/>
+          <w:left w:type="dxa" w:w="160"/>
+          <w:right w:type="dxa" w:w="160"/>
+        </w:tblCellMar>
+        <w:jc w:val="center"/>
+      </w:tblPr>
+      <w:tblGrid>
+        <w:gridCol w:w="4320"/>
+        <w:gridCol w:w="4320"/>
+      </w:tblGrid>
+      <w:tr>
+        <w:trPr/>
+        <w:tc>
+          <w:tcPr>
+            <w:tcBorders>
+              <w:top w:val="single" w:sz="1" w:space="0" w:color="000000"/>
+              <w:bottom w:val="single" w:sz="1" w:space="0" w:color="000000"/>
+              <w:left w:val="single" w:sz="1" w:space="0" w:color="000000"/>
+              <w:right w:val="single" w:sz="1" w:space="0" w:color="000000"/>
+            </w:tcBorders>
+          </w:tcPr>
+          <w:p>
+            <w:pPr>
+              <w:spacing w:lineRule="auto"/>
+            </w:pPr>
+            <w:r>
+              <w:rPr/>
+              <w:t xml:space="preserve">Versión</w:t>
+            </w:r>
+          </w:p>
+        </w:tc>
+        <w:tc>
+          <w:tcPr>
+            <w:tcBorders>
+              <w:top w:val="single" w:sz="1" w:space="0" w:color="000000"/>
+              <w:bottom w:val="single" w:sz="1" w:space="0" w:color="000000"/>
+              <w:left w:val="single" w:sz="1" w:space="0" w:color="000000"/>
+              <w:right w:val="single" w:sz="1" w:space="0" w:color="000000"/>
+            </w:tcBorders>
+          </w:tcPr>
+          <w:p>
+            <w:pPr>
+              <w:spacing w:lineRule="auto"/>
+            </w:pPr>
+            <w:r>
+              <w:rPr/>
+              <w:t xml:space="preserve">Foco</w:t>
+            </w:r>
+          </w:p>
+        </w:tc>
+      </w:tr>
+      <w:tr>
+        <w:trPr/>
+        <w:tc>
+          <w:tcPr>
+            <w:tcBorders>
+              <w:top w:val="single" w:sz="1" w:space="0" w:color="000000"/>
+              <w:bottom w:val="single" w:sz="1" w:space="0" w:color="000000"/>
+              <w:left w:val="single" w:sz="1" w:space="0" w:color="000000"/>
+              <w:right w:val="single" w:sz="1" w:space="0" w:color="000000"/>
+            </w:tcBorders>
+          </w:tcPr>
+          <w:p>
+            <w:pPr>
+              <w:spacing w:lineRule="auto"/>
+            </w:pPr>
+            <w:r>
+              <w:rPr/>
+              <w:t xml:space="preserve">0.0.125</w:t>
+            </w:r>
+          </w:p>
+        </w:tc>
+        <w:tc>
+          <w:tcPr>
+            <w:tcBorders>
+              <w:top w:val="single" w:sz="1" w:space="0" w:color="000000"/>
+              <w:bottom w:val="single" w:sz="1" w:space="0" w:color="000000"/>
+              <w:left w:val="single" w:sz="1" w:space="0" w:color="000000"/>
+              <w:right w:val="single" w:sz="1" w:space="0" w:color="000000"/>
+            </w:tcBorders>
+          </w:tcPr>
+          <w:p>
+            <w:pPr>
+              <w:spacing w:lineRule="auto"/>
+            </w:pPr>
+            <w:r>
+              <w:rPr/>
+              <w:t xml:space="preserve">Fix login welcome APK + notificaciones archivadas al cerrar viaje</w:t>
+            </w:r>
+          </w:p>
+        </w:tc>
+      </w:tr>
+      <w:tr>
+        <w:trPr/>
+        <w:tc>
+          <w:tcPr>
+            <w:tcBorders>
+              <w:top w:val="single" w:sz="1" w:space="0" w:color="000000"/>
+              <w:bottom w:val="single" w:sz="1" w:space="0" w:color="000000"/>
+              <w:left w:val="single" w:sz="1" w:space="0" w:color="000000"/>
+              <w:right w:val="single" w:sz="1" w:space="0" w:color="000000"/>
+            </w:tcBorders>
+          </w:tcPr>
+          <w:p>
+            <w:pPr>
+              <w:spacing w:lineRule="auto"/>
+            </w:pPr>
+            <w:r>
+              <w:rPr/>
+              <w:t xml:space="preserve">0.0.120+</w:t>
+            </w:r>
+          </w:p>
+        </w:tc>
+        <w:tc>
+          <w:tcPr>
+            <w:tcBorders>
+              <w:top w:val="single" w:sz="1" w:space="0" w:color="000000"/>
+              <w:bottom w:val="single" w:sz="1" w:space="0" w:color="000000"/>
+              <w:left w:val="single" w:sz="1" w:space="0" w:color="000000"/>
+              <w:right w:val="single" w:sz="1" w:space="0" w:color="000000"/>
+            </w:tcBorders>
+          </w:tcPr>
+          <w:p>
+            <w:pPr>
+              <w:spacing w:lineRule="auto"/>
+            </w:pPr>
+            <w:r>
+              <w:rPr/>
+              <w:t xml:space="preserve">QA: Playwright, unit tests, workflow GitHub, Laboratorio gráfico</w:t>
+            </w:r>
+          </w:p>
+        </w:tc>
+      </w:tr>
+      <w:tr>
+        <w:trPr/>
+        <w:tc>
+          <w:tcPr>
+            <w:tcBorders>
+              <w:top w:val="single" w:sz="1" w:space="0" w:color="000000"/>
+              <w:bottom w:val="single" w:sz="1" w:space="0" w:color="000000"/>
+              <w:left w:val="single" w:sz="1" w:space="0" w:color="000000"/>
+              <w:right w:val="single" w:sz="1" w:space="0" w:color="000000"/>
+            </w:tcBorders>
+          </w:tcPr>
+          <w:p>
+            <w:pPr>
+              <w:spacing w:lineRule="auto"/>
+            </w:pPr>
+            <w:r>
+              <w:rPr/>
+              <w:t xml:space="preserve">0.0.115+</w:t>
+            </w:r>
+          </w:p>
+        </w:tc>
+        <w:tc>
+          <w:tcPr>
+            <w:tcBorders>
+              <w:top w:val="single" w:sz="1" w:space="0" w:color="000000"/>
+              <w:bottom w:val="single" w:sz="1" w:space="0" w:color="000000"/>
+              <w:left w:val="single" w:sz="1" w:space="0" w:color="000000"/>
+              <w:right w:val="single" w:sz="1" w:space="0" w:color="000000"/>
+            </w:tcBorders>
+          </w:tcPr>
+          <w:p>
+            <w:pPr>
+              <w:spacing w:lineRule="auto"/>
+            </w:pPr>
+            <w:r>
+              <w:rPr/>
+              <w:t xml:space="preserve">Android: bundle sync, verify, install remoto prod</w:t>
+            </w:r>
+          </w:p>
+        </w:tc>
+      </w:tr>
+      <w:tr>
+        <w:trPr/>
+        <w:tc>
+          <w:tcPr>
+            <w:tcBorders>
+              <w:top w:val="single" w:sz="1" w:space="0" w:color="000000"/>
+              <w:bottom w:val="single" w:sz="1" w:space="0" w:color="000000"/>
+              <w:left w:val="single" w:sz="1" w:space="0" w:color="000000"/>
+              <w:right w:val="single" w:sz="1" w:space="0" w:color="000000"/>
+            </w:tcBorders>
+          </w:tcPr>
+          <w:p>
+            <w:pPr>
+              <w:spacing w:lineRule="auto"/>
+            </w:pPr>
+            <w:r>
+              <w:rPr/>
+              <w:t xml:space="preserve">0.0.106</w:t>
+            </w:r>
+          </w:p>
+        </w:tc>
+        <w:tc>
+          <w:tcPr>
+            <w:tcBorders>
+              <w:top w:val="single" w:sz="1" w:space="0" w:color="000000"/>
+              <w:bottom w:val="single" w:sz="1" w:space="0" w:color="000000"/>
+              <w:left w:val="single" w:sz="1" w:space="0" w:color="000000"/>
+              <w:right w:val="single" w:sz="1" w:space="0" w:color="000000"/>
+            </w:tcBorders>
+          </w:tcPr>
+          <w:p>
+            <w:pPr>
+              <w:spacing w:lineRule="auto"/>
+            </w:pPr>
+            <w:r>
+              <w:rPr/>
+              <w:t xml:space="preserve">UX urgencia al publicar + emparejar</w:t>
+            </w:r>
+          </w:p>
+        </w:tc>
+      </w:tr>
+      <w:tr>
+        <w:trPr/>
+        <w:tc>
+          <w:tcPr>
+            <w:tcBorders>
+              <w:top w:val="single" w:sz="1" w:space="0" w:color="000000"/>
+              <w:bottom w:val="single" w:sz="1" w:space="0" w:color="000000"/>
+              <w:left w:val="single" w:sz="1" w:space="0" w:color="000000"/>
+              <w:right w:val="single" w:sz="1" w:space="0" w:color="000000"/>
+            </w:tcBorders>
+          </w:tcPr>
+          <w:p>
+            <w:pPr>
+              <w:spacing w:lineRule="auto"/>
+            </w:pPr>
+            <w:r>
+              <w:rPr/>
+              <w:t xml:space="preserve">0.0.105</w:t>
+            </w:r>
+          </w:p>
+        </w:tc>
+        <w:tc>
+          <w:tcPr>
+            <w:tcBorders>
+              <w:top w:val="single" w:sz="1" w:space="0" w:color="000000"/>
+              <w:bottom w:val="single" w:sz="1" w:space="0" w:color="000000"/>
+              <w:left w:val="single" w:sz="1" w:space="0" w:color="000000"/>
+              <w:right w:val="single" w:sz="1" w:space="0" w:color="000000"/>
+            </w:tcBorders>
+          </w:tcPr>
+          <w:p>
+            <w:pPr>
+              <w:spacing w:lineRule="auto"/>
+            </w:pPr>
+            <w:r>
+              <w:rPr/>
+              <w:t xml:space="preserve">Calibración sugerencia flete RM–V (80k + 450/km + 22/kg)</w:t>
+            </w:r>
+          </w:p>
+        </w:tc>
+      </w:tr>
+      <w:tr>
+        <w:trPr/>
+        <w:tc>
+          <w:tcPr>
+            <w:tcBorders>
+              <w:top w:val="single" w:sz="1" w:space="0" w:color="000000"/>
+              <w:bottom w:val="single" w:sz="1" w:space="0" w:color="000000"/>
+              <w:left w:val="single" w:sz="1" w:space="0" w:color="000000"/>
+              <w:right w:val="single" w:sz="1" w:space="0" w:color="000000"/>
+            </w:tcBorders>
+          </w:tcPr>
+          <w:p>
+            <w:pPr>
+              <w:spacing w:lineRule="auto"/>
+            </w:pPr>
+            <w:r>
+              <w:rPr/>
+              <w:t xml:space="preserve">0.0.100–104</w:t>
+            </w:r>
+          </w:p>
+        </w:tc>
+        <w:tc>
+          <w:tcPr>
+            <w:tcBorders>
+              <w:top w:val="single" w:sz="1" w:space="0" w:color="000000"/>
+              <w:bottom w:val="single" w:sz="1" w:space="0" w:color="000000"/>
+              <w:left w:val="single" w:sz="1" w:space="0" w:color="000000"/>
+              <w:right w:val="single" w:sz="1" w:space="0" w:color="000000"/>
+            </w:tcBorders>
+          </w:tcPr>
+          <w:p>
+            <w:pPr>
+              <w:spacing w:lineRule="auto"/>
+            </w:pPr>
+            <w:r>
+              <w:rPr/>
+              <w:t xml:space="preserve">Cubik Saldo piloto 10/5 + Pagar + notificaciones pago</w:t>
+            </w:r>
+          </w:p>
+        </w:tc>
+      </w:tr>
+    </w:tbl>
+    <w:p>
+      <w:pPr>
+        <w:spacing w:lineRule="auto"/>
+      </w:pPr>
+      <w:r>
+        <w:rPr/>
+      </w:r>
+    </w:p>
+    <w:p>
+      <w:pPr>
+        <w:pStyle w:val="Heading2"/>
+        <w:spacing w:lineRule="auto"/>
+      </w:pPr>
+      <w:r>
+        <w:rPr/>
+        <w:t xml:space="preserve">3. QA automatizado (v0.0.125)</w:t>
+      </w:r>
+    </w:p>
+    <w:p>
+      <w:pPr>
+        <w:numPr>
+          <w:ilvl w:val="0"/>
+          <w:numId w:val="1"/>
+        </w:numPr>
+        <w:spacing w:lineRule="auto"/>
+      </w:pPr>
+      <w:r>
+        <w:rPr>
+          <w:b/>
+        </w:rPr>
+        <w:t xml:space="preserve">Laboratorio:</w:t>
+      </w:r>
+      <w:r>
+        <w:rPr/>
+        <w:t xml:space="preserve">npm run qa:lab</w:t>
+      </w:r>
+      <w:r>
+        <w:rPr/>
+        <w:t xml:space="preserve"> → </w:t>
+      </w:r>
+      <w:hyperlink r:id="rId11">
+        <w:r>
+          <w:rPr>
+            <w:rStyle w:val="Hyperlink"/>
+          </w:rPr>
+          <w:t xml:space="preserve">/qa-lab</w:t>
+        </w:r>
+      </w:hyperlink>
+      <w:r>
+        <w:rPr/>
+        <w:t xml:space="preserve"> — tortas, barras, catálogo</w:t>
+      </w:r>
+    </w:p>
+    <w:p>
+      <w:pPr>
+        <w:numPr>
+          <w:ilvl w:val="0"/>
+          <w:numId w:val="1"/>
+        </w:numPr>
+        <w:spacing w:lineRule="auto"/>
+      </w:pPr>
+      <w:r>
+        <w:rPr>
+          <w:b/>
+        </w:rPr>
+        <w:t xml:space="preserve">Unit:</w:t>
+      </w:r>
+      <w:r>
+        <w:rPr/>
+        <w:t xml:space="preserve"> 14 tests (</w:t>
+      </w:r>
+      <w:r>
+        <w:rPr/>
+        <w:t xml:space="preserve">npm run test:unit</w:t>
+      </w:r>
+      <w:r>
+        <w:rPr/>
+        <w:t xml:space="preserve">)</w:t>
+      </w:r>
+    </w:p>
+    <w:p>
+      <w:pPr>
+        <w:numPr>
+          <w:ilvl w:val="0"/>
+          <w:numId w:val="1"/>
+        </w:numPr>
+        <w:spacing w:lineRule="auto"/>
+      </w:pPr>
+      <w:r>
+        <w:rPr>
+          <w:b/>
+        </w:rPr>
+        <w:t xml:space="preserve">E2E:</w:t>
+      </w:r>
+      <w:r>
+        <w:rPr/>
+        <w:t xml:space="preserve"> Playwright Pixel 5 (</w:t>
+      </w:r>
+      <w:r>
+        <w:rPr/>
+        <w:t xml:space="preserve">npm run test:e2e</w:t>
+      </w:r>
+      <w:r>
+        <w:rPr/>
+        <w:t xml:space="preserve">)</w:t>
+      </w:r>
+    </w:p>
+    <w:p>
+      <w:pPr>
+        <w:numPr>
+          <w:ilvl w:val="0"/>
+          <w:numId w:val="1"/>
+        </w:numPr>
+        <w:spacing w:lineRule="auto"/>
+      </w:pPr>
+      <w:r>
+        <w:rPr>
+          <w:b/>
+        </w:rPr>
+        <w:t xml:space="preserve">CI:</w:t>
+      </w:r>
+      <w:r>
+        <w:rPr/>
+        <w:t xml:space="preserve"> GitHub Actions workflow QA en push/PR</w:t>
+      </w:r>
+    </w:p>
+    <w:p>
+      <w:pPr>
+        <w:numPr>
+          <w:ilvl w:val="0"/>
+          <w:numId w:val="1"/>
+        </w:numPr>
+        <w:spacing w:lineRule="auto"/>
+      </w:pPr>
+      <w:r>
+        <w:rPr/>
+        <w:t xml:space="preserve">Detalle: </w:t>
+      </w:r>
+      <w:hyperlink r:id="rId12">
+        <w:r>
+          <w:rPr>
+            <w:rStyle w:val="Hyperlink"/>
+          </w:rPr>
+          <w:t xml:space="preserve">QA-AUTOMATIZADO.md</w:t>
+        </w:r>
+      </w:hyperlink>
+    </w:p>
+    <w:p>
+      <w:pPr>
+        <w:pStyle w:val="Heading2"/>
+        <w:spacing w:lineRule="auto"/>
+      </w:pPr>
+      <w:r>
+        <w:rPr/>
+        <w:t xml:space="preserve">4. Plan comercial piloto / escala</w:t>
       </w:r>
     </w:p>
     <w:tbl>
@@ -665,45 +1211,45 @@
             </w:pPr>
             <w:r>
               <w:rPr/>
-              <w:t xml:space="preserve">Versión</w:t>
-            </w:r>
-          </w:p>
-        </w:tc>
-        <w:tc>
-          <w:tcPr>
-            <w:tcBorders>
-              <w:top w:val="single" w:sz="1" w:space="0" w:color="000000"/>
-              <w:bottom w:val="single" w:sz="1" w:space="0" w:color="000000"/>
-              <w:left w:val="single" w:sz="1" w:space="0" w:color="000000"/>
-              <w:right w:val="single" w:sz="1" w:space="0" w:color="000000"/>
-            </w:tcBorders>
-          </w:tcPr>
-          <w:p>
-            <w:pPr>
-              <w:spacing w:lineRule="auto"/>
-            </w:pPr>
-            <w:r>
-              <w:rPr/>
-              <w:t xml:space="preserve">Foco</w:t>
-            </w:r>
-          </w:p>
-        </w:tc>
-        <w:tc>
-          <w:tcPr>
-            <w:tcBorders>
-              <w:top w:val="single" w:sz="1" w:space="0" w:color="000000"/>
-              <w:bottom w:val="single" w:sz="1" w:space="0" w:color="000000"/>
-              <w:left w:val="single" w:sz="1" w:space="0" w:color="000000"/>
-              <w:right w:val="single" w:sz="1" w:space="0" w:color="000000"/>
-            </w:tcBorders>
-          </w:tcPr>
-          <w:p>
-            <w:pPr>
-              <w:spacing w:lineRule="auto"/>
-            </w:pPr>
-            <w:r>
-              <w:rPr/>
-              <w:t xml:space="preserve">Commit</w:t>
+              <w:t xml:space="preserve">Fase</w:t>
+            </w:r>
+          </w:p>
+        </w:tc>
+        <w:tc>
+          <w:tcPr>
+            <w:tcBorders>
+              <w:top w:val="single" w:sz="1" w:space="0" w:color="000000"/>
+              <w:bottom w:val="single" w:sz="1" w:space="0" w:color="000000"/>
+              <w:left w:val="single" w:sz="1" w:space="0" w:color="000000"/>
+              <w:right w:val="single" w:sz="1" w:space="0" w:color="000000"/>
+            </w:tcBorders>
+          </w:tcPr>
+          <w:p>
+            <w:pPr>
+              <w:spacing w:lineRule="auto"/>
+            </w:pPr>
+            <w:r>
+              <w:rPr/>
+              <w:t xml:space="preserve">Alcance</w:t>
+            </w:r>
+          </w:p>
+        </w:tc>
+        <w:tc>
+          <w:tcPr>
+            <w:tcBorders>
+              <w:top w:val="single" w:sz="1" w:space="0" w:color="000000"/>
+              <w:bottom w:val="single" w:sz="1" w:space="0" w:color="000000"/>
+              <w:left w:val="single" w:sz="1" w:space="0" w:color="000000"/>
+              <w:right w:val="single" w:sz="1" w:space="0" w:color="000000"/>
+            </w:tcBorders>
+          </w:tcPr>
+          <w:p>
+            <w:pPr>
+              <w:spacing w:lineRule="auto"/>
+            </w:pPr>
+            <w:r>
+              <w:rPr/>
+              <w:t xml:space="preserve">Stack</w:t>
             </w:r>
           </w:p>
         </w:tc>
@@ -725,45 +1271,45 @@
             </w:pPr>
             <w:r>
               <w:rPr/>
-              <w:t xml:space="preserve">0.0.105</w:t>
-            </w:r>
-          </w:p>
-        </w:tc>
-        <w:tc>
-          <w:tcPr>
-            <w:tcBorders>
-              <w:top w:val="single" w:sz="1" w:space="0" w:color="000000"/>
-              <w:bottom w:val="single" w:sz="1" w:space="0" w:color="000000"/>
-              <w:left w:val="single" w:sz="1" w:space="0" w:color="000000"/>
-              <w:right w:val="single" w:sz="1" w:space="0" w:color="000000"/>
-            </w:tcBorders>
-          </w:tcPr>
-          <w:p>
-            <w:pPr>
-              <w:spacing w:lineRule="auto"/>
-            </w:pPr>
-            <w:r>
-              <w:rPr/>
-              <w:t xml:space="preserve">Calibración sugerencia flete RM–V (80k + 450/km + 22/kg)</w:t>
-            </w:r>
-          </w:p>
-        </w:tc>
-        <w:tc>
-          <w:tcPr>
-            <w:tcBorders>
-              <w:top w:val="single" w:sz="1" w:space="0" w:color="000000"/>
-              <w:bottom w:val="single" w:sz="1" w:space="0" w:color="000000"/>
-              <w:left w:val="single" w:sz="1" w:space="0" w:color="000000"/>
-              <w:right w:val="single" w:sz="1" w:space="0" w:color="000000"/>
-            </w:tcBorders>
-          </w:tcPr>
-          <w:p>
-            <w:pPr>
-              <w:spacing w:lineRule="auto"/>
-            </w:pPr>
-            <w:r>
-              <w:rPr/>
-              <w:t xml:space="preserve">—</w:t>
+              <w:t xml:space="preserve">Demo jun 2026</w:t>
+            </w:r>
+          </w:p>
+        </w:tc>
+        <w:tc>
+          <w:tcPr>
+            <w:tcBorders>
+              <w:top w:val="single" w:sz="1" w:space="0" w:color="000000"/>
+              <w:bottom w:val="single" w:sz="1" w:space="0" w:color="000000"/>
+              <w:left w:val="single" w:sz="1" w:space="0" w:color="000000"/>
+              <w:right w:val="single" w:sz="1" w:space="0" w:color="000000"/>
+            </w:tcBorders>
+          </w:tcPr>
+          <w:p>
+            <w:pPr>
+              <w:spacing w:lineRule="auto"/>
+            </w:pPr>
+            <w:r>
+              <w:rPr/>
+              <w:t xml:space="preserve">Presentación inversores/clientes</w:t>
+            </w:r>
+          </w:p>
+        </w:tc>
+        <w:tc>
+          <w:tcPr>
+            <w:tcBorders>
+              <w:top w:val="single" w:sz="1" w:space="0" w:color="000000"/>
+              <w:bottom w:val="single" w:sz="1" w:space="0" w:color="000000"/>
+              <w:left w:val="single" w:sz="1" w:space="0" w:color="000000"/>
+              <w:right w:val="single" w:sz="1" w:space="0" w:color="000000"/>
+            </w:tcBorders>
+          </w:tcPr>
+          <w:p>
+            <w:pPr>
+              <w:spacing w:lineRule="auto"/>
+            </w:pPr>
+            <w:r>
+              <w:rPr/>
+              <w:t xml:space="preserve">Web prod + APK remoto</w:t>
             </w:r>
           </w:p>
         </w:tc>
@@ -785,47 +1331,45 @@
             </w:pPr>
             <w:r>
               <w:rPr/>
-              <w:t xml:space="preserve">0.0.104</w:t>
-            </w:r>
-          </w:p>
-        </w:tc>
-        <w:tc>
-          <w:tcPr>
-            <w:tcBorders>
-              <w:top w:val="single" w:sz="1" w:space="0" w:color="000000"/>
-              <w:bottom w:val="single" w:sz="1" w:space="0" w:color="000000"/>
-              <w:left w:val="single" w:sz="1" w:space="0" w:color="000000"/>
-              <w:right w:val="single" w:sz="1" w:space="0" w:color="000000"/>
-            </w:tcBorders>
-          </w:tcPr>
-          <w:p>
-            <w:pPr>
-              <w:spacing w:lineRule="auto"/>
-            </w:pPr>
-            <w:r>
-              <w:rPr/>
-              <w:t xml:space="preserve">Notificaciones pago al día + campana más rápida</w:t>
-            </w:r>
-          </w:p>
-        </w:tc>
-        <w:tc>
-          <w:tcPr>
-            <w:tcBorders>
-              <w:top w:val="single" w:sz="1" w:space="0" w:color="000000"/>
-              <w:bottom w:val="single" w:sz="1" w:space="0" w:color="000000"/>
-              <w:left w:val="single" w:sz="1" w:space="0" w:color="000000"/>
-              <w:right w:val="single" w:sz="1" w:space="0" w:color="000000"/>
-            </w:tcBorders>
-          </w:tcPr>
-          <w:p>
-            <w:pPr>
-              <w:spacing w:lineRule="auto"/>
-            </w:pPr>
-            <w:r>
-              <w:rPr>
-                <w:highlight w:val="lightGray"/>
-              </w:rPr>
-              <w:t xml:space="preserve">7f09d15</w:t>
+              <w:t xml:space="preserve">Piloto</w:t>
+            </w:r>
+          </w:p>
+        </w:tc>
+        <w:tc>
+          <w:tcPr>
+            <w:tcBorders>
+              <w:top w:val="single" w:sz="1" w:space="0" w:color="000000"/>
+              <w:bottom w:val="single" w:sz="1" w:space="0" w:color="000000"/>
+              <w:left w:val="single" w:sz="1" w:space="0" w:color="000000"/>
+              <w:right w:val="single" w:sz="1" w:space="0" w:color="000000"/>
+            </w:tcBorders>
+          </w:tcPr>
+          <w:p>
+            <w:pPr>
+              <w:spacing w:lineRule="auto"/>
+            </w:pPr>
+            <w:r>
+              <w:rPr/>
+              <w:t xml:space="preserve">25 empresas + 50 transportistas</w:t>
+            </w:r>
+          </w:p>
+        </w:tc>
+        <w:tc>
+          <w:tcPr>
+            <w:tcBorders>
+              <w:top w:val="single" w:sz="1" w:space="0" w:color="000000"/>
+              <w:bottom w:val="single" w:sz="1" w:space="0" w:color="000000"/>
+              <w:left w:val="single" w:sz="1" w:space="0" w:color="000000"/>
+              <w:right w:val="single" w:sz="1" w:space="0" w:color="000000"/>
+            </w:tcBorders>
+          </w:tcPr>
+          <w:p>
+            <w:pPr>
+              <w:spacing w:lineRule="auto"/>
+            </w:pPr>
+            <w:r>
+              <w:rPr/>
+              <w:t xml:space="preserve">Capacitor híbrido + APK firmado (~USD 320/mes)</w:t>
             </w:r>
           </w:p>
         </w:tc>
@@ -847,233 +1391,45 @@
             </w:pPr>
             <w:r>
               <w:rPr/>
-              <w:t xml:space="preserve">0.0.103</w:t>
-            </w:r>
-          </w:p>
-        </w:tc>
-        <w:tc>
-          <w:tcPr>
-            <w:tcBorders>
-              <w:top w:val="single" w:sz="1" w:space="0" w:color="000000"/>
-              <w:bottom w:val="single" w:sz="1" w:space="0" w:color="000000"/>
-              <w:left w:val="single" w:sz="1" w:space="0" w:color="000000"/>
-              <w:right w:val="single" w:sz="1" w:space="0" w:color="000000"/>
-            </w:tcBorders>
-          </w:tcPr>
-          <w:p>
-            <w:pPr>
-              <w:spacing w:lineRule="auto"/>
-            </w:pPr>
-            <w:r>
-              <w:rPr/>
-              <w:t xml:space="preserve">Badge «Embarcador pagó» + notif visible en completados</w:t>
-            </w:r>
-          </w:p>
-        </w:tc>
-        <w:tc>
-          <w:tcPr>
-            <w:tcBorders>
-              <w:top w:val="single" w:sz="1" w:space="0" w:color="000000"/>
-              <w:bottom w:val="single" w:sz="1" w:space="0" w:color="000000"/>
-              <w:left w:val="single" w:sz="1" w:space="0" w:color="000000"/>
-              <w:right w:val="single" w:sz="1" w:space="0" w:color="000000"/>
-            </w:tcBorders>
-          </w:tcPr>
-          <w:p>
-            <w:pPr>
-              <w:spacing w:lineRule="auto"/>
-            </w:pPr>
-            <w:r>
-              <w:rPr>
-                <w:highlight w:val="lightGray"/>
-              </w:rPr>
-              <w:t xml:space="preserve">551c832</w:t>
-            </w:r>
-          </w:p>
-        </w:tc>
-      </w:tr>
-      <w:tr>
-        <w:trPr/>
-        <w:tc>
-          <w:tcPr>
-            <w:tcBorders>
-              <w:top w:val="single" w:sz="1" w:space="0" w:color="000000"/>
-              <w:bottom w:val="single" w:sz="1" w:space="0" w:color="000000"/>
-              <w:left w:val="single" w:sz="1" w:space="0" w:color="000000"/>
-              <w:right w:val="single" w:sz="1" w:space="0" w:color="000000"/>
-            </w:tcBorders>
-          </w:tcPr>
-          <w:p>
-            <w:pPr>
-              <w:spacing w:lineRule="auto"/>
-            </w:pPr>
-            <w:r>
-              <w:rPr/>
-              <w:t xml:space="preserve">0.0.102</w:t>
-            </w:r>
-          </w:p>
-        </w:tc>
-        <w:tc>
-          <w:tcPr>
-            <w:tcBorders>
-              <w:top w:val="single" w:sz="1" w:space="0" w:color="000000"/>
-              <w:bottom w:val="single" w:sz="1" w:space="0" w:color="000000"/>
-              <w:left w:val="single" w:sz="1" w:space="0" w:color="000000"/>
-              <w:right w:val="single" w:sz="1" w:space="0" w:color="000000"/>
-            </w:tcBorders>
-          </w:tcPr>
-          <w:p>
-            <w:pPr>
-              <w:spacing w:lineRule="auto"/>
-            </w:pPr>
-            <w:r>
-              <w:rPr/>
-              <w:t xml:space="preserve">Botón Pagar + drawer Cubik Saldo + SQL 026</w:t>
-            </w:r>
-          </w:p>
-        </w:tc>
-        <w:tc>
-          <w:tcPr>
-            <w:tcBorders>
-              <w:top w:val="single" w:sz="1" w:space="0" w:color="000000"/>
-              <w:bottom w:val="single" w:sz="1" w:space="0" w:color="000000"/>
-              <w:left w:val="single" w:sz="1" w:space="0" w:color="000000"/>
-              <w:right w:val="single" w:sz="1" w:space="0" w:color="000000"/>
-            </w:tcBorders>
-          </w:tcPr>
-          <w:p>
-            <w:pPr>
-              <w:spacing w:lineRule="auto"/>
-            </w:pPr>
-            <w:r>
-              <w:rPr>
-                <w:highlight w:val="lightGray"/>
-              </w:rPr>
-              <w:t xml:space="preserve">96947cf</w:t>
-            </w:r>
-          </w:p>
-        </w:tc>
-      </w:tr>
-      <w:tr>
-        <w:trPr/>
-        <w:tc>
-          <w:tcPr>
-            <w:tcBorders>
-              <w:top w:val="single" w:sz="1" w:space="0" w:color="000000"/>
-              <w:bottom w:val="single" w:sz="1" w:space="0" w:color="000000"/>
-              <w:left w:val="single" w:sz="1" w:space="0" w:color="000000"/>
-              <w:right w:val="single" w:sz="1" w:space="0" w:color="000000"/>
-            </w:tcBorders>
-          </w:tcPr>
-          <w:p>
-            <w:pPr>
-              <w:spacing w:lineRule="auto"/>
-            </w:pPr>
-            <w:r>
-              <w:rPr/>
-              <w:t xml:space="preserve">0.0.101</w:t>
-            </w:r>
-          </w:p>
-        </w:tc>
-        <w:tc>
-          <w:tcPr>
-            <w:tcBorders>
-              <w:top w:val="single" w:sz="1" w:space="0" w:color="000000"/>
-              <w:bottom w:val="single" w:sz="1" w:space="0" w:color="000000"/>
-              <w:left w:val="single" w:sz="1" w:space="0" w:color="000000"/>
-              <w:right w:val="single" w:sz="1" w:space="0" w:color="000000"/>
-            </w:tcBorders>
-          </w:tcPr>
-          <w:p>
-            <w:pPr>
-              <w:spacing w:lineRule="auto"/>
-            </w:pPr>
-            <w:r>
-              <w:rPr/>
-              <w:t xml:space="preserve">Performance primera carga Mis viajes</w:t>
-            </w:r>
-          </w:p>
-        </w:tc>
-        <w:tc>
-          <w:tcPr>
-            <w:tcBorders>
-              <w:top w:val="single" w:sz="1" w:space="0" w:color="000000"/>
-              <w:bottom w:val="single" w:sz="1" w:space="0" w:color="000000"/>
-              <w:left w:val="single" w:sz="1" w:space="0" w:color="000000"/>
-              <w:right w:val="single" w:sz="1" w:space="0" w:color="000000"/>
-            </w:tcBorders>
-          </w:tcPr>
-          <w:p>
-            <w:pPr>
-              <w:spacing w:lineRule="auto"/>
-            </w:pPr>
-            <w:r>
-              <w:rPr>
-                <w:highlight w:val="lightGray"/>
-              </w:rPr>
-              <w:t xml:space="preserve">5258886</w:t>
-            </w:r>
-          </w:p>
-        </w:tc>
-      </w:tr>
-      <w:tr>
-        <w:trPr/>
-        <w:tc>
-          <w:tcPr>
-            <w:tcBorders>
-              <w:top w:val="single" w:sz="1" w:space="0" w:color="000000"/>
-              <w:bottom w:val="single" w:sz="1" w:space="0" w:color="000000"/>
-              <w:left w:val="single" w:sz="1" w:space="0" w:color="000000"/>
-              <w:right w:val="single" w:sz="1" w:space="0" w:color="000000"/>
-            </w:tcBorders>
-          </w:tcPr>
-          <w:p>
-            <w:pPr>
-              <w:spacing w:lineRule="auto"/>
-            </w:pPr>
-            <w:r>
-              <w:rPr/>
-              <w:t xml:space="preserve">0.0.100</w:t>
-            </w:r>
-          </w:p>
-        </w:tc>
-        <w:tc>
-          <w:tcPr>
-            <w:tcBorders>
-              <w:top w:val="single" w:sz="1" w:space="0" w:color="000000"/>
-              <w:bottom w:val="single" w:sz="1" w:space="0" w:color="000000"/>
-              <w:left w:val="single" w:sz="1" w:space="0" w:color="000000"/>
-              <w:right w:val="single" w:sz="1" w:space="0" w:color="000000"/>
-            </w:tcBorders>
-          </w:tcPr>
-          <w:p>
-            <w:pPr>
-              <w:spacing w:lineRule="auto"/>
-            </w:pPr>
-            <w:r>
-              <w:rPr/>
-              <w:t xml:space="preserve">Cubik Saldo piloto UI + comisiones 10/5</w:t>
-            </w:r>
-          </w:p>
-        </w:tc>
-        <w:tc>
-          <w:tcPr>
-            <w:tcBorders>
-              <w:top w:val="single" w:sz="1" w:space="0" w:color="000000"/>
-              <w:bottom w:val="single" w:sz="1" w:space="0" w:color="000000"/>
-              <w:left w:val="single" w:sz="1" w:space="0" w:color="000000"/>
-              <w:right w:val="single" w:sz="1" w:space="0" w:color="000000"/>
-            </w:tcBorders>
-          </w:tcPr>
-          <w:p>
-            <w:pPr>
-              <w:spacing w:lineRule="auto"/>
-            </w:pPr>
-            <w:r>
-              <w:rPr>
-                <w:highlight w:val="lightGray"/>
-              </w:rPr>
-              <w:t xml:space="preserve">a52f23d</w:t>
+              <w:t xml:space="preserve">Escala</w:t>
+            </w:r>
+          </w:p>
+        </w:tc>
+        <w:tc>
+          <w:tcPr>
+            <w:tcBorders>
+              <w:top w:val="single" w:sz="1" w:space="0" w:color="000000"/>
+              <w:bottom w:val="single" w:sz="1" w:space="0" w:color="000000"/>
+              <w:left w:val="single" w:sz="1" w:space="0" w:color="000000"/>
+              <w:right w:val="single" w:sz="1" w:space="0" w:color="000000"/>
+            </w:tcBorders>
+          </w:tcPr>
+          <w:p>
+            <w:pPr>
+              <w:spacing w:lineRule="auto"/>
+            </w:pPr>
+            <w:r>
+              <w:rPr/>
+              <w:t xml:space="preserve">50+ empresas + 200 camiones</w:t>
+            </w:r>
+          </w:p>
+        </w:tc>
+        <w:tc>
+          <w:tcPr>
+            <w:tcBorders>
+              <w:top w:val="single" w:sz="1" w:space="0" w:color="000000"/>
+              <w:bottom w:val="single" w:sz="1" w:space="0" w:color="000000"/>
+              <w:left w:val="single" w:sz="1" w:space="0" w:color="000000"/>
+              <w:right w:val="single" w:sz="1" w:space="0" w:color="000000"/>
+            </w:tcBorders>
+          </w:tcPr>
+          <w:p>
+            <w:pPr>
+              <w:spacing w:lineRule="auto"/>
+            </w:pPr>
+            <w:r>
+              <w:rPr/>
+              <w:t xml:space="preserve">Híbrido + nativo GPS si aplica (~USD 2.100/mes)</w:t>
             </w:r>
           </w:p>
         </w:tc>
@@ -1089,19 +1445,44 @@
     </w:p>
     <w:p>
       <w:pPr>
+        <w:spacing w:lineRule="auto"/>
+      </w:pPr>
+      <w:r>
+        <w:rPr/>
+        <w:t xml:space="preserve">Detalle: </w:t>
+      </w:r>
+      <w:hyperlink r:id="rId13">
+        <w:r>
+          <w:rPr>
+            <w:rStyle w:val="Hyperlink"/>
+          </w:rPr>
+          <w:t xml:space="preserve">PLAN-COMERCIAL-PILOTO.md</w:t>
+        </w:r>
+      </w:hyperlink>
+      <w:r>
+        <w:rPr/>
+        <w:t xml:space="preserve"> · canvas </w:t>
+      </w:r>
+      <w:r>
+        <w:rPr/>
+        <w:t xml:space="preserve">cubik-plan-native-escala</w:t>
+      </w:r>
+    </w:p>
+    <w:p>
+      <w:pPr>
         <w:pStyle w:val="Heading2"/>
         <w:spacing w:lineRule="auto"/>
       </w:pPr>
       <w:r>
         <w:rPr/>
-        <w:t xml:space="preserve">3. Cubik Saldo piloto — operativo</w:t>
+        <w:t xml:space="preserve">5. Cubik Saldo piloto — operativo</w:t>
       </w:r>
     </w:p>
     <w:p>
       <w:pPr>
         <w:numPr>
           <w:ilvl w:val="0"/>
-          <w:numId w:val="1"/>
+          <w:numId w:val="2"/>
         </w:numPr>
         <w:spacing w:lineRule="auto"/>
       </w:pPr>
@@ -1117,65 +1498,32 @@
       </w:r>
       <w:r>
         <w:rPr/>
-        <w:t xml:space="preserve"> en Mis viajes → Completados (drawer; web desktop modal 360px)</w:t>
+        <w:t xml:space="preserve"> en Mis viajes → Completados</w:t>
       </w:r>
     </w:p>
     <w:p>
       <w:pPr>
         <w:numPr>
           <w:ilvl w:val="0"/>
-          <w:numId w:val="1"/>
+          <w:numId w:val="2"/>
         </w:numPr>
         <w:spacing w:lineRule="auto"/>
       </w:pPr>
       <w:r>
         <w:rPr/>
-        <w:t xml:space="preserve">Transportista: campana </w:t>
-      </w:r>
-      <w:r>
-        <w:rPr>
-          <w:b/>
-        </w:rPr>
-        <w:t xml:space="preserve">«Embarcador pagó el flete»</w:t>
-      </w:r>
-      <w:r>
-        <w:rPr/>
-        <w:t xml:space="preserve"> + badges «Embarcador pagó» / «Cobro en gestión»</w:t>
+        <w:t xml:space="preserve">Transportista: campana «Embarcador pagó el flete» + badges</w:t>
       </w:r>
     </w:p>
     <w:p>
       <w:pPr>
         <w:numPr>
           <w:ilvl w:val="0"/>
-          <w:numId w:val="1"/>
+          <w:numId w:val="2"/>
         </w:numPr>
         <w:spacing w:lineRule="auto"/>
       </w:pPr>
       <w:r>
         <w:rPr/>
-        <w:t xml:space="preserve">Cuenta: sección </w:t>
-      </w:r>
-      <w:r>
-        <w:rPr>
-          <w:b/>
-        </w:rPr>
-        <w:t xml:space="preserve">Cubik Saldo (piloto)</w:t>
-      </w:r>
-      <w:r>
-        <w:rPr/>
-        <w:t xml:space="preserve"> — Por pagar / Pagados</w:t>
-      </w:r>
-    </w:p>
-    <w:p>
-      <w:pPr>
-        <w:numPr>
-          <w:ilvl w:val="0"/>
-          <w:numId w:val="1"/>
-        </w:numPr>
-        <w:spacing w:lineRule="auto"/>
-      </w:pPr>
-      <w:r>
-        <w:rPr/>
         <w:t xml:space="preserve">API: </w:t>
       </w:r>
       <w:r>
@@ -1186,45 +1534,14 @@
         <w:rPr/>
         <w:t xml:space="preserve"> · SQL: </w:t>
       </w:r>
-      <w:hyperlink r:id="rId10">
+      <w:hyperlink r:id="rId14">
         <w:r>
           <w:rPr>
             <w:rStyle w:val="Hyperlink"/>
           </w:rPr>
-          <w:t xml:space="preserve">RUN_026_pilot_payment.sql</w:t>
+          <w:t xml:space="preserve">RUN_026</w:t>
         </w:r>
       </w:hyperlink>
-    </w:p>
-    <w:p>
-      <w:pPr>
-        <w:numPr>
-          <w:ilvl w:val="0"/>
-          <w:numId w:val="1"/>
-        </w:numPr>
-        <w:spacing w:lineRule="auto"/>
-      </w:pPr>
-      <w:r>
-        <w:rPr/>
-        <w:t xml:space="preserve">Limitación: simulación — sin movimiento real de dinero; </w:t>
-      </w:r>
-      <w:r>
-        <w:rPr/>
-        <w:t xml:space="preserve">completed</w:t>
-      </w:r>
-      <w:r>
-        <w:rPr/>
-        <w:t xml:space="preserve"> ≠ pagado hasta pulsar Pagar</w:t>
-      </w:r>
-    </w:p>
-    <w:p>
-      <w:pPr>
-        <w:pStyle w:val="Heading2"/>
-        <w:spacing w:lineRule="auto"/>
-      </w:pPr>
-      <w:r>
-        <w:rPr/>
-        <w:t xml:space="preserve">3b. Calibración tarifas sugerencia (v0.0.105)</w:t>
-      </w:r>
     </w:p>
     <w:p>
       <w:pPr>
@@ -1236,96 +1553,7 @@
       </w:pPr>
       <w:r>
         <w:rPr/>
-        <w:t xml:space="preserve">Fórmula: base </w:t>
-      </w:r>
-      <w:r>
-        <w:rPr>
-          <w:b/>
-        </w:rPr>
-        <w:t xml:space="preserve">$80.000</w:t>
-      </w:r>
-      <w:r>
-        <w:rPr/>
-        <w:t xml:space="preserve"> + </w:t>
-      </w:r>
-      <w:r>
-        <w:rPr>
-          <w:b/>
-        </w:rPr>
-        <w:t xml:space="preserve">$450/km</w:t>
-      </w:r>
-      <w:r>
-        <w:rPr/>
-        <w:t xml:space="preserve"> + </w:t>
-      </w:r>
-      <w:r>
-        <w:rPr>
-          <w:b/>
-        </w:rPr>
-        <w:t xml:space="preserve">$22/kg</w:t>
-      </w:r>
-      <w:r>
-        <w:rPr/>
-        <w:t xml:space="preserve"> (antes 120k / 750 / 45)</w:t>
-      </w:r>
-    </w:p>
-    <w:p>
-      <w:pPr>
-        <w:numPr>
-          <w:ilvl w:val="0"/>
-          <w:numId w:val="2"/>
-        </w:numPr>
-        <w:spacing w:lineRule="auto"/>
-      </w:pPr>
-      <w:r>
-        <w:rPr/>
-        <w:t xml:space="preserve">Ejemplo: Renca–La Serena 463 km, 12 t → ~$452k–$691k (viaje real ~$570k)</w:t>
-      </w:r>
-    </w:p>
-    <w:p>
-      <w:pPr>
-        <w:numPr>
-          <w:ilvl w:val="0"/>
-          <w:numId w:val="2"/>
-        </w:numPr>
-        <w:spacing w:lineRule="auto"/>
-      </w:pPr>
-      <w:r>
-        <w:rPr/>
-        <w:t xml:space="preserve">Config: variables </w:t>
-      </w:r>
-      <w:r>
-        <w:rPr/>
-        <w:t xml:space="preserve">BUDGET_*</w:t>
-      </w:r>
-      <w:r>
-        <w:rPr/>
-        <w:t xml:space="preserve"> en Railway — ver </w:t>
-      </w:r>
-      <w:hyperlink r:id="rId11">
-        <w:r>
-          <w:rPr>
-            <w:rStyle w:val="Hyperlink"/>
-          </w:rPr>
-          <w:t xml:space="preserve">DEPLOY.md</w:t>
-        </w:r>
-      </w:hyperlink>
-    </w:p>
-    <w:p>
-      <w:pPr>
-        <w:numPr>
-          <w:ilvl w:val="0"/>
-          <w:numId w:val="2"/>
-        </w:numPr>
-        <w:spacing w:lineRule="auto"/>
-      </w:pPr>
-      <w:r>
-        <w:rPr/>
-        <w:t xml:space="preserve">Canvas comparación: </w:t>
-      </w:r>
-      <w:r>
-        <w:rPr/>
-        <w:t xml:space="preserve">canvases/comparacion-costos-transporte.canvas.tsx</w:t>
+        <w:t xml:space="preserve">Limitación: simulación — sin movimiento real de dinero</w:t>
       </w:r>
     </w:p>
     <w:p>
@@ -1335,761 +1563,7 @@
       </w:pPr>
       <w:r>
         <w:rPr/>
-        <w:t xml:space="preserve">4. Modelo pagos (reglas de negocio)</w:t>
-      </w:r>
-    </w:p>
-    <w:tbl>
-      <w:tblPr>
-        <w:tblBorders>
-          <w:top w:val="single" w:sz="2" w:space="0" w:color="000000"/>
-          <w:bottom w:val="single" w:sz="2" w:space="0" w:color="000000"/>
-          <w:left w:val="single" w:sz="2" w:space="0" w:color="000000"/>
-          <w:right w:val="single" w:sz="2" w:space="0" w:color="000000"/>
-        </w:tblBorders>
-        <w:tblCellSpacing w:w="0" w:type="dxa"/>
-        <w:tblCellMar>
-          <w:top w:type="dxa" w:w="80"/>
-          <w:bottom w:type="dxa" w:w="80"/>
-          <w:left w:type="dxa" w:w="160"/>
-          <w:right w:type="dxa" w:w="160"/>
-        </w:tblCellMar>
-        <w:jc w:val="center"/>
-      </w:tblPr>
-      <w:tblGrid>
-        <w:gridCol w:w="2880"/>
-        <w:gridCol w:w="2880"/>
-        <w:gridCol w:w="2880"/>
-      </w:tblGrid>
-      <w:tr>
-        <w:trPr/>
-        <w:tc>
-          <w:tcPr>
-            <w:tcBorders>
-              <w:top w:val="single" w:sz="1" w:space="0" w:color="000000"/>
-              <w:bottom w:val="single" w:sz="1" w:space="0" w:color="000000"/>
-              <w:left w:val="single" w:sz="1" w:space="0" w:color="000000"/>
-              <w:right w:val="single" w:sz="1" w:space="0" w:color="000000"/>
-            </w:tcBorders>
-          </w:tcPr>
-          <w:p>
-            <w:pPr>
-              <w:spacing w:lineRule="auto"/>
-            </w:pPr>
-            <w:r>
-              <w:rPr/>
-              <w:t xml:space="preserve">Regla</w:t>
-            </w:r>
-          </w:p>
-        </w:tc>
-        <w:tc>
-          <w:tcPr>
-            <w:tcBorders>
-              <w:top w:val="single" w:sz="1" w:space="0" w:color="000000"/>
-              <w:bottom w:val="single" w:sz="1" w:space="0" w:color="000000"/>
-              <w:left w:val="single" w:sz="1" w:space="0" w:color="000000"/>
-              <w:right w:val="single" w:sz="1" w:space="0" w:color="000000"/>
-            </w:tcBorders>
-          </w:tcPr>
-          <w:p>
-            <w:pPr>
-              <w:spacing w:lineRule="auto"/>
-            </w:pPr>
-            <w:r>
-              <w:rPr/>
-              <w:t xml:space="preserve">Valor</w:t>
-            </w:r>
-          </w:p>
-        </w:tc>
-        <w:tc>
-          <w:tcPr>
-            <w:tcBorders>
-              <w:top w:val="single" w:sz="1" w:space="0" w:color="000000"/>
-              <w:bottom w:val="single" w:sz="1" w:space="0" w:color="000000"/>
-              <w:left w:val="single" w:sz="1" w:space="0" w:color="000000"/>
-              <w:right w:val="single" w:sz="1" w:space="0" w:color="000000"/>
-            </w:tcBorders>
-          </w:tcPr>
-          <w:p>
-            <w:pPr>
-              <w:spacing w:lineRule="auto"/>
-            </w:pPr>
-            <w:r>
-              <w:rPr/>
-              <w:t xml:space="preserve">Estado</w:t>
-            </w:r>
-          </w:p>
-        </w:tc>
-      </w:tr>
-      <w:tr>
-        <w:trPr/>
-        <w:tc>
-          <w:tcPr>
-            <w:tcBorders>
-              <w:top w:val="single" w:sz="1" w:space="0" w:color="000000"/>
-              <w:bottom w:val="single" w:sz="1" w:space="0" w:color="000000"/>
-              <w:left w:val="single" w:sz="1" w:space="0" w:color="000000"/>
-              <w:right w:val="single" w:sz="1" w:space="0" w:color="000000"/>
-            </w:tcBorders>
-          </w:tcPr>
-          <w:p>
-            <w:pPr>
-              <w:spacing w:lineRule="auto"/>
-            </w:pPr>
-            <w:r>
-              <w:rPr/>
-              <w:t xml:space="preserve">Fee embarcador (solo él ve)</w:t>
-            </w:r>
-          </w:p>
-        </w:tc>
-        <w:tc>
-          <w:tcPr>
-            <w:tcBorders>
-              <w:top w:val="single" w:sz="1" w:space="0" w:color="000000"/>
-              <w:bottom w:val="single" w:sz="1" w:space="0" w:color="000000"/>
-              <w:left w:val="single" w:sz="1" w:space="0" w:color="000000"/>
-              <w:right w:val="single" w:sz="1" w:space="0" w:color="000000"/>
-            </w:tcBorders>
-          </w:tcPr>
-          <w:p>
-            <w:pPr>
-              <w:spacing w:lineRule="auto"/>
-            </w:pPr>
-            <w:r>
-              <w:rPr>
-                <w:b/>
-              </w:rPr>
-              <w:t xml:space="preserve">10%</w:t>
-            </w:r>
-          </w:p>
-          <w:p>
-            <w:pPr>
-              <w:spacing w:lineRule="auto"/>
-            </w:pPr>
-            <w:r>
-              <w:rPr/>
-              <w:t xml:space="preserve"> sobre flete acordado</w:t>
-            </w:r>
-          </w:p>
-        </w:tc>
-        <w:tc>
-          <w:tcPr>
-            <w:tcBorders>
-              <w:top w:val="single" w:sz="1" w:space="0" w:color="000000"/>
-              <w:bottom w:val="single" w:sz="1" w:space="0" w:color="000000"/>
-              <w:left w:val="single" w:sz="1" w:space="0" w:color="000000"/>
-              <w:right w:val="single" w:sz="1" w:space="0" w:color="000000"/>
-            </w:tcBorders>
-          </w:tcPr>
-          <w:p>
-            <w:pPr>
-              <w:spacing w:lineRule="auto"/>
-            </w:pPr>
-            <w:r>
-              <w:rPr/>
-              <w:t xml:space="preserve">Piloto activo</w:t>
-            </w:r>
-          </w:p>
-        </w:tc>
-      </w:tr>
-      <w:tr>
-        <w:trPr/>
-        <w:tc>
-          <w:tcPr>
-            <w:tcBorders>
-              <w:top w:val="single" w:sz="1" w:space="0" w:color="000000"/>
-              <w:bottom w:val="single" w:sz="1" w:space="0" w:color="000000"/>
-              <w:left w:val="single" w:sz="1" w:space="0" w:color="000000"/>
-              <w:right w:val="single" w:sz="1" w:space="0" w:color="000000"/>
-            </w:tcBorders>
-          </w:tcPr>
-          <w:p>
-            <w:pPr>
-              <w:spacing w:lineRule="auto"/>
-            </w:pPr>
-            <w:r>
-              <w:rPr/>
-              <w:t xml:space="preserve">Comisión transportista (solo él ve)</w:t>
-            </w:r>
-          </w:p>
-        </w:tc>
-        <w:tc>
-          <w:tcPr>
-            <w:tcBorders>
-              <w:top w:val="single" w:sz="1" w:space="0" w:color="000000"/>
-              <w:bottom w:val="single" w:sz="1" w:space="0" w:color="000000"/>
-              <w:left w:val="single" w:sz="1" w:space="0" w:color="000000"/>
-              <w:right w:val="single" w:sz="1" w:space="0" w:color="000000"/>
-            </w:tcBorders>
-          </w:tcPr>
-          <w:p>
-            <w:pPr>
-              <w:spacing w:lineRule="auto"/>
-            </w:pPr>
-            <w:r>
-              <w:rPr>
-                <w:b/>
-              </w:rPr>
-              <w:t xml:space="preserve">5%</w:t>
-            </w:r>
-          </w:p>
-          <w:p>
-            <w:pPr>
-              <w:spacing w:lineRule="auto"/>
-            </w:pPr>
-            <w:r>
-              <w:rPr/>
-              <w:t xml:space="preserve"> sobre flete acordado</w:t>
-            </w:r>
-          </w:p>
-        </w:tc>
-        <w:tc>
-          <w:tcPr>
-            <w:tcBorders>
-              <w:top w:val="single" w:sz="1" w:space="0" w:color="000000"/>
-              <w:bottom w:val="single" w:sz="1" w:space="0" w:color="000000"/>
-              <w:left w:val="single" w:sz="1" w:space="0" w:color="000000"/>
-              <w:right w:val="single" w:sz="1" w:space="0" w:color="000000"/>
-            </w:tcBorders>
-          </w:tcPr>
-          <w:p>
-            <w:pPr>
-              <w:spacing w:lineRule="auto"/>
-            </w:pPr>
-            <w:r>
-              <w:rPr/>
-              <w:t xml:space="preserve">Piloto activo</w:t>
-            </w:r>
-          </w:p>
-        </w:tc>
-      </w:tr>
-      <w:tr>
-        <w:trPr/>
-        <w:tc>
-          <w:tcPr>
-            <w:tcBorders>
-              <w:top w:val="single" w:sz="1" w:space="0" w:color="000000"/>
-              <w:bottom w:val="single" w:sz="1" w:space="0" w:color="000000"/>
-              <w:left w:val="single" w:sz="1" w:space="0" w:color="000000"/>
-              <w:right w:val="single" w:sz="1" w:space="0" w:color="000000"/>
-            </w:tcBorders>
-          </w:tcPr>
-          <w:p>
-            <w:pPr>
-              <w:spacing w:lineRule="auto"/>
-            </w:pPr>
-            <w:r>
-              <w:rPr/>
-              <w:t xml:space="preserve">Take rate plataforma</w:t>
-            </w:r>
-          </w:p>
-        </w:tc>
-        <w:tc>
-          <w:tcPr>
-            <w:tcBorders>
-              <w:top w:val="single" w:sz="1" w:space="0" w:color="000000"/>
-              <w:bottom w:val="single" w:sz="1" w:space="0" w:color="000000"/>
-              <w:left w:val="single" w:sz="1" w:space="0" w:color="000000"/>
-              <w:right w:val="single" w:sz="1" w:space="0" w:color="000000"/>
-            </w:tcBorders>
-          </w:tcPr>
-          <w:p>
-            <w:pPr>
-              <w:spacing w:lineRule="auto"/>
-            </w:pPr>
-            <w:r>
-              <w:rPr>
-                <w:b/>
-              </w:rPr>
-              <w:t xml:space="preserve">15%</w:t>
-            </w:r>
-          </w:p>
-          <w:p>
-            <w:pPr>
-              <w:spacing w:lineRule="auto"/>
-            </w:pPr>
-            <w:r>
-              <w:rPr/>
-              <w:t xml:space="preserve"> efectivo</w:t>
-            </w:r>
-          </w:p>
-        </w:tc>
-        <w:tc>
-          <w:tcPr>
-            <w:tcBorders>
-              <w:top w:val="single" w:sz="1" w:space="0" w:color="000000"/>
-              <w:bottom w:val="single" w:sz="1" w:space="0" w:color="000000"/>
-              <w:left w:val="single" w:sz="1" w:space="0" w:color="000000"/>
-              <w:right w:val="single" w:sz="1" w:space="0" w:color="000000"/>
-            </w:tcBorders>
-          </w:tcPr>
-          <w:p>
-            <w:pPr>
-              <w:spacing w:lineRule="auto"/>
-            </w:pPr>
-            <w:r>
-              <w:rPr/>
-              <w:t xml:space="preserve">Admin / GMV</w:t>
-            </w:r>
-          </w:p>
-        </w:tc>
-      </w:tr>
-      <w:tr>
-        <w:trPr/>
-        <w:tc>
-          <w:tcPr>
-            <w:tcBorders>
-              <w:top w:val="single" w:sz="1" w:space="0" w:color="000000"/>
-              <w:bottom w:val="single" w:sz="1" w:space="0" w:color="000000"/>
-              <w:left w:val="single" w:sz="1" w:space="0" w:color="000000"/>
-              <w:right w:val="single" w:sz="1" w:space="0" w:color="000000"/>
-            </w:tcBorders>
-          </w:tcPr>
-          <w:p>
-            <w:pPr>
-              <w:spacing w:lineRule="auto"/>
-            </w:pPr>
-            <w:r>
-              <w:rPr/>
-              <w:t xml:space="preserve">Pago piloto</w:t>
-            </w:r>
-          </w:p>
-        </w:tc>
-        <w:tc>
-          <w:tcPr>
-            <w:tcBorders>
-              <w:top w:val="single" w:sz="1" w:space="0" w:color="000000"/>
-              <w:bottom w:val="single" w:sz="1" w:space="0" w:color="000000"/>
-              <w:left w:val="single" w:sz="1" w:space="0" w:color="000000"/>
-              <w:right w:val="single" w:sz="1" w:space="0" w:color="000000"/>
-            </w:tcBorders>
-          </w:tcPr>
-          <w:p>
-            <w:pPr>
-              <w:spacing w:lineRule="auto"/>
-            </w:pPr>
-            <w:r>
-              <w:rPr/>
-              <w:t xml:space="preserve">Post-</w:t>
-            </w:r>
-          </w:p>
-          <w:p>
-            <w:pPr>
-              <w:spacing w:lineRule="auto"/>
-            </w:pPr>
-            <w:r>
-              <w:rPr>
-                <w:highlight w:val="lightGray"/>
-              </w:rPr>
-              <w:t xml:space="preserve">completed</w:t>
-            </w:r>
-          </w:p>
-          <w:p>
-            <w:pPr>
-              <w:spacing w:lineRule="auto"/>
-            </w:pPr>
-            <w:r>
-              <w:rPr/>
-              <w:t xml:space="preserve"> simulado</w:t>
-            </w:r>
-          </w:p>
-        </w:tc>
-        <w:tc>
-          <w:tcPr>
-            <w:tcBorders>
-              <w:top w:val="single" w:sz="1" w:space="0" w:color="000000"/>
-              <w:bottom w:val="single" w:sz="1" w:space="0" w:color="000000"/>
-              <w:left w:val="single" w:sz="1" w:space="0" w:color="000000"/>
-              <w:right w:val="single" w:sz="1" w:space="0" w:color="000000"/>
-            </w:tcBorders>
-          </w:tcPr>
-          <w:p>
-            <w:pPr>
-              <w:spacing w:lineRule="auto"/>
-            </w:pPr>
-            <w:r>
-              <w:rPr/>
-              <w:t xml:space="preserve">v0.0.102+</w:t>
-            </w:r>
-          </w:p>
-        </w:tc>
-      </w:tr>
-      <w:tr>
-        <w:trPr/>
-        <w:tc>
-          <w:tcPr>
-            <w:tcBorders>
-              <w:top w:val="single" w:sz="1" w:space="0" w:color="000000"/>
-              <w:bottom w:val="single" w:sz="1" w:space="0" w:color="000000"/>
-              <w:left w:val="single" w:sz="1" w:space="0" w:color="000000"/>
-              <w:right w:val="single" w:sz="1" w:space="0" w:color="000000"/>
-            </w:tcBorders>
-          </w:tcPr>
-          <w:p>
-            <w:pPr>
-              <w:spacing w:lineRule="auto"/>
-            </w:pPr>
-            <w:r>
-              <w:rPr/>
-              <w:t xml:space="preserve">Publicar carga</w:t>
-            </w:r>
-          </w:p>
-        </w:tc>
-        <w:tc>
-          <w:tcPr>
-            <w:tcBorders>
-              <w:top w:val="single" w:sz="1" w:space="0" w:color="000000"/>
-              <w:bottom w:val="single" w:sz="1" w:space="0" w:color="000000"/>
-              <w:left w:val="single" w:sz="1" w:space="0" w:color="000000"/>
-              <w:right w:val="single" w:sz="1" w:space="0" w:color="000000"/>
-            </w:tcBorders>
-          </w:tcPr>
-          <w:p>
-            <w:pPr>
-              <w:spacing w:lineRule="auto"/>
-            </w:pPr>
-            <w:r>
-              <w:rPr/>
-              <w:t xml:space="preserve">Saldo ≥ </w:t>
-            </w:r>
-          </w:p>
-          <w:p>
-            <w:pPr>
-              <w:spacing w:lineRule="auto"/>
-            </w:pPr>
-            <w:r>
-              <w:rPr>
-                <w:b/>
-              </w:rPr>
-              <w:t xml:space="preserve">20%</w:t>
-            </w:r>
-          </w:p>
-          <w:p>
-            <w:pPr>
-              <w:spacing w:lineRule="auto"/>
-            </w:pPr>
-            <w:r>
-              <w:rPr/>
-              <w:t xml:space="preserve"> del presupuesto máximo</w:t>
-            </w:r>
-          </w:p>
-        </w:tc>
-        <w:tc>
-          <w:tcPr>
-            <w:tcBorders>
-              <w:top w:val="single" w:sz="1" w:space="0" w:color="000000"/>
-              <w:bottom w:val="single" w:sz="1" w:space="0" w:color="000000"/>
-              <w:left w:val="single" w:sz="1" w:space="0" w:color="000000"/>
-              <w:right w:val="single" w:sz="1" w:space="0" w:color="000000"/>
-            </w:tcBorders>
-          </w:tcPr>
-          <w:p>
-            <w:pPr>
-              <w:spacing w:lineRule="auto"/>
-            </w:pPr>
-            <w:r>
-              <w:rPr/>
-              <w:t xml:space="preserve">Prod pendiente</w:t>
-            </w:r>
-          </w:p>
-        </w:tc>
-      </w:tr>
-      <w:tr>
-        <w:trPr/>
-        <w:tc>
-          <w:tcPr>
-            <w:tcBorders>
-              <w:top w:val="single" w:sz="1" w:space="0" w:color="000000"/>
-              <w:bottom w:val="single" w:sz="1" w:space="0" w:color="000000"/>
-              <w:left w:val="single" w:sz="1" w:space="0" w:color="000000"/>
-              <w:right w:val="single" w:sz="1" w:space="0" w:color="000000"/>
-            </w:tcBorders>
-          </w:tcPr>
-          <w:p>
-            <w:pPr>
-              <w:spacing w:lineRule="auto"/>
-            </w:pPr>
-            <w:r>
-              <w:rPr/>
-              <w:t xml:space="preserve">Retención escrow</w:t>
-            </w:r>
-          </w:p>
-        </w:tc>
-        <w:tc>
-          <w:tcPr>
-            <w:tcBorders>
-              <w:top w:val="single" w:sz="1" w:space="0" w:color="000000"/>
-              <w:bottom w:val="single" w:sz="1" w:space="0" w:color="000000"/>
-              <w:left w:val="single" w:sz="1" w:space="0" w:color="000000"/>
-              <w:right w:val="single" w:sz="1" w:space="0" w:color="000000"/>
-            </w:tcBorders>
-          </w:tcPr>
-          <w:p>
-            <w:pPr>
-              <w:spacing w:lineRule="auto"/>
-            </w:pPr>
-            <w:r>
-              <w:rPr/>
-              <w:t xml:space="preserve">Al </w:t>
-            </w:r>
-          </w:p>
-          <w:p>
-            <w:pPr>
-              <w:spacing w:lineRule="auto"/>
-            </w:pPr>
-            <w:r>
-              <w:rPr>
-                <w:b/>
-              </w:rPr>
-              <w:t xml:space="preserve">Marcar en ruta</w:t>
-            </w:r>
-          </w:p>
-          <w:p>
-            <w:pPr>
-              <w:spacing w:lineRule="auto"/>
-            </w:pPr>
-            <w:r>
-              <w:rPr/>
-              <w:t xml:space="preserve"> (flete + 10%)</w:t>
-            </w:r>
-          </w:p>
-        </w:tc>
-        <w:tc>
-          <w:tcPr>
-            <w:tcBorders>
-              <w:top w:val="single" w:sz="1" w:space="0" w:color="000000"/>
-              <w:bottom w:val="single" w:sz="1" w:space="0" w:color="000000"/>
-              <w:left w:val="single" w:sz="1" w:space="0" w:color="000000"/>
-              <w:right w:val="single" w:sz="1" w:space="0" w:color="000000"/>
-            </w:tcBorders>
-          </w:tcPr>
-          <w:p>
-            <w:pPr>
-              <w:spacing w:lineRule="auto"/>
-            </w:pPr>
-            <w:r>
-              <w:rPr/>
-              <w:t xml:space="preserve">Prod pendiente</w:t>
-            </w:r>
-          </w:p>
-        </w:tc>
-      </w:tr>
-      <w:tr>
-        <w:trPr/>
-        <w:tc>
-          <w:tcPr>
-            <w:tcBorders>
-              <w:top w:val="single" w:sz="1" w:space="0" w:color="000000"/>
-              <w:bottom w:val="single" w:sz="1" w:space="0" w:color="000000"/>
-              <w:left w:val="single" w:sz="1" w:space="0" w:color="000000"/>
-              <w:right w:val="single" w:sz="1" w:space="0" w:color="000000"/>
-            </w:tcBorders>
-          </w:tcPr>
-          <w:p>
-            <w:pPr>
-              <w:spacing w:lineRule="auto"/>
-            </w:pPr>
-            <w:r>
-              <w:rPr/>
-              <w:t xml:space="preserve">Sin efectivo</w:t>
-            </w:r>
-          </w:p>
-        </w:tc>
-        <w:tc>
-          <w:tcPr>
-            <w:tcBorders>
-              <w:top w:val="single" w:sz="1" w:space="0" w:color="000000"/>
-              <w:bottom w:val="single" w:sz="1" w:space="0" w:color="000000"/>
-              <w:left w:val="single" w:sz="1" w:space="0" w:color="000000"/>
-              <w:right w:val="single" w:sz="1" w:space="0" w:color="000000"/>
-            </w:tcBorders>
-          </w:tcPr>
-          <w:p>
-            <w:pPr>
-              <w:spacing w:lineRule="auto"/>
-            </w:pPr>
-            <w:r>
-              <w:rPr/>
-              <w:t xml:space="preserve">Cubik Saldo; devoluciones a wallet</w:t>
-            </w:r>
-          </w:p>
-        </w:tc>
-        <w:tc>
-          <w:tcPr>
-            <w:tcBorders>
-              <w:top w:val="single" w:sz="1" w:space="0" w:color="000000"/>
-              <w:bottom w:val="single" w:sz="1" w:space="0" w:color="000000"/>
-              <w:left w:val="single" w:sz="1" w:space="0" w:color="000000"/>
-              <w:right w:val="single" w:sz="1" w:space="0" w:color="000000"/>
-            </w:tcBorders>
-          </w:tcPr>
-          <w:p>
-            <w:pPr>
-              <w:spacing w:lineRule="auto"/>
-            </w:pPr>
-            <w:r>
-              <w:rPr/>
-              <w:t xml:space="preserve">Diseño cerrado</w:t>
-            </w:r>
-          </w:p>
-        </w:tc>
-      </w:tr>
-      <w:tr>
-        <w:trPr/>
-        <w:tc>
-          <w:tcPr>
-            <w:tcBorders>
-              <w:top w:val="single" w:sz="1" w:space="0" w:color="000000"/>
-              <w:bottom w:val="single" w:sz="1" w:space="0" w:color="000000"/>
-              <w:left w:val="single" w:sz="1" w:space="0" w:color="000000"/>
-              <w:right w:val="single" w:sz="1" w:space="0" w:color="000000"/>
-            </w:tcBorders>
-          </w:tcPr>
-          <w:p>
-            <w:pPr>
-              <w:spacing w:lineRule="auto"/>
-            </w:pPr>
-            <w:r>
-              <w:rPr/>
-              <w:t xml:space="preserve">Tier formalidad</w:t>
-            </w:r>
-          </w:p>
-        </w:tc>
-        <w:tc>
-          <w:tcPr>
-            <w:tcBorders>
-              <w:top w:val="single" w:sz="1" w:space="0" w:color="000000"/>
-              <w:bottom w:val="single" w:sz="1" w:space="0" w:color="000000"/>
-              <w:left w:val="single" w:sz="1" w:space="0" w:color="000000"/>
-              <w:right w:val="single" w:sz="1" w:space="0" w:color="000000"/>
-            </w:tcBorders>
-          </w:tcPr>
-          <w:p>
-            <w:pPr>
-              <w:spacing w:lineRule="auto"/>
-            </w:pPr>
-            <w:r>
-              <w:rPr/>
-              <w:t xml:space="preserve">≥ </w:t>
-            </w:r>
-          </w:p>
-          <w:p>
-            <w:pPr>
-              <w:spacing w:lineRule="auto"/>
-            </w:pPr>
-            <w:r>
-              <w:rPr>
-                <w:b/>
-              </w:rPr>
-              <w:t xml:space="preserve">$1.000.000</w:t>
-            </w:r>
-          </w:p>
-          <w:p>
-            <w:pPr>
-              <w:spacing w:lineRule="auto"/>
-            </w:pPr>
-            <w:r>
-              <w:rPr/>
-              <w:t xml:space="preserve"> → factura + saldo</w:t>
-            </w:r>
-          </w:p>
-        </w:tc>
-        <w:tc>
-          <w:tcPr>
-            <w:tcBorders>
-              <w:top w:val="single" w:sz="1" w:space="0" w:color="000000"/>
-              <w:bottom w:val="single" w:sz="1" w:space="0" w:color="000000"/>
-              <w:left w:val="single" w:sz="1" w:space="0" w:color="000000"/>
-              <w:right w:val="single" w:sz="1" w:space="0" w:color="000000"/>
-            </w:tcBorders>
-          </w:tcPr>
-          <w:p>
-            <w:pPr>
-              <w:spacing w:lineRule="auto"/>
-            </w:pPr>
-            <w:r>
-              <w:rPr/>
-              <w:t xml:space="preserve">Diseño cerrado</w:t>
-            </w:r>
-          </w:p>
-        </w:tc>
-      </w:tr>
-      <w:tr>
-        <w:trPr/>
-        <w:tc>
-          <w:tcPr>
-            <w:tcBorders>
-              <w:top w:val="single" w:sz="1" w:space="0" w:color="000000"/>
-              <w:bottom w:val="single" w:sz="1" w:space="0" w:color="000000"/>
-              <w:left w:val="single" w:sz="1" w:space="0" w:color="000000"/>
-              <w:right w:val="single" w:sz="1" w:space="0" w:color="000000"/>
-            </w:tcBorders>
-          </w:tcPr>
-          <w:p>
-            <w:pPr>
-              <w:spacing w:lineRule="auto"/>
-            </w:pPr>
-            <w:r>
-              <w:rPr/>
-              <w:t xml:space="preserve">Cubik Plus Empresa</w:t>
-            </w:r>
-          </w:p>
-        </w:tc>
-        <w:tc>
-          <w:tcPr>
-            <w:tcBorders>
-              <w:top w:val="single" w:sz="1" w:space="0" w:color="000000"/>
-              <w:bottom w:val="single" w:sz="1" w:space="0" w:color="000000"/>
-              <w:left w:val="single" w:sz="1" w:space="0" w:color="000000"/>
-              <w:right w:val="single" w:sz="1" w:space="0" w:color="000000"/>
-            </w:tcBorders>
-          </w:tcPr>
-          <w:p>
-            <w:pPr>
-              <w:spacing w:lineRule="auto"/>
-            </w:pPr>
-            <w:r>
-              <w:rPr/>
-              <w:t xml:space="preserve">Mensualidad vs descuento % (tipo Uber One)</w:t>
-            </w:r>
-          </w:p>
-        </w:tc>
-        <w:tc>
-          <w:tcPr>
-            <w:tcBorders>
-              <w:top w:val="single" w:sz="1" w:space="0" w:color="000000"/>
-              <w:bottom w:val="single" w:sz="1" w:space="0" w:color="000000"/>
-              <w:left w:val="single" w:sz="1" w:space="0" w:color="000000"/>
-              <w:right w:val="single" w:sz="1" w:space="0" w:color="000000"/>
-            </w:tcBorders>
-          </w:tcPr>
-          <w:p>
-            <w:pPr>
-              <w:spacing w:lineRule="auto"/>
-            </w:pPr>
-            <w:r>
-              <w:rPr/>
-              <w:t xml:space="preserve">Futuro post-M2</w:t>
-            </w:r>
-          </w:p>
-        </w:tc>
-      </w:tr>
-    </w:tbl>
-    <w:p>
-      <w:pPr>
-        <w:spacing w:lineRule="auto"/>
-      </w:pPr>
-      <w:r>
-        <w:rPr/>
-      </w:r>
-    </w:p>
-    <w:p>
-      <w:pPr>
-        <w:pStyle w:val="Heading2"/>
-        <w:spacing w:lineRule="auto"/>
-      </w:pPr>
-      <w:r>
-        <w:rPr/>
-        <w:t xml:space="preserve">5. Funcionalidades MVP</w:t>
+        <w:t xml:space="preserve">6. Funcionalidades MVP</w:t>
       </w:r>
     </w:p>
     <w:tbl>
@@ -2171,7 +1645,7 @@
             </w:pPr>
             <w:r>
               <w:rPr/>
-              <w:t xml:space="preserve">Emparejar, cancelación, chat ruta, GPS, Mis viajes, calificación ★</w:t>
+              <w:t xml:space="preserve">Emparejar, cancelación, chat, GPS, Mis viajes, calificación</w:t>
             </w:r>
           </w:p>
         </w:tc>
@@ -2212,26 +1686,26 @@
             </w:pPr>
             <w:r>
               <w:rPr/>
-              <w:t xml:space="preserve">Billetera multi-cuenta · Cubik app Android</w:t>
-            </w:r>
-          </w:p>
-        </w:tc>
-        <w:tc>
-          <w:tcPr>
-            <w:tcBorders>
-              <w:top w:val="single" w:sz="1" w:space="0" w:color="000000"/>
-              <w:bottom w:val="single" w:sz="1" w:space="0" w:color="000000"/>
-              <w:left w:val="single" w:sz="1" w:space="0" w:color="000000"/>
-              <w:right w:val="single" w:sz="1" w:space="0" w:color="000000"/>
-            </w:tcBorders>
-          </w:tcPr>
-          <w:p>
-            <w:pPr>
-              <w:spacing w:lineRule="auto"/>
-            </w:pPr>
-            <w:r>
-              <w:rPr/>
-              <w:t xml:space="preserve">Hecho</w:t>
+              <w:t xml:space="preserve">Cubik Saldo piloto + tarifas calibradas</w:t>
+            </w:r>
+          </w:p>
+        </w:tc>
+        <w:tc>
+          <w:tcPr>
+            <w:tcBorders>
+              <w:top w:val="single" w:sz="1" w:space="0" w:color="000000"/>
+              <w:bottom w:val="single" w:sz="1" w:space="0" w:color="000000"/>
+              <w:left w:val="single" w:sz="1" w:space="0" w:color="000000"/>
+              <w:right w:val="single" w:sz="1" w:space="0" w:color="000000"/>
+            </w:tcBorders>
+          </w:tcPr>
+          <w:p>
+            <w:pPr>
+              <w:spacing w:lineRule="auto"/>
+            </w:pPr>
+            <w:r>
+              <w:rPr/>
+              <w:t xml:space="preserve">Hecho v0.0.100–0.0.105</w:t>
             </w:r>
           </w:p>
         </w:tc>
@@ -2253,26 +1727,26 @@
             </w:pPr>
             <w:r>
               <w:rPr/>
-              <w:t xml:space="preserve">Cubik Saldo piloto — Pagar + notificación transportista</w:t>
-            </w:r>
-          </w:p>
-        </w:tc>
-        <w:tc>
-          <w:tcPr>
-            <w:tcBorders>
-              <w:top w:val="single" w:sz="1" w:space="0" w:color="000000"/>
-              <w:bottom w:val="single" w:sz="1" w:space="0" w:color="000000"/>
-              <w:left w:val="single" w:sz="1" w:space="0" w:color="000000"/>
-              <w:right w:val="single" w:sz="1" w:space="0" w:color="000000"/>
-            </w:tcBorders>
-          </w:tcPr>
-          <w:p>
-            <w:pPr>
-              <w:spacing w:lineRule="auto"/>
-            </w:pPr>
-            <w:r>
-              <w:rPr/>
-              <w:t xml:space="preserve">Hecho v0.0.100–0.0.105</w:t>
+              <w:t xml:space="preserve">QA automatizado + Laboratorio</w:t>
+            </w:r>
+          </w:p>
+        </w:tc>
+        <w:tc>
+          <w:tcPr>
+            <w:tcBorders>
+              <w:top w:val="single" w:sz="1" w:space="0" w:color="000000"/>
+              <w:bottom w:val="single" w:sz="1" w:space="0" w:color="000000"/>
+              <w:left w:val="single" w:sz="1" w:space="0" w:color="000000"/>
+              <w:right w:val="single" w:sz="1" w:space="0" w:color="000000"/>
+            </w:tcBorders>
+          </w:tcPr>
+          <w:p>
+            <w:pPr>
+              <w:spacing w:lineRule="auto"/>
+            </w:pPr>
+            <w:r>
+              <w:rPr/>
+              <w:t xml:space="preserve">Hecho v0.0.125</w:t>
             </w:r>
           </w:p>
         </w:tc>
@@ -2294,26 +1768,26 @@
             </w:pPr>
             <w:r>
               <w:rPr/>
-              <w:t xml:space="preserve">Sugerencia flete calibrada RM–V</w:t>
-            </w:r>
-          </w:p>
-        </w:tc>
-        <w:tc>
-          <w:tcPr>
-            <w:tcBorders>
-              <w:top w:val="single" w:sz="1" w:space="0" w:color="000000"/>
-              <w:bottom w:val="single" w:sz="1" w:space="0" w:color="000000"/>
-              <w:left w:val="single" w:sz="1" w:space="0" w:color="000000"/>
-              <w:right w:val="single" w:sz="1" w:space="0" w:color="000000"/>
-            </w:tcBorders>
-          </w:tcPr>
-          <w:p>
-            <w:pPr>
-              <w:spacing w:lineRule="auto"/>
-            </w:pPr>
-            <w:r>
-              <w:rPr/>
-              <w:t xml:space="preserve">Hecho v0.0.105</w:t>
+              <w:t xml:space="preserve">Notificaciones activas vs historial</w:t>
+            </w:r>
+          </w:p>
+        </w:tc>
+        <w:tc>
+          <w:tcPr>
+            <w:tcBorders>
+              <w:top w:val="single" w:sz="1" w:space="0" w:color="000000"/>
+              <w:bottom w:val="single" w:sz="1" w:space="0" w:color="000000"/>
+              <w:left w:val="single" w:sz="1" w:space="0" w:color="000000"/>
+              <w:right w:val="single" w:sz="1" w:space="0" w:color="000000"/>
+            </w:tcBorders>
+          </w:tcPr>
+          <w:p>
+            <w:pPr>
+              <w:spacing w:lineRule="auto"/>
+            </w:pPr>
+            <w:r>
+              <w:rPr/>
+              <w:t xml:space="preserve">Hecho v0.0.125</w:t>
             </w:r>
           </w:p>
         </w:tc>
@@ -2335,26 +1809,26 @@
             </w:pPr>
             <w:r>
               <w:rPr/>
-              <w:t xml:space="preserve">Wallet real + retención al En ruta</w:t>
-            </w:r>
-          </w:p>
-        </w:tc>
-        <w:tc>
-          <w:tcPr>
-            <w:tcBorders>
-              <w:top w:val="single" w:sz="1" w:space="0" w:color="000000"/>
-              <w:bottom w:val="single" w:sz="1" w:space="0" w:color="000000"/>
-              <w:left w:val="single" w:sz="1" w:space="0" w:color="000000"/>
-              <w:right w:val="single" w:sz="1" w:space="0" w:color="000000"/>
-            </w:tcBorders>
-          </w:tcPr>
-          <w:p>
-            <w:pPr>
-              <w:spacing w:lineRule="auto"/>
-            </w:pPr>
-            <w:r>
-              <w:rPr/>
-              <w:t xml:space="preserve">Pendiente</w:t>
+              <w:t xml:space="preserve">Cubik app Android (Capacitor + APK)</w:t>
+            </w:r>
+          </w:p>
+        </w:tc>
+        <w:tc>
+          <w:tcPr>
+            <w:tcBorders>
+              <w:top w:val="single" w:sz="1" w:space="0" w:color="000000"/>
+              <w:bottom w:val="single" w:sz="1" w:space="0" w:color="000000"/>
+              <w:left w:val="single" w:sz="1" w:space="0" w:color="000000"/>
+              <w:right w:val="single" w:sz="1" w:space="0" w:color="000000"/>
+            </w:tcBorders>
+          </w:tcPr>
+          <w:p>
+            <w:pPr>
+              <w:spacing w:lineRule="auto"/>
+            </w:pPr>
+            <w:r>
+              <w:rPr/>
+              <w:t xml:space="preserve">Hecho</w:t>
             </w:r>
           </w:p>
         </w:tc>
@@ -2376,26 +1850,26 @@
             </w:pPr>
             <w:r>
               <w:rPr/>
-              <w:t xml:space="preserve">Twilio Proxy (llamadas enmascaradas)</w:t>
-            </w:r>
-          </w:p>
-        </w:tc>
-        <w:tc>
-          <w:tcPr>
-            <w:tcBorders>
-              <w:top w:val="single" w:sz="1" w:space="0" w:color="000000"/>
-              <w:bottom w:val="single" w:sz="1" w:space="0" w:color="000000"/>
-              <w:left w:val="single" w:sz="1" w:space="0" w:color="000000"/>
-              <w:right w:val="single" w:sz="1" w:space="0" w:color="000000"/>
-            </w:tcBorders>
-          </w:tcPr>
-          <w:p>
-            <w:pPr>
-              <w:spacing w:lineRule="auto"/>
-            </w:pPr>
-            <w:r>
-              <w:rPr/>
-              <w:t xml:space="preserve">UI lista; proxy pendiente</w:t>
+              <w:t xml:space="preserve">Wallet real + retención al En ruta</w:t>
+            </w:r>
+          </w:p>
+        </w:tc>
+        <w:tc>
+          <w:tcPr>
+            <w:tcBorders>
+              <w:top w:val="single" w:sz="1" w:space="0" w:color="000000"/>
+              <w:bottom w:val="single" w:sz="1" w:space="0" w:color="000000"/>
+              <w:left w:val="single" w:sz="1" w:space="0" w:color="000000"/>
+              <w:right w:val="single" w:sz="1" w:space="0" w:color="000000"/>
+            </w:tcBorders>
+          </w:tcPr>
+          <w:p>
+            <w:pPr>
+              <w:spacing w:lineRule="auto"/>
+            </w:pPr>
+            <w:r>
+              <w:rPr/>
+              <w:t xml:space="preserve">Pendiente</w:t>
             </w:r>
           </w:p>
         </w:tc>
@@ -2417,26 +1891,26 @@
             </w:pPr>
             <w:r>
               <w:rPr/>
-              <w:t xml:space="preserve">Push FCM recepción en teléfono</w:t>
-            </w:r>
-          </w:p>
-        </w:tc>
-        <w:tc>
-          <w:tcPr>
-            <w:tcBorders>
-              <w:top w:val="single" w:sz="1" w:space="0" w:color="000000"/>
-              <w:bottom w:val="single" w:sz="1" w:space="0" w:color="000000"/>
-              <w:left w:val="single" w:sz="1" w:space="0" w:color="000000"/>
-              <w:right w:val="single" w:sz="1" w:space="0" w:color="000000"/>
-            </w:tcBorders>
-          </w:tcPr>
-          <w:p>
-            <w:pPr>
-              <w:spacing w:lineRule="auto"/>
-            </w:pPr>
-            <w:r>
-              <w:rPr/>
-              <w:t xml:space="preserve">Backend OK; validación pendiente</w:t>
+              <w:t xml:space="preserve">Twilio Proxy · Push FCM en teléfono</w:t>
+            </w:r>
+          </w:p>
+        </w:tc>
+        <w:tc>
+          <w:tcPr>
+            <w:tcBorders>
+              <w:top w:val="single" w:sz="1" w:space="0" w:color="000000"/>
+              <w:bottom w:val="single" w:sz="1" w:space="0" w:color="000000"/>
+              <w:left w:val="single" w:sz="1" w:space="0" w:color="000000"/>
+              <w:right w:val="single" w:sz="1" w:space="0" w:color="000000"/>
+            </w:tcBorders>
+          </w:tcPr>
+          <w:p>
+            <w:pPr>
+              <w:spacing w:lineRule="auto"/>
+            </w:pPr>
+            <w:r>
+              <w:rPr/>
+              <w:t xml:space="preserve">Pendiente validación</w:t>
             </w:r>
           </w:p>
         </w:tc>
@@ -2457,7 +1931,7 @@
       </w:pPr>
       <w:r>
         <w:rPr/>
-        <w:t xml:space="preserve">6. Prioridades inmediatas</w:t>
+        <w:t xml:space="preserve">7. Prioridades inmediatas</w:t>
       </w:r>
     </w:p>
     <w:p>
@@ -2476,7 +1950,7 @@
       </w:r>
       <w:r>
         <w:rPr/>
-        <w:t xml:space="preserve"> Wallet real + escrow en ruta (piloto 10/5 ya validado)</w:t>
+        <w:t xml:space="preserve"> Presentación comercial — demo + plan piloto 25/50</w:t>
       </w:r>
     </w:p>
     <w:p>
@@ -2495,7 +1969,7 @@
       </w:r>
       <w:r>
         <w:rPr/>
-        <w:t xml:space="preserve"> Twilio Proxy (llamadas enmascaradas)</w:t>
+        <w:t xml:space="preserve"> Piloto M2 — 20 viajes corredor RM ↔ Valparaíso</w:t>
       </w:r>
     </w:p>
     <w:p>
@@ -2514,15 +1988,7 @@
       </w:r>
       <w:r>
         <w:rPr/>
-        <w:t xml:space="preserve"> Piloto M2 — 20 viajes </w:t>
-      </w:r>
-      <w:r>
-        <w:rPr/>
-        <w:t xml:space="preserve">completed</w:t>
-      </w:r>
-      <w:r>
-        <w:rPr/>
-        <w:t xml:space="preserve"> corredor RM ↔ Valparaíso/San Antonio</w:t>
+        <w:t xml:space="preserve"> Wallet real + escrow en ruta</w:t>
       </w:r>
     </w:p>
     <w:p>
@@ -2541,26 +2007,7 @@
       </w:r>
       <w:r>
         <w:rPr/>
-        <w:t xml:space="preserve"> Push FCM en dispositivo físico</w:t>
-      </w:r>
-    </w:p>
-    <w:p>
-      <w:pPr>
-        <w:numPr>
-          <w:ilvl w:val="0"/>
-          <w:numId w:val="3"/>
-        </w:numPr>
-        <w:spacing w:lineRule="auto"/>
-      </w:pPr>
-      <w:r>
-        <w:rPr>
-          <w:b/>
-        </w:rPr>
-        <w:t xml:space="preserve">P2:</w:t>
-      </w:r>
-      <w:r>
-        <w:rPr/>
-        <w:t xml:space="preserve"> Cubik Plus Empresa (suscripción)</w:t>
+        <w:t xml:space="preserve"> Twilio Proxy · Push FCM dispositivo físico</w:t>
       </w:r>
     </w:p>
     <w:p>
@@ -2571,36 +2018,48 @@
         <w:rPr/>
         <w:t xml:space="preserve">Detalle: </w:t>
       </w:r>
-      <w:hyperlink r:id="rId12">
+      <w:hyperlink r:id="rId15">
         <w:r>
           <w:rPr>
             <w:rStyle w:val="Hyperlink"/>
           </w:rPr>
-          <w:t xml:space="preserve">Memoria v4.1</w:t>
+          <w:t xml:space="preserve">Memoria v4.2</w:t>
         </w:r>
       </w:hyperlink>
       <w:r>
         <w:rPr/>
         <w:t xml:space="preserve"> · </w:t>
       </w:r>
-      <w:hyperlink r:id="rId13">
+      <w:hyperlink r:id="rId16">
         <w:r>
           <w:rPr>
             <w:rStyle w:val="Hyperlink"/>
           </w:rPr>
-          <w:t xml:space="preserve">Journey v2.9</w:t>
+          <w:t xml:space="preserve">Journey v3.0</w:t>
         </w:r>
       </w:hyperlink>
       <w:r>
         <w:rPr/>
         <w:t xml:space="preserve"> · </w:t>
       </w:r>
-      <w:hyperlink r:id="rId14">
+      <w:hyperlink r:id="rId17">
         <w:r>
           <w:rPr>
             <w:rStyle w:val="Hyperlink"/>
           </w:rPr>
           <w:t xml:space="preserve">Estrategia</w:t>
+        </w:r>
+      </w:hyperlink>
+      <w:r>
+        <w:rPr/>
+        <w:t xml:space="preserve"> · </w:t>
+      </w:r>
+      <w:hyperlink r:id="rId18">
+        <w:r>
+          <w:rPr>
+            <w:rStyle w:val="Hyperlink"/>
+          </w:rPr>
+          <w:t xml:space="preserve">Guión demo</w:t>
         </w:r>
       </w:hyperlink>
     </w:p>
